--- a/specifications/TMFC002-ProductOrderCaptureAndValidation/Diagrams/TMFC002_Product_Order_Capture_Validation.docx
+++ b/specifications/TMFC002-ProductOrderCaptureAndValidation/Diagrams/TMFC002_Product_Order_Capture_Validation.docx
@@ -210,522 +210,6 @@
         <w:t>eTOM Processes, SID Data Entities and Functional Framework Functions</w:t>
       </w:r>
     </w:p>
-    <w:p>
-      <w:pPr>
-        <w:pStyle w:val="Heading2"/>
-      </w:pPr>
-      <w:r>
-        <w:t>eTOM business activities</w:t>
-      </w:r>
-    </w:p>
-    <w:p>
-      <w:r>
-        <w:t>eTOM business activities this ODA Component is responsible for:</w:t>
-      </w:r>
-    </w:p>
-    <w:tbl>
-      <w:tblPr>
-        <w:tblStyle w:val="ScrollTableNormal"/>
-        <w:tblW w:type="auto" w:w="0"/>
-        <w:tblLayout w:type="autofit"/>
-        <w:tblLook w:val="04A0" w:firstRow="1" w:lastRow="0" w:firstColumn="0" w:lastColumn="0" w:noHBand="0" w:noVBand="1"/>
-        <w:tblBorders>
-          <w:top w:val="single" w:sz="4" w:space="0" w:color="999999"/>
-          <w:left w:val="single" w:sz="4" w:space="0" w:color="999999"/>
-          <w:bottom w:val="single" w:sz="4" w:space="0" w:color="999999"/>
-          <w:right w:val="single" w:sz="4" w:space="0" w:color="999999"/>
-          <w:insideH w:val="single" w:sz="4" w:space="0" w:color="999999"/>
-          <w:insideV w:val="single" w:sz="4" w:space="0" w:color="999999"/>
-        </w:tblBorders>
-      </w:tblPr>
-      <w:tblGrid>
-        <w:gridCol w:w="2124"/>
-        <w:gridCol w:w="2124"/>
-        <w:gridCol w:w="2124"/>
-        <w:gridCol w:w="2124"/>
-      </w:tblGrid>
-      <w:tr>
-        <w:trPr>
-          <w:tblHeader/>
-        </w:trPr>
-        <w:tc>
-          <w:tcPr>
-            <w:tcW w:type="dxa" w:w="1498"/>
-          </w:tcPr>
-          <w:p>
-            <w:r/>
-            <w:r>
-              <w:rPr>
-                <w:b/>
-              </w:rPr>
-              <w:t>Identifier</w:t>
-            </w:r>
-          </w:p>
-        </w:tc>
-        <w:tc>
-          <w:tcPr>
-            <w:tcW w:type="dxa" w:w="1123"/>
-          </w:tcPr>
-          <w:p>
-            <w:r/>
-            <w:r>
-              <w:rPr>
-                <w:b/>
-              </w:rPr>
-              <w:t>Level</w:t>
-            </w:r>
-          </w:p>
-        </w:tc>
-        <w:tc>
-          <w:tcPr>
-            <w:tcW w:type="dxa" w:w="3089"/>
-          </w:tcPr>
-          <w:p>
-            <w:r/>
-            <w:r>
-              <w:rPr>
-                <w:b/>
-              </w:rPr>
-              <w:t>Business Activity Name</w:t>
-            </w:r>
-          </w:p>
-        </w:tc>
-        <w:tc>
-          <w:tcPr>
-            <w:tcW w:type="dxa" w:w="3650"/>
-          </w:tcPr>
-          <w:p>
-            <w:r/>
-            <w:r>
-              <w:rPr>
-                <w:b/>
-              </w:rPr>
-              <w:t>Description</w:t>
-            </w:r>
-          </w:p>
-        </w:tc>
-      </w:tr>
-      <w:tr>
-        <w:tc>
-          <w:tcPr>
-            <w:tcW w:type="dxa" w:w="1498"/>
-          </w:tcPr>
-          <w:p>
-            <w:r/>
-            <w:r>
-              <w:t>1.1.9</w:t>
-            </w:r>
-          </w:p>
-        </w:tc>
-        <w:tc>
-          <w:tcPr>
-            <w:tcW w:type="dxa" w:w="1123"/>
-          </w:tcPr>
-          <w:p>
-            <w:r/>
-            <w:r>
-              <w:t>L2</w:t>
-            </w:r>
-          </w:p>
-        </w:tc>
-        <w:tc>
-          <w:tcPr>
-            <w:tcW w:type="dxa" w:w="3089"/>
-          </w:tcPr>
-          <w:p>
-            <w:r/>
-            <w:r>
-              <w:t>Selling</w:t>
-            </w:r>
-          </w:p>
-        </w:tc>
-        <w:tc>
-          <w:tcPr>
-            <w:tcW w:type="dxa" w:w="3650"/>
-          </w:tcPr>
-          <w:p>
-            <w:r/>
-            <w:r>
-              <w:t>Responsible for managing prospective customers, for qualifying and educating customers, and matching customer expectations / Managing prospective parties with whom an enterprise may do business, such as potential existing or new customers and partners, for qualifying and educating them, and ensuring their expectations are met.</w:t>
-            </w:r>
-          </w:p>
-        </w:tc>
-      </w:tr>
-      <w:tr>
-        <w:tc>
-          <w:tcPr>
-            <w:tcW w:type="dxa" w:w="1498"/>
-          </w:tcPr>
-          <w:p>
-            <w:r/>
-            <w:r>
-              <w:t>1.1.9.2</w:t>
-            </w:r>
-          </w:p>
-        </w:tc>
-        <w:tc>
-          <w:tcPr>
-            <w:tcW w:type="dxa" w:w="1123"/>
-          </w:tcPr>
-          <w:p>
-            <w:r/>
-            <w:r>
-              <w:t>L3</w:t>
-            </w:r>
-          </w:p>
-        </w:tc>
-        <w:tc>
-          <w:tcPr>
-            <w:tcW w:type="dxa" w:w="3089"/>
-          </w:tcPr>
-          <w:p>
-            <w:r/>
-            <w:r>
-              <w:t>Develop Sales Proposal</w:t>
-            </w:r>
-          </w:p>
-        </w:tc>
-        <w:tc>
-          <w:tcPr>
-            <w:tcW w:type="dxa" w:w="3650"/>
-          </w:tcPr>
-          <w:p>
-            <w:r/>
-            <w:r>
-              <w:t>Develop a sales proposal to respond to the customer’s requirements / Develop a sales proposal to respond to a sales prospect's requirements.</w:t>
-            </w:r>
-          </w:p>
-        </w:tc>
-      </w:tr>
-      <w:tr>
-        <w:tc>
-          <w:tcPr>
-            <w:tcW w:type="dxa" w:w="1498"/>
-          </w:tcPr>
-          <w:p>
-            <w:r/>
-            <w:r>
-              <w:t>1.1.9.5</w:t>
-            </w:r>
-          </w:p>
-        </w:tc>
-        <w:tc>
-          <w:tcPr>
-            <w:tcW w:type="dxa" w:w="1123"/>
-          </w:tcPr>
-          <w:p>
-            <w:r/>
-            <w:r>
-              <w:t>L3</w:t>
-            </w:r>
-          </w:p>
-        </w:tc>
-        <w:tc>
-          <w:tcPr>
-            <w:tcW w:type="dxa" w:w="3089"/>
-          </w:tcPr>
-          <w:p>
-            <w:r/>
-            <w:r>
-              <w:t>Negotiate Sales/Contract</w:t>
-            </w:r>
-          </w:p>
-        </w:tc>
-        <w:tc>
-          <w:tcPr>
-            <w:tcW w:type="dxa" w:w="3650"/>
-          </w:tcPr>
-          <w:p>
-            <w:r/>
-            <w:r>
-              <w:t>Close the sale with terms that are understood by the customer and are mutually agreeable to both the customer and the service provider. / Close the sale with terms that are understood by the sales prospect, which now becomes a customer or some other party</w:t>
-            </w:r>
-          </w:p>
-        </w:tc>
-      </w:tr>
-      <w:tr>
-        <w:tc>
-          <w:tcPr>
-            <w:tcW w:type="dxa" w:w="1498"/>
-          </w:tcPr>
-          <w:p>
-            <w:r/>
-            <w:r>
-              <w:t>1.3.3</w:t>
-            </w:r>
-          </w:p>
-        </w:tc>
-        <w:tc>
-          <w:tcPr>
-            <w:tcW w:type="dxa" w:w="1123"/>
-          </w:tcPr>
-          <w:p>
-            <w:r/>
-            <w:r>
-              <w:t>L2</w:t>
-            </w:r>
-          </w:p>
-        </w:tc>
-        <w:tc>
-          <w:tcPr>
-            <w:tcW w:type="dxa" w:w="3089"/>
-          </w:tcPr>
-          <w:p>
-            <w:r/>
-            <w:r>
-              <w:t>Customer Order Handling</w:t>
-            </w:r>
-          </w:p>
-        </w:tc>
-        <w:tc>
-          <w:tcPr>
-            <w:tcW w:type="dxa" w:w="3650"/>
-          </w:tcPr>
-          <w:p>
-            <w:r/>
-            <w:r>
-              <w:t>Responsible for accepting and issuing orders. / Customer Order Processing Management business process directs and controls all activities that operationally realize orders for customer. / Customer Order Processing Management assures the capture, processing, fulfillment, "shipping", delivery and reporting of customer orders from feasibility assessment, purchasing, payment, fulfillment and follow up with the customer for closure.</w:t>
-            </w:r>
-          </w:p>
-        </w:tc>
-      </w:tr>
-      <w:tr>
-        <w:tc>
-          <w:tcPr>
-            <w:tcW w:type="dxa" w:w="1498"/>
-          </w:tcPr>
-          <w:p>
-            <w:r/>
-            <w:r>
-              <w:t>1.3.3.10</w:t>
-            </w:r>
-          </w:p>
-        </w:tc>
-        <w:tc>
-          <w:tcPr>
-            <w:tcW w:type="dxa" w:w="1123"/>
-          </w:tcPr>
-          <w:p>
-            <w:r/>
-            <w:r>
-              <w:t>L3</w:t>
-            </w:r>
-          </w:p>
-        </w:tc>
-        <w:tc>
-          <w:tcPr>
-            <w:tcW w:type="dxa" w:w="3089"/>
-          </w:tcPr>
-          <w:p>
-            <w:r/>
-            <w:r>
-              <w:t>Manage Customer Order Placement</w:t>
-            </w:r>
-          </w:p>
-        </w:tc>
-        <w:tc>
-          <w:tcPr>
-            <w:tcW w:type="dxa" w:w="3650"/>
-          </w:tcPr>
-          <w:p>
-            <w:r/>
-            <w:r>
-              <w:t>Manage Customer Order Placement business activity directs and controls the capture of information to enable create customer order, change customer order and validate customer order based on ordering information from customer.</w:t>
-            </w:r>
-          </w:p>
-        </w:tc>
-      </w:tr>
-    </w:tbl>
-    <w:p/>
-    <w:p>
-      <w:pPr>
-        <w:pStyle w:val="Heading2"/>
-      </w:pPr>
-      <w:r>
-        <w:t>SID ABEs</w:t>
-      </w:r>
-    </w:p>
-    <w:p>
-      <w:r>
-        <w:t>SID ABEs this ODA Component is responsible for:</w:t>
-      </w:r>
-    </w:p>
-    <w:tbl>
-      <w:tblPr>
-        <w:tblStyle w:val="ScrollTableNormal"/>
-        <w:tblW w:type="auto" w:w="0"/>
-        <w:tblLayout w:type="autofit"/>
-        <w:tblLook w:val="04A0" w:firstRow="1" w:lastRow="0" w:firstColumn="0" w:lastColumn="0" w:noHBand="0" w:noVBand="1"/>
-        <w:tblBorders>
-          <w:top w:val="single" w:sz="4" w:space="0" w:color="999999"/>
-          <w:left w:val="single" w:sz="4" w:space="0" w:color="999999"/>
-          <w:bottom w:val="single" w:sz="4" w:space="0" w:color="999999"/>
-          <w:right w:val="single" w:sz="4" w:space="0" w:color="999999"/>
-          <w:insideH w:val="single" w:sz="4" w:space="0" w:color="999999"/>
-          <w:insideV w:val="single" w:sz="4" w:space="0" w:color="999999"/>
-        </w:tblBorders>
-      </w:tblPr>
-      <w:tblGrid>
-        <w:gridCol w:w="2124"/>
-        <w:gridCol w:w="2124"/>
-        <w:gridCol w:w="2124"/>
-        <w:gridCol w:w="2124"/>
-      </w:tblGrid>
-      <w:tr>
-        <w:trPr>
-          <w:tblHeader/>
-        </w:trPr>
-        <w:tc>
-          <w:tcPr>
-            <w:tcW w:type="dxa" w:w="1778"/>
-          </w:tcPr>
-          <w:p>
-            <w:r/>
-            <w:r>
-              <w:rPr>
-                <w:b/>
-              </w:rPr>
-              <w:t>SID ABE Level 1</w:t>
-            </w:r>
-          </w:p>
-        </w:tc>
-        <w:tc>
-          <w:tcPr>
-            <w:tcW w:type="dxa" w:w="2246"/>
-          </w:tcPr>
-          <w:p>
-            <w:r/>
-            <w:r>
-              <w:rPr>
-                <w:b/>
-              </w:rPr>
-              <w:t>SID ABE Level 2 (or set of BEs)</w:t>
-            </w:r>
-          </w:p>
-        </w:tc>
-        <w:tc>
-          <w:tcPr>
-            <w:tcW w:type="dxa" w:w="2621"/>
-          </w:tcPr>
-          <w:p>
-            <w:r/>
-            <w:r>
-              <w:rPr>
-                <w:b/>
-              </w:rPr>
-              <w:t>SID ABE L1 Definition</w:t>
-            </w:r>
-          </w:p>
-        </w:tc>
-        <w:tc>
-          <w:tcPr>
-            <w:tcW w:type="dxa" w:w="2714"/>
-          </w:tcPr>
-          <w:p>
-            <w:r/>
-            <w:r>
-              <w:rPr>
-                <w:b/>
-              </w:rPr>
-              <w:t>SID ABE L2 Definition</w:t>
-            </w:r>
-          </w:p>
-        </w:tc>
-      </w:tr>
-      <w:tr>
-        <w:tc>
-          <w:tcPr>
-            <w:tcW w:type="dxa" w:w="1778"/>
-          </w:tcPr>
-          <w:p>
-            <w:r/>
-            <w:r>
-              <w:t>Customer Product Order</w:t>
-            </w:r>
-          </w:p>
-        </w:tc>
-        <w:tc>
-          <w:tcPr>
-            <w:tcW w:type="dxa" w:w="2246"/>
-          </w:tcPr>
-          <w:p>
-            <w:r/>
-            <w:r>
-              <w:t>SalesQuote</w:t>
-            </w:r>
-          </w:p>
-        </w:tc>
-        <w:tc>
-          <w:tcPr>
-            <w:tcW w:type="dxa" w:w="2621"/>
-          </w:tcPr>
-          <w:p>
-            <w:r/>
-            <w:r>
-              <w:t>Handles single customer orders and the various types thereof, such as regulated and non-regulated orders. / Orders ProductOfferings and concerned Products</w:t>
-            </w:r>
-          </w:p>
-        </w:tc>
-        <w:tc>
-          <w:tcPr>
-            <w:tcW w:type="dxa" w:w="2714"/>
-          </w:tcPr>
-          <w:p>
-            <w:r/>
-            <w:r>
-              <w:t>A SalesQuote is a document that allows a Prospect to view the cost involved in purchasing specific Products. It is generally used by suppliers or resellers to begin a business transaction and specifies validity period for acceptance of the quote and possibly an authorisation process depending on the value of the quote.</w:t>
-            </w:r>
-          </w:p>
-        </w:tc>
-      </w:tr>
-      <w:tr>
-        <w:tc>
-          <w:tcPr>
-            <w:tcW w:type="dxa" w:w="1778"/>
-          </w:tcPr>
-          <w:p>
-            <w:r/>
-            <w:r>
-              <w:t>Customer Product Order</w:t>
-            </w:r>
-          </w:p>
-        </w:tc>
-        <w:tc>
-          <w:tcPr>
-            <w:tcW w:type="dxa" w:w="2246"/>
-          </w:tcPr>
-          <w:p>
-            <w:r/>
-            <w:r>
-              <w:t>ShoppingCart</w:t>
-            </w:r>
-          </w:p>
-        </w:tc>
-        <w:tc>
-          <w:tcPr>
-            <w:tcW w:type="dxa" w:w="2621"/>
-          </w:tcPr>
-          <w:p>
-            <w:r/>
-            <w:r>
-              <w:t>Handles single customer orders and the various types thereof, such as regulated and non-regulated orders. / Orders ProductOfferings and concerned Products</w:t>
-            </w:r>
-          </w:p>
-        </w:tc>
-        <w:tc>
-          <w:tcPr>
-            <w:tcW w:type="dxa" w:w="2714"/>
-          </w:tcPr>
-          <w:p>
-            <w:r/>
-            <w:r>
-              <w:t>Shopping Cart entity is used for the temporarily selection and reservation of product offerings in e-commerce and retail purchase. Shopping cart supports purchase of both tangible and intangible goods and service (e.g. handset, telecom network service). The charge includes the one-off fee such as the fee for handset and the recurring fee such as the fee of a network service. It is mainly used in case of unknown customer with only a ContactMedium instead of a Party and PartyRole with their ContactMedium.</w:t>
-            </w:r>
-          </w:p>
-        </w:tc>
-      </w:tr>
-    </w:tbl>
-    <w:p/>
     <w:p>
       <w:pPr>
         <w:pStyle w:val="Heading2"/>
@@ -783,6 +267,522 @@
         <w:pStyle w:val="Heading2"/>
       </w:pPr>
       <w:r>
+        <w:t>eTOM business activities</w:t>
+      </w:r>
+    </w:p>
+    <w:p>
+      <w:r>
+        <w:t>eTOM business activities this ODA Component is responsible for:</w:t>
+      </w:r>
+    </w:p>
+    <w:tbl>
+      <w:tblPr>
+        <w:tblStyle w:val="ScrollTableNormal"/>
+        <w:tblW w:type="auto" w:w="0"/>
+        <w:tblLayout w:type="autofit"/>
+        <w:tblLook w:val="04A0" w:firstRow="1" w:lastRow="0" w:firstColumn="0" w:lastColumn="0" w:noHBand="0" w:noVBand="1"/>
+        <w:tblBorders>
+          <w:top w:val="single" w:sz="4" w:space="0" w:color="999999"/>
+          <w:left w:val="single" w:sz="4" w:space="0" w:color="999999"/>
+          <w:bottom w:val="single" w:sz="4" w:space="0" w:color="999999"/>
+          <w:right w:val="single" w:sz="4" w:space="0" w:color="999999"/>
+          <w:insideH w:val="single" w:sz="4" w:space="0" w:color="999999"/>
+          <w:insideV w:val="single" w:sz="4" w:space="0" w:color="999999"/>
+        </w:tblBorders>
+      </w:tblPr>
+      <w:tblGrid>
+        <w:gridCol w:w="2124"/>
+        <w:gridCol w:w="2124"/>
+        <w:gridCol w:w="2124"/>
+        <w:gridCol w:w="2124"/>
+      </w:tblGrid>
+      <w:tr>
+        <w:trPr>
+          <w:tblHeader/>
+        </w:trPr>
+        <w:tc>
+          <w:tcPr>
+            <w:tcW w:type="dxa" w:w="1498"/>
+          </w:tcPr>
+          <w:p>
+            <w:r/>
+            <w:r>
+              <w:rPr>
+                <w:b/>
+              </w:rPr>
+              <w:t>Identifier</w:t>
+            </w:r>
+          </w:p>
+        </w:tc>
+        <w:tc>
+          <w:tcPr>
+            <w:tcW w:type="dxa" w:w="1123"/>
+          </w:tcPr>
+          <w:p>
+            <w:r/>
+            <w:r>
+              <w:rPr>
+                <w:b/>
+              </w:rPr>
+              <w:t>Level</w:t>
+            </w:r>
+          </w:p>
+        </w:tc>
+        <w:tc>
+          <w:tcPr>
+            <w:tcW w:type="dxa" w:w="3089"/>
+          </w:tcPr>
+          <w:p>
+            <w:r/>
+            <w:r>
+              <w:rPr>
+                <w:b/>
+              </w:rPr>
+              <w:t>Business Activity Name</w:t>
+            </w:r>
+          </w:p>
+        </w:tc>
+        <w:tc>
+          <w:tcPr>
+            <w:tcW w:type="dxa" w:w="3650"/>
+          </w:tcPr>
+          <w:p>
+            <w:r/>
+            <w:r>
+              <w:rPr>
+                <w:b/>
+              </w:rPr>
+              <w:t>Description</w:t>
+            </w:r>
+          </w:p>
+        </w:tc>
+      </w:tr>
+      <w:tr>
+        <w:tc>
+          <w:tcPr>
+            <w:tcW w:type="dxa" w:w="1498"/>
+          </w:tcPr>
+          <w:p>
+            <w:r/>
+            <w:r>
+              <w:t>1.1.9</w:t>
+            </w:r>
+          </w:p>
+        </w:tc>
+        <w:tc>
+          <w:tcPr>
+            <w:tcW w:type="dxa" w:w="1123"/>
+          </w:tcPr>
+          <w:p>
+            <w:r/>
+            <w:r>
+              <w:t>L2</w:t>
+            </w:r>
+          </w:p>
+        </w:tc>
+        <w:tc>
+          <w:tcPr>
+            <w:tcW w:type="dxa" w:w="3089"/>
+          </w:tcPr>
+          <w:p>
+            <w:r/>
+            <w:r>
+              <w:t>Selling</w:t>
+            </w:r>
+          </w:p>
+        </w:tc>
+        <w:tc>
+          <w:tcPr>
+            <w:tcW w:type="dxa" w:w="3650"/>
+          </w:tcPr>
+          <w:p>
+            <w:r/>
+            <w:r>
+              <w:t>Responsible for managing prospective customers, for qualifying and educating customers, and matching customer expectations / Managing prospective parties with whom an enterprise may do business, such as potential existing or new customers and partners, for qualifying and educating them, and ensuring their expectations are met.</w:t>
+            </w:r>
+          </w:p>
+        </w:tc>
+      </w:tr>
+      <w:tr>
+        <w:tc>
+          <w:tcPr>
+            <w:tcW w:type="dxa" w:w="1498"/>
+          </w:tcPr>
+          <w:p>
+            <w:r/>
+            <w:r>
+              <w:t>1.1.9.2</w:t>
+            </w:r>
+          </w:p>
+        </w:tc>
+        <w:tc>
+          <w:tcPr>
+            <w:tcW w:type="dxa" w:w="1123"/>
+          </w:tcPr>
+          <w:p>
+            <w:r/>
+            <w:r>
+              <w:t>L3</w:t>
+            </w:r>
+          </w:p>
+        </w:tc>
+        <w:tc>
+          <w:tcPr>
+            <w:tcW w:type="dxa" w:w="3089"/>
+          </w:tcPr>
+          <w:p>
+            <w:r/>
+            <w:r>
+              <w:t>Develop Sales Proposal</w:t>
+            </w:r>
+          </w:p>
+        </w:tc>
+        <w:tc>
+          <w:tcPr>
+            <w:tcW w:type="dxa" w:w="3650"/>
+          </w:tcPr>
+          <w:p>
+            <w:r/>
+            <w:r>
+              <w:t>Develop a sales proposal to respond to the customer’s requirements / Develop a sales proposal to respond to a sales prospect's requirements.</w:t>
+            </w:r>
+          </w:p>
+        </w:tc>
+      </w:tr>
+      <w:tr>
+        <w:tc>
+          <w:tcPr>
+            <w:tcW w:type="dxa" w:w="1498"/>
+          </w:tcPr>
+          <w:p>
+            <w:r/>
+            <w:r>
+              <w:t>1.1.9.5</w:t>
+            </w:r>
+          </w:p>
+        </w:tc>
+        <w:tc>
+          <w:tcPr>
+            <w:tcW w:type="dxa" w:w="1123"/>
+          </w:tcPr>
+          <w:p>
+            <w:r/>
+            <w:r>
+              <w:t>L3</w:t>
+            </w:r>
+          </w:p>
+        </w:tc>
+        <w:tc>
+          <w:tcPr>
+            <w:tcW w:type="dxa" w:w="3089"/>
+          </w:tcPr>
+          <w:p>
+            <w:r/>
+            <w:r>
+              <w:t>Negotiate Sales/Contract</w:t>
+            </w:r>
+          </w:p>
+        </w:tc>
+        <w:tc>
+          <w:tcPr>
+            <w:tcW w:type="dxa" w:w="3650"/>
+          </w:tcPr>
+          <w:p>
+            <w:r/>
+            <w:r>
+              <w:t>Close the sale with terms that are understood by the customer and are mutually agreeable to both the customer and the service provider. / Close the sale with terms that are understood by the sales prospect, which now becomes a customer or some other party</w:t>
+            </w:r>
+          </w:p>
+        </w:tc>
+      </w:tr>
+      <w:tr>
+        <w:tc>
+          <w:tcPr>
+            <w:tcW w:type="dxa" w:w="1498"/>
+          </w:tcPr>
+          <w:p>
+            <w:r/>
+            <w:r>
+              <w:t>1.3.3</w:t>
+            </w:r>
+          </w:p>
+        </w:tc>
+        <w:tc>
+          <w:tcPr>
+            <w:tcW w:type="dxa" w:w="1123"/>
+          </w:tcPr>
+          <w:p>
+            <w:r/>
+            <w:r>
+              <w:t>L2</w:t>
+            </w:r>
+          </w:p>
+        </w:tc>
+        <w:tc>
+          <w:tcPr>
+            <w:tcW w:type="dxa" w:w="3089"/>
+          </w:tcPr>
+          <w:p>
+            <w:r/>
+            <w:r>
+              <w:t>Customer Order Handling</w:t>
+            </w:r>
+          </w:p>
+        </w:tc>
+        <w:tc>
+          <w:tcPr>
+            <w:tcW w:type="dxa" w:w="3650"/>
+          </w:tcPr>
+          <w:p>
+            <w:r/>
+            <w:r>
+              <w:t>Responsible for accepting and issuing orders. / Customer Order Processing Management business process directs and controls all activities that operationally realize orders for customer. / Customer Order Processing Management assures the capture, processing, fulfillment, "shipping", delivery and reporting of customer orders from feasibility assessment, purchasing, payment, fulfillment and follow up with the customer for closure.</w:t>
+            </w:r>
+          </w:p>
+        </w:tc>
+      </w:tr>
+      <w:tr>
+        <w:tc>
+          <w:tcPr>
+            <w:tcW w:type="dxa" w:w="1498"/>
+          </w:tcPr>
+          <w:p>
+            <w:r/>
+            <w:r>
+              <w:t>1.3.3.10</w:t>
+            </w:r>
+          </w:p>
+        </w:tc>
+        <w:tc>
+          <w:tcPr>
+            <w:tcW w:type="dxa" w:w="1123"/>
+          </w:tcPr>
+          <w:p>
+            <w:r/>
+            <w:r>
+              <w:t>L3</w:t>
+            </w:r>
+          </w:p>
+        </w:tc>
+        <w:tc>
+          <w:tcPr>
+            <w:tcW w:type="dxa" w:w="3089"/>
+          </w:tcPr>
+          <w:p>
+            <w:r/>
+            <w:r>
+              <w:t>Manage Customer Order Placement</w:t>
+            </w:r>
+          </w:p>
+        </w:tc>
+        <w:tc>
+          <w:tcPr>
+            <w:tcW w:type="dxa" w:w="3650"/>
+          </w:tcPr>
+          <w:p>
+            <w:r/>
+            <w:r>
+              <w:t>Manage Customer Order Placement business activity directs and controls the capture of information to enable create customer order, change customer order and validate customer order based on ordering information from customer.</w:t>
+            </w:r>
+          </w:p>
+        </w:tc>
+      </w:tr>
+    </w:tbl>
+    <w:p/>
+    <w:p>
+      <w:pPr>
+        <w:pStyle w:val="Heading2"/>
+      </w:pPr>
+      <w:r>
+        <w:t>SID ABEs</w:t>
+      </w:r>
+    </w:p>
+    <w:p>
+      <w:r>
+        <w:t>SID ABEs this ODA Component is responsible for:</w:t>
+      </w:r>
+    </w:p>
+    <w:tbl>
+      <w:tblPr>
+        <w:tblStyle w:val="ScrollTableNormal"/>
+        <w:tblW w:type="auto" w:w="0"/>
+        <w:tblLayout w:type="autofit"/>
+        <w:tblLook w:val="04A0" w:firstRow="1" w:lastRow="0" w:firstColumn="0" w:lastColumn="0" w:noHBand="0" w:noVBand="1"/>
+        <w:tblBorders>
+          <w:top w:val="single" w:sz="4" w:space="0" w:color="999999"/>
+          <w:left w:val="single" w:sz="4" w:space="0" w:color="999999"/>
+          <w:bottom w:val="single" w:sz="4" w:space="0" w:color="999999"/>
+          <w:right w:val="single" w:sz="4" w:space="0" w:color="999999"/>
+          <w:insideH w:val="single" w:sz="4" w:space="0" w:color="999999"/>
+          <w:insideV w:val="single" w:sz="4" w:space="0" w:color="999999"/>
+        </w:tblBorders>
+      </w:tblPr>
+      <w:tblGrid>
+        <w:gridCol w:w="2124"/>
+        <w:gridCol w:w="2124"/>
+        <w:gridCol w:w="2124"/>
+        <w:gridCol w:w="2124"/>
+      </w:tblGrid>
+      <w:tr>
+        <w:trPr>
+          <w:tblHeader/>
+        </w:trPr>
+        <w:tc>
+          <w:tcPr>
+            <w:tcW w:type="dxa" w:w="1872"/>
+          </w:tcPr>
+          <w:p>
+            <w:r/>
+            <w:r>
+              <w:rPr>
+                <w:b/>
+              </w:rPr>
+              <w:t>SID ABE L1</w:t>
+            </w:r>
+          </w:p>
+        </w:tc>
+        <w:tc>
+          <w:tcPr>
+            <w:tcW w:type="dxa" w:w="2714"/>
+          </w:tcPr>
+          <w:p>
+            <w:r/>
+            <w:r>
+              <w:rPr>
+                <w:b/>
+              </w:rPr>
+              <w:t>SID ABE L1 Definition</w:t>
+            </w:r>
+          </w:p>
+        </w:tc>
+        <w:tc>
+          <w:tcPr>
+            <w:tcW w:type="dxa" w:w="2059"/>
+          </w:tcPr>
+          <w:p>
+            <w:r/>
+            <w:r>
+              <w:rPr>
+                <w:b/>
+              </w:rPr>
+              <w:t>SID ABE L2 (or set of BEs)</w:t>
+            </w:r>
+          </w:p>
+        </w:tc>
+        <w:tc>
+          <w:tcPr>
+            <w:tcW w:type="dxa" w:w="2714"/>
+          </w:tcPr>
+          <w:p>
+            <w:r/>
+            <w:r>
+              <w:rPr>
+                <w:b/>
+              </w:rPr>
+              <w:t>SID ABE L2 Definition</w:t>
+            </w:r>
+          </w:p>
+        </w:tc>
+      </w:tr>
+      <w:tr>
+        <w:tc>
+          <w:tcPr>
+            <w:tcW w:type="dxa" w:w="1872"/>
+          </w:tcPr>
+          <w:p>
+            <w:r/>
+            <w:r>
+              <w:t>Customer Product Order</w:t>
+            </w:r>
+          </w:p>
+        </w:tc>
+        <w:tc>
+          <w:tcPr>
+            <w:tcW w:type="dxa" w:w="2714"/>
+          </w:tcPr>
+          <w:p>
+            <w:r/>
+            <w:r>
+              <w:t>Handles single customer orders and the various types thereof, such as regulated and non-regulated orders. / Orders ProductOfferings and concerned Products</w:t>
+            </w:r>
+          </w:p>
+        </w:tc>
+        <w:tc>
+          <w:tcPr>
+            <w:tcW w:type="dxa" w:w="2059"/>
+          </w:tcPr>
+          <w:p>
+            <w:r/>
+            <w:r>
+              <w:t>SalesQuote</w:t>
+            </w:r>
+          </w:p>
+        </w:tc>
+        <w:tc>
+          <w:tcPr>
+            <w:tcW w:type="dxa" w:w="2714"/>
+          </w:tcPr>
+          <w:p>
+            <w:r/>
+            <w:r>
+              <w:t>A SalesQuote is a document that allows a Prospect to view the cost involved in purchasing specific Products. It is generally used by suppliers or resellers to begin a business transaction and specifies validity period for acceptance of the quote and possibly an authorisation process depending on the value of the quote.</w:t>
+            </w:r>
+          </w:p>
+        </w:tc>
+      </w:tr>
+      <w:tr>
+        <w:tc>
+          <w:tcPr>
+            <w:tcW w:type="dxa" w:w="1872"/>
+          </w:tcPr>
+          <w:p>
+            <w:r/>
+            <w:r>
+              <w:t>Customer Product Order</w:t>
+            </w:r>
+          </w:p>
+        </w:tc>
+        <w:tc>
+          <w:tcPr>
+            <w:tcW w:type="dxa" w:w="2714"/>
+          </w:tcPr>
+          <w:p>
+            <w:r/>
+            <w:r>
+              <w:t>Handles single customer orders and the various types thereof, such as regulated and non-regulated orders. / Orders ProductOfferings and concerned Products</w:t>
+            </w:r>
+          </w:p>
+        </w:tc>
+        <w:tc>
+          <w:tcPr>
+            <w:tcW w:type="dxa" w:w="2059"/>
+          </w:tcPr>
+          <w:p>
+            <w:r/>
+            <w:r>
+              <w:t>ShoppingCart</w:t>
+            </w:r>
+          </w:p>
+        </w:tc>
+        <w:tc>
+          <w:tcPr>
+            <w:tcW w:type="dxa" w:w="2714"/>
+          </w:tcPr>
+          <w:p>
+            <w:r/>
+            <w:r>
+              <w:t>Shopping Cart entity is used for the temporarily selection and reservation of product offerings in e-commerce and retail purchase. Shopping cart supports purchase of both tangible and intangible goods and service (e.g. handset, telecom network service). The charge includes the one-off fee such as the fee for handset and the recurring fee such as the fee of a network service. It is mainly used in case of unknown customer with only a ContactMedium instead of a Party and PartyRole with their ContactMedium.</w:t>
+            </w:r>
+          </w:p>
+        </w:tc>
+      </w:tr>
+    </w:tbl>
+    <w:p/>
+    <w:p>
+      <w:pPr>
+        <w:pStyle w:val="Heading2"/>
+      </w:pPr>
+      <w:r>
         <w:t>Functional Framework Functions</w:t>
       </w:r>
     </w:p>
@@ -842,7 +842,35 @@
         </w:tc>
         <w:tc>
           <w:tcPr>
-            <w:tcW w:type="dxa" w:w="2153"/>
+            <w:tcW w:type="dxa" w:w="1966"/>
+          </w:tcPr>
+          <w:p>
+            <w:r/>
+            <w:r>
+              <w:rPr>
+                <w:b/>
+              </w:rPr>
+              <w:t>Aggregate Function Level 1</w:t>
+            </w:r>
+          </w:p>
+        </w:tc>
+        <w:tc>
+          <w:tcPr>
+            <w:tcW w:type="dxa" w:w="2059"/>
+          </w:tcPr>
+          <w:p>
+            <w:r/>
+            <w:r>
+              <w:rPr>
+                <w:b/>
+              </w:rPr>
+              <w:t>Aggregate Function Level 2</w:t>
+            </w:r>
+          </w:p>
+        </w:tc>
+        <w:tc>
+          <w:tcPr>
+            <w:tcW w:type="dxa" w:w="2059"/>
           </w:tcPr>
           <w:p>
             <w:r/>
@@ -854,34 +882,6 @@
             </w:r>
           </w:p>
         </w:tc>
-        <w:tc>
-          <w:tcPr>
-            <w:tcW w:type="dxa" w:w="1966"/>
-          </w:tcPr>
-          <w:p>
-            <w:r/>
-            <w:r>
-              <w:rPr>
-                <w:b/>
-              </w:rPr>
-              <w:t>Aggregate Function Level 1</w:t>
-            </w:r>
-          </w:p>
-        </w:tc>
-        <w:tc>
-          <w:tcPr>
-            <w:tcW w:type="dxa" w:w="1966"/>
-          </w:tcPr>
-          <w:p>
-            <w:r/>
-            <w:r>
-              <w:rPr>
-                <w:b/>
-              </w:rPr>
-              <w:t>Aggregate Function Level 2</w:t>
-            </w:r>
-          </w:p>
-        </w:tc>
       </w:tr>
       <w:tr>
         <w:tc>
@@ -908,34 +908,34 @@
         </w:tc>
         <w:tc>
           <w:tcPr>
-            <w:tcW w:type="dxa" w:w="2153"/>
+            <w:tcW w:type="dxa" w:w="1966"/>
+          </w:tcPr>
+          <w:p>
+            <w:r/>
+            <w:r>
+              <w:t>Fallout Management</w:t>
+            </w:r>
+          </w:p>
+        </w:tc>
+        <w:tc>
+          <w:tcPr>
+            <w:tcW w:type="dxa" w:w="2059"/>
+          </w:tcPr>
+          <w:p>
+            <w:r/>
+            <w:r>
+              <w:t>Fallout Correction Management</w:t>
+            </w:r>
+          </w:p>
+        </w:tc>
+        <w:tc>
+          <w:tcPr>
+            <w:tcW w:type="dxa" w:w="2059"/>
           </w:tcPr>
           <w:p>
             <w:r/>
             <w:r>
               <w:t>Fallout Automated Correction function tries to automatically fix fallouts in workflows before they go to a human for handling. / This includes a Fallout Rules Engine that provides the capability to handling various errors or error types based on built rules. These rules can facilitate autocorrection, correction assistance, placement of errors in the appropriate queues for manual handling, as well as access to various systems.</w:t>
-            </w:r>
-          </w:p>
-        </w:tc>
-        <w:tc>
-          <w:tcPr>
-            <w:tcW w:type="dxa" w:w="1966"/>
-          </w:tcPr>
-          <w:p>
-            <w:r/>
-            <w:r>
-              <w:t>Fallout Management</w:t>
-            </w:r>
-          </w:p>
-        </w:tc>
-        <w:tc>
-          <w:tcPr>
-            <w:tcW w:type="dxa" w:w="1966"/>
-          </w:tcPr>
-          <w:p>
-            <w:r/>
-            <w:r>
-              <w:t>Fallout Correction Management</w:t>
             </w:r>
           </w:p>
         </w:tc>
@@ -965,34 +965,34 @@
         </w:tc>
         <w:tc>
           <w:tcPr>
-            <w:tcW w:type="dxa" w:w="2153"/>
+            <w:tcW w:type="dxa" w:w="1966"/>
+          </w:tcPr>
+          <w:p>
+            <w:r/>
+            <w:r>
+              <w:t>Fallout Management</w:t>
+            </w:r>
+          </w:p>
+        </w:tc>
+        <w:tc>
+          <w:tcPr>
+            <w:tcW w:type="dxa" w:w="2059"/>
+          </w:tcPr>
+          <w:p>
+            <w:r/>
+            <w:r>
+              <w:t>Fallout Correction Management</w:t>
+            </w:r>
+          </w:p>
+        </w:tc>
+        <w:tc>
+          <w:tcPr>
+            <w:tcW w:type="dxa" w:w="2059"/>
           </w:tcPr>
           <w:p>
             <w:r/>
             <w:r>
               <w:t>Fallout Correction Information Collection collects relevant information for errors or situations that cannot be handled via Fallout Auto Correction. The intent is to reduce the time required by the technician in diagnosing and fixing the fallout.</w:t>
-            </w:r>
-          </w:p>
-        </w:tc>
-        <w:tc>
-          <w:tcPr>
-            <w:tcW w:type="dxa" w:w="1966"/>
-          </w:tcPr>
-          <w:p>
-            <w:r/>
-            <w:r>
-              <w:t>Fallout Management</w:t>
-            </w:r>
-          </w:p>
-        </w:tc>
-        <w:tc>
-          <w:tcPr>
-            <w:tcW w:type="dxa" w:w="1966"/>
-          </w:tcPr>
-          <w:p>
-            <w:r/>
-            <w:r>
-              <w:t>Fallout Correction Management</w:t>
             </w:r>
           </w:p>
         </w:tc>
@@ -1022,34 +1022,34 @@
         </w:tc>
         <w:tc>
           <w:tcPr>
-            <w:tcW w:type="dxa" w:w="2153"/>
+            <w:tcW w:type="dxa" w:w="1966"/>
+          </w:tcPr>
+          <w:p>
+            <w:r/>
+            <w:r>
+              <w:t>Fallout Management</w:t>
+            </w:r>
+          </w:p>
+        </w:tc>
+        <w:tc>
+          <w:tcPr>
+            <w:tcW w:type="dxa" w:w="2059"/>
+          </w:tcPr>
+          <w:p>
+            <w:r/>
+            <w:r>
+              <w:t>Fallout Repository Management</w:t>
+            </w:r>
+          </w:p>
+        </w:tc>
+        <w:tc>
+          <w:tcPr>
+            <w:tcW w:type="dxa" w:w="2059"/>
           </w:tcPr>
           <w:p>
             <w:r/>
             <w:r>
               <w:t>Fallout Management to Fulfillment Application Accessing function provides a variety of tools to facilitate Fallout Management access to other applications and repositories to facilitate proper Fallout Management. This can include various general access techniques such as messaging, publish and subscribe, etc. as well as specific APIs and contracts to perform specific queries or updates to various applications or repositories within the fulfillment domain.</w:t>
-            </w:r>
-          </w:p>
-        </w:tc>
-        <w:tc>
-          <w:tcPr>
-            <w:tcW w:type="dxa" w:w="1966"/>
-          </w:tcPr>
-          <w:p>
-            <w:r/>
-            <w:r>
-              <w:t>Fallout Management</w:t>
-            </w:r>
-          </w:p>
-        </w:tc>
-        <w:tc>
-          <w:tcPr>
-            <w:tcW w:type="dxa" w:w="1966"/>
-          </w:tcPr>
-          <w:p>
-            <w:r/>
-            <w:r>
-              <w:t>Fallout Repository Management</w:t>
             </w:r>
           </w:p>
         </w:tc>
@@ -1079,34 +1079,34 @@
         </w:tc>
         <w:tc>
           <w:tcPr>
-            <w:tcW w:type="dxa" w:w="2153"/>
+            <w:tcW w:type="dxa" w:w="1966"/>
+          </w:tcPr>
+          <w:p>
+            <w:r/>
+            <w:r>
+              <w:t>Fallout Management</w:t>
+            </w:r>
+          </w:p>
+        </w:tc>
+        <w:tc>
+          <w:tcPr>
+            <w:tcW w:type="dxa" w:w="2059"/>
+          </w:tcPr>
+          <w:p>
+            <w:r/>
+            <w:r>
+              <w:t>Fallout Correction Management</w:t>
+            </w:r>
+          </w:p>
+        </w:tc>
+        <w:tc>
+          <w:tcPr>
+            <w:tcW w:type="dxa" w:w="2059"/>
           </w:tcPr>
           <w:p>
             <w:r/>
             <w:r>
               <w:t>Fallout Manual Correction Queuing function provides the required functionality to place error fallout into appropriate queues to be handled via various staff or workgroups assigned to handle or fix the various types of fallout that occurs during the fulfillment process. This includes the ability to create and configure queues, route errors to the appropriate queues, as well as the ability for staff to access and address the various fallout instances within the queues.</w:t>
-            </w:r>
-          </w:p>
-        </w:tc>
-        <w:tc>
-          <w:tcPr>
-            <w:tcW w:type="dxa" w:w="1966"/>
-          </w:tcPr>
-          <w:p>
-            <w:r/>
-            <w:r>
-              <w:t>Fallout Management</w:t>
-            </w:r>
-          </w:p>
-        </w:tc>
-        <w:tc>
-          <w:tcPr>
-            <w:tcW w:type="dxa" w:w="1966"/>
-          </w:tcPr>
-          <w:p>
-            <w:r/>
-            <w:r>
-              <w:t>Fallout Correction Management</w:t>
             </w:r>
           </w:p>
         </w:tc>
@@ -1136,34 +1136,34 @@
         </w:tc>
         <w:tc>
           <w:tcPr>
-            <w:tcW w:type="dxa" w:w="2153"/>
+            <w:tcW w:type="dxa" w:w="1966"/>
+          </w:tcPr>
+          <w:p>
+            <w:r/>
+            <w:r>
+              <w:t>Fallout Management</w:t>
+            </w:r>
+          </w:p>
+        </w:tc>
+        <w:tc>
+          <w:tcPr>
+            <w:tcW w:type="dxa" w:w="2059"/>
+          </w:tcPr>
+          <w:p>
+            <w:r/>
+            <w:r>
+              <w:t>Fallout Repository Management</w:t>
+            </w:r>
+          </w:p>
+        </w:tc>
+        <w:tc>
+          <w:tcPr>
+            <w:tcW w:type="dxa" w:w="2059"/>
           </w:tcPr>
           <w:p>
             <w:r/>
             <w:r>
               <w:t>Fallout Notification function provides the means to alert people or workgroups of some fallout situation. This can be done via a number of means, including email, paging, (Fallout management interface bus) etc. This function is done via business rules.</w:t>
-            </w:r>
-          </w:p>
-        </w:tc>
-        <w:tc>
-          <w:tcPr>
-            <w:tcW w:type="dxa" w:w="1966"/>
-          </w:tcPr>
-          <w:p>
-            <w:r/>
-            <w:r>
-              <w:t>Fallout Management</w:t>
-            </w:r>
-          </w:p>
-        </w:tc>
-        <w:tc>
-          <w:tcPr>
-            <w:tcW w:type="dxa" w:w="1966"/>
-          </w:tcPr>
-          <w:p>
-            <w:r/>
-            <w:r>
-              <w:t>Fallout Repository Management</w:t>
             </w:r>
           </w:p>
         </w:tc>
@@ -1193,34 +1193,34 @@
         </w:tc>
         <w:tc>
           <w:tcPr>
-            <w:tcW w:type="dxa" w:w="2153"/>
+            <w:tcW w:type="dxa" w:w="1966"/>
+          </w:tcPr>
+          <w:p>
+            <w:r/>
+            <w:r>
+              <w:t>Fallout Management</w:t>
+            </w:r>
+          </w:p>
+        </w:tc>
+        <w:tc>
+          <w:tcPr>
+            <w:tcW w:type="dxa" w:w="2059"/>
+          </w:tcPr>
+          <w:p>
+            <w:r/>
+            <w:r>
+              <w:t>Fallout Correction Management</w:t>
+            </w:r>
+          </w:p>
+        </w:tc>
+        <w:tc>
+          <w:tcPr>
+            <w:tcW w:type="dxa" w:w="2059"/>
           </w:tcPr>
           <w:p>
             <w:r/>
             <w:r>
               <w:t>The Fallout Orchestration function provides workflow and orchestration capability across Fallout Management.</w:t>
-            </w:r>
-          </w:p>
-        </w:tc>
-        <w:tc>
-          <w:tcPr>
-            <w:tcW w:type="dxa" w:w="1966"/>
-          </w:tcPr>
-          <w:p>
-            <w:r/>
-            <w:r>
-              <w:t>Fallout Management</w:t>
-            </w:r>
-          </w:p>
-        </w:tc>
-        <w:tc>
-          <w:tcPr>
-            <w:tcW w:type="dxa" w:w="1966"/>
-          </w:tcPr>
-          <w:p>
-            <w:r/>
-            <w:r>
-              <w:t>Fallout Correction Management</w:t>
             </w:r>
           </w:p>
         </w:tc>
@@ -1250,34 +1250,34 @@
         </w:tc>
         <w:tc>
           <w:tcPr>
-            <w:tcW w:type="dxa" w:w="2153"/>
+            <w:tcW w:type="dxa" w:w="1966"/>
+          </w:tcPr>
+          <w:p>
+            <w:r/>
+            <w:r>
+              <w:t>Fallout Management</w:t>
+            </w:r>
+          </w:p>
+        </w:tc>
+        <w:tc>
+          <w:tcPr>
+            <w:tcW w:type="dxa" w:w="2059"/>
+          </w:tcPr>
+          <w:p>
+            <w:r/>
+            <w:r>
+              <w:t>Fallout Repository Management</w:t>
+            </w:r>
+          </w:p>
+        </w:tc>
+        <w:tc>
+          <w:tcPr>
+            <w:tcW w:type="dxa" w:w="2059"/>
           </w:tcPr>
           <w:p>
             <w:r/>
             <w:r>
               <w:t>Fallout Reporting provides various reports regarding Fallout Management, including statistics on fallout per various times periods (per hour, week, month, etc.) as well as information about specific fallout.</w:t>
-            </w:r>
-          </w:p>
-        </w:tc>
-        <w:tc>
-          <w:tcPr>
-            <w:tcW w:type="dxa" w:w="1966"/>
-          </w:tcPr>
-          <w:p>
-            <w:r/>
-            <w:r>
-              <w:t>Fallout Management</w:t>
-            </w:r>
-          </w:p>
-        </w:tc>
-        <w:tc>
-          <w:tcPr>
-            <w:tcW w:type="dxa" w:w="1966"/>
-          </w:tcPr>
-          <w:p>
-            <w:r/>
-            <w:r>
-              <w:t>Fallout Repository Management</w:t>
             </w:r>
           </w:p>
         </w:tc>
@@ -1307,34 +1307,34 @@
         </w:tc>
         <w:tc>
           <w:tcPr>
-            <w:tcW w:type="dxa" w:w="2153"/>
+            <w:tcW w:type="dxa" w:w="1966"/>
+          </w:tcPr>
+          <w:p>
+            <w:r/>
+            <w:r>
+              <w:t>Fallout Management</w:t>
+            </w:r>
+          </w:p>
+        </w:tc>
+        <w:tc>
+          <w:tcPr>
+            <w:tcW w:type="dxa" w:w="2059"/>
+          </w:tcPr>
+          <w:p>
+            <w:r/>
+            <w:r>
+              <w:t>Fallout Repository Management</w:t>
+            </w:r>
+          </w:p>
+        </w:tc>
+        <w:tc>
+          <w:tcPr>
+            <w:tcW w:type="dxa" w:w="2059"/>
           </w:tcPr>
           <w:p>
             <w:r/>
             <w:r>
               <w:t>Fallout Dashboard System Log-in Accessing provides auto logon capability into various applications needed to analyze and fix fallout</w:t>
-            </w:r>
-          </w:p>
-        </w:tc>
-        <w:tc>
-          <w:tcPr>
-            <w:tcW w:type="dxa" w:w="1966"/>
-          </w:tcPr>
-          <w:p>
-            <w:r/>
-            <w:r>
-              <w:t>Fallout Management</w:t>
-            </w:r>
-          </w:p>
-        </w:tc>
-        <w:tc>
-          <w:tcPr>
-            <w:tcW w:type="dxa" w:w="1966"/>
-          </w:tcPr>
-          <w:p>
-            <w:r/>
-            <w:r>
-              <w:t>Fallout Repository Management</w:t>
             </w:r>
           </w:p>
         </w:tc>
@@ -1364,34 +1364,34 @@
         </w:tc>
         <w:tc>
           <w:tcPr>
-            <w:tcW w:type="dxa" w:w="2153"/>
+            <w:tcW w:type="dxa" w:w="1966"/>
+          </w:tcPr>
+          <w:p>
+            <w:r/>
+            <w:r>
+              <w:t>Fallout Management</w:t>
+            </w:r>
+          </w:p>
+        </w:tc>
+        <w:tc>
+          <w:tcPr>
+            <w:tcW w:type="dxa" w:w="2059"/>
+          </w:tcPr>
+          <w:p>
+            <w:r/>
+            <w:r>
+              <w:t>Fallout Correction Management</w:t>
+            </w:r>
+          </w:p>
+        </w:tc>
+        <w:tc>
+          <w:tcPr>
+            <w:tcW w:type="dxa" w:w="2059"/>
           </w:tcPr>
           <w:p>
             <w:r/>
             <w:r>
               <w:t>Pre-populated Fallout Information Presentation automatically position the analyzer on appropriate screens pre-populated with information about the order(s) that's subject for fallout handling.</w:t>
-            </w:r>
-          </w:p>
-        </w:tc>
-        <w:tc>
-          <w:tcPr>
-            <w:tcW w:type="dxa" w:w="1966"/>
-          </w:tcPr>
-          <w:p>
-            <w:r/>
-            <w:r>
-              <w:t>Fallout Management</w:t>
-            </w:r>
-          </w:p>
-        </w:tc>
-        <w:tc>
-          <w:tcPr>
-            <w:tcW w:type="dxa" w:w="1966"/>
-          </w:tcPr>
-          <w:p>
-            <w:r/>
-            <w:r>
-              <w:t>Fallout Correction Management</w:t>
             </w:r>
           </w:p>
         </w:tc>
@@ -1421,34 +1421,34 @@
         </w:tc>
         <w:tc>
           <w:tcPr>
-            <w:tcW w:type="dxa" w:w="2153"/>
+            <w:tcW w:type="dxa" w:w="1966"/>
+          </w:tcPr>
+          <w:p>
+            <w:r/>
+            <w:r>
+              <w:t>Product Configuration &amp; Activation</w:t>
+            </w:r>
+          </w:p>
+        </w:tc>
+        <w:tc>
+          <w:tcPr>
+            <w:tcW w:type="dxa" w:w="2059"/>
+          </w:tcPr>
+          <w:p>
+            <w:r/>
+            <w:r>
+              <w:t>Offer and Product Configuration</w:t>
+            </w:r>
+          </w:p>
+        </w:tc>
+        <w:tc>
+          <w:tcPr>
+            <w:tcW w:type="dxa" w:w="2059"/>
           </w:tcPr>
           <w:p>
             <w:r/>
             <w:r>
               <w:t>Customer Order Capturing provides access to Order capture and negotiation capabilities or receives the captured Customer Order data from channels. Takes care of persistence using Customer Order Lifecycle Management. Including support of contract printing, integration with a locally installed cash management/cash register and a retail inventory system for order completion and ordered product versioning.</w:t>
-            </w:r>
-          </w:p>
-        </w:tc>
-        <w:tc>
-          <w:tcPr>
-            <w:tcW w:type="dxa" w:w="1966"/>
-          </w:tcPr>
-          <w:p>
-            <w:r/>
-            <w:r>
-              <w:t>Product Configuration &amp; Activation</w:t>
-            </w:r>
-          </w:p>
-        </w:tc>
-        <w:tc>
-          <w:tcPr>
-            <w:tcW w:type="dxa" w:w="1966"/>
-          </w:tcPr>
-          <w:p>
-            <w:r/>
-            <w:r>
-              <w:t>Offer and Product Configuration</w:t>
             </w:r>
           </w:p>
         </w:tc>
@@ -1478,34 +1478,34 @@
         </w:tc>
         <w:tc>
           <w:tcPr>
-            <w:tcW w:type="dxa" w:w="2153"/>
+            <w:tcW w:type="dxa" w:w="1966"/>
+          </w:tcPr>
+          <w:p>
+            <w:r/>
+            <w:r>
+              <w:t>Fulfillment Integration Management</w:t>
+            </w:r>
+          </w:p>
+        </w:tc>
+        <w:tc>
+          <w:tcPr>
+            <w:tcW w:type="dxa" w:w="2059"/>
+          </w:tcPr>
+          <w:p>
+            <w:r/>
+            <w:r>
+              <w:t>Customer Fulfillment Access Management</w:t>
+            </w:r>
+          </w:p>
+        </w:tc>
+        <w:tc>
+          <w:tcPr>
+            <w:tcW w:type="dxa" w:w="2059"/>
           </w:tcPr>
           <w:p>
             <w:r/>
             <w:r>
               <w:t>Customer Order Capturing Access provides front end support for the Customer Order Capturing functions defined by the order management.</w:t>
-            </w:r>
-          </w:p>
-        </w:tc>
-        <w:tc>
-          <w:tcPr>
-            <w:tcW w:type="dxa" w:w="1966"/>
-          </w:tcPr>
-          <w:p>
-            <w:r/>
-            <w:r>
-              <w:t>Fulfillment Integration Management</w:t>
-            </w:r>
-          </w:p>
-        </w:tc>
-        <w:tc>
-          <w:tcPr>
-            <w:tcW w:type="dxa" w:w="1966"/>
-          </w:tcPr>
-          <w:p>
-            <w:r/>
-            <w:r>
-              <w:t>Customer Fulfillment Access Management</w:t>
             </w:r>
           </w:p>
         </w:tc>
@@ -1535,34 +1535,34 @@
         </w:tc>
         <w:tc>
           <w:tcPr>
-            <w:tcW w:type="dxa" w:w="2153"/>
+            <w:tcW w:type="dxa" w:w="1966"/>
+          </w:tcPr>
+          <w:p>
+            <w:r/>
+            <w:r>
+              <w:t>Customer Order Management</w:t>
+            </w:r>
+          </w:p>
+        </w:tc>
+        <w:tc>
+          <w:tcPr>
+            <w:tcW w:type="dxa" w:w="2059"/>
+          </w:tcPr>
+          <w:p>
+            <w:r/>
+            <w:r>
+              <w:t>Customer Order Completion</w:t>
+            </w:r>
+          </w:p>
+        </w:tc>
+        <w:tc>
+          <w:tcPr>
+            <w:tcW w:type="dxa" w:w="2059"/>
           </w:tcPr>
           <w:p>
             <w:r/>
             <w:r>
               <w:t>Customer Order Take-over Management provides an ability to take over governance of orders handled by other channels (e.g., self-service) amend and relinquish while preserving all the captured data.</w:t>
-            </w:r>
-          </w:p>
-        </w:tc>
-        <w:tc>
-          <w:tcPr>
-            <w:tcW w:type="dxa" w:w="1966"/>
-          </w:tcPr>
-          <w:p>
-            <w:r/>
-            <w:r>
-              <w:t>Customer Order Management</w:t>
-            </w:r>
-          </w:p>
-        </w:tc>
-        <w:tc>
-          <w:tcPr>
-            <w:tcW w:type="dxa" w:w="1966"/>
-          </w:tcPr>
-          <w:p>
-            <w:r/>
-            <w:r>
-              <w:t>Customer Order Completion</w:t>
             </w:r>
           </w:p>
         </w:tc>
@@ -1592,34 +1592,34 @@
         </w:tc>
         <w:tc>
           <w:tcPr>
-            <w:tcW w:type="dxa" w:w="2153"/>
+            <w:tcW w:type="dxa" w:w="1966"/>
+          </w:tcPr>
+          <w:p>
+            <w:r/>
+            <w:r>
+              <w:t>Customer Order Management</w:t>
+            </w:r>
+          </w:p>
+        </w:tc>
+        <w:tc>
+          <w:tcPr>
+            <w:tcW w:type="dxa" w:w="2059"/>
+          </w:tcPr>
+          <w:p>
+            <w:r/>
+            <w:r>
+              <w:t>Customer Order Completion</w:t>
+            </w:r>
+          </w:p>
+        </w:tc>
+        <w:tc>
+          <w:tcPr>
+            <w:tcW w:type="dxa" w:w="2059"/>
           </w:tcPr>
           <w:p>
             <w:r/>
             <w:r>
               <w:t>Product Order Data Collection provides an aid in verification and issuance of a complete and valid customer order. This function checks delivery address, link with a payment, a billing account, a certified holder, etc.</w:t>
-            </w:r>
-          </w:p>
-        </w:tc>
-        <w:tc>
-          <w:tcPr>
-            <w:tcW w:type="dxa" w:w="1966"/>
-          </w:tcPr>
-          <w:p>
-            <w:r/>
-            <w:r>
-              <w:t>Customer Order Management</w:t>
-            </w:r>
-          </w:p>
-        </w:tc>
-        <w:tc>
-          <w:tcPr>
-            <w:tcW w:type="dxa" w:w="1966"/>
-          </w:tcPr>
-          <w:p>
-            <w:r/>
-            <w:r>
-              <w:t>Customer Order Completion</w:t>
             </w:r>
           </w:p>
         </w:tc>
@@ -1649,34 +1649,34 @@
         </w:tc>
         <w:tc>
           <w:tcPr>
-            <w:tcW w:type="dxa" w:w="2153"/>
+            <w:tcW w:type="dxa" w:w="1966"/>
+          </w:tcPr>
+          <w:p>
+            <w:r/>
+            <w:r>
+              <w:t>Customer Order Management</w:t>
+            </w:r>
+          </w:p>
+        </w:tc>
+        <w:tc>
+          <w:tcPr>
+            <w:tcW w:type="dxa" w:w="2059"/>
+          </w:tcPr>
+          <w:p>
+            <w:r/>
+            <w:r>
+              <w:t>Customer Order Completion</w:t>
+            </w:r>
+          </w:p>
+        </w:tc>
+        <w:tc>
+          <w:tcPr>
+            <w:tcW w:type="dxa" w:w="2059"/>
           </w:tcPr>
           <w:p>
             <w:r/>
             <w:r>
               <w:t>The Customer Order Entry Finalization function enables finalization of the Customer Order with collection of Customer Data or installed base data according to the Catalog. It allows to complete the configuration element not necessary for the quotation. The complements could also concern links with actors, dates, address, billing account.</w:t>
-            </w:r>
-          </w:p>
-        </w:tc>
-        <w:tc>
-          <w:tcPr>
-            <w:tcW w:type="dxa" w:w="1966"/>
-          </w:tcPr>
-          <w:p>
-            <w:r/>
-            <w:r>
-              <w:t>Customer Order Management</w:t>
-            </w:r>
-          </w:p>
-        </w:tc>
-        <w:tc>
-          <w:tcPr>
-            <w:tcW w:type="dxa" w:w="1966"/>
-          </w:tcPr>
-          <w:p>
-            <w:r/>
-            <w:r>
-              <w:t>Customer Order Completion</w:t>
             </w:r>
           </w:p>
         </w:tc>
@@ -1706,34 +1706,34 @@
         </w:tc>
         <w:tc>
           <w:tcPr>
-            <w:tcW w:type="dxa" w:w="2153"/>
+            <w:tcW w:type="dxa" w:w="1966"/>
+          </w:tcPr>
+          <w:p>
+            <w:r/>
+            <w:r>
+              <w:t>Customer Order Management</w:t>
+            </w:r>
+          </w:p>
+        </w:tc>
+        <w:tc>
+          <w:tcPr>
+            <w:tcW w:type="dxa" w:w="2059"/>
+          </w:tcPr>
+          <w:p>
+            <w:r/>
+            <w:r>
+              <w:t>Customer Order Repository Management</w:t>
+            </w:r>
+          </w:p>
+        </w:tc>
+        <w:tc>
+          <w:tcPr>
+            <w:tcW w:type="dxa" w:w="2059"/>
           </w:tcPr>
           <w:p>
             <w:r/>
             <w:r>
               <w:t>Customer Order Establishment Tracking provides the functionality necessary to track and manage the distributed requests decomposed by Customer Order Distribution.</w:t>
-            </w:r>
-          </w:p>
-        </w:tc>
-        <w:tc>
-          <w:tcPr>
-            <w:tcW w:type="dxa" w:w="1966"/>
-          </w:tcPr>
-          <w:p>
-            <w:r/>
-            <w:r>
-              <w:t>Customer Order Management</w:t>
-            </w:r>
-          </w:p>
-        </w:tc>
-        <w:tc>
-          <w:tcPr>
-            <w:tcW w:type="dxa" w:w="1966"/>
-          </w:tcPr>
-          <w:p>
-            <w:r/>
-            <w:r>
-              <w:t>Customer Order Repository Management</w:t>
             </w:r>
           </w:p>
         </w:tc>
@@ -1763,34 +1763,34 @@
         </w:tc>
         <w:tc>
           <w:tcPr>
-            <w:tcW w:type="dxa" w:w="2153"/>
+            <w:tcW w:type="dxa" w:w="1966"/>
+          </w:tcPr>
+          <w:p>
+            <w:r/>
+            <w:r>
+              <w:t>Product Configuration &amp; Activation</w:t>
+            </w:r>
+          </w:p>
+        </w:tc>
+        <w:tc>
+          <w:tcPr>
+            <w:tcW w:type="dxa" w:w="2059"/>
+          </w:tcPr>
+          <w:p>
+            <w:r/>
+            <w:r>
+              <w:t>Offer and Product Configuration</w:t>
+            </w:r>
+          </w:p>
+        </w:tc>
+        <w:tc>
+          <w:tcPr>
+            <w:tcW w:type="dxa" w:w="2059"/>
           </w:tcPr>
           <w:p>
             <w:r/>
             <w:r>
               <w:t>Customer Loyalty Subscription Configuration function manages information for subscription and deactivation to a Loyalty program. / Loyalty Subscription Management can assign multiple traffic channels to loyalty subscriptions (sim-cards, PBX, Call Data Network etc.)</w:t>
-            </w:r>
-          </w:p>
-        </w:tc>
-        <w:tc>
-          <w:tcPr>
-            <w:tcW w:type="dxa" w:w="1966"/>
-          </w:tcPr>
-          <w:p>
-            <w:r/>
-            <w:r>
-              <w:t>Product Configuration &amp; Activation</w:t>
-            </w:r>
-          </w:p>
-        </w:tc>
-        <w:tc>
-          <w:tcPr>
-            <w:tcW w:type="dxa" w:w="1966"/>
-          </w:tcPr>
-          <w:p>
-            <w:r/>
-            <w:r>
-              <w:t>Offer and Product Configuration</w:t>
             </w:r>
           </w:p>
         </w:tc>
@@ -1820,34 +1820,34 @@
         </w:tc>
         <w:tc>
           <w:tcPr>
-            <w:tcW w:type="dxa" w:w="2153"/>
+            <w:tcW w:type="dxa" w:w="1966"/>
+          </w:tcPr>
+          <w:p>
+            <w:r/>
+            <w:r>
+              <w:t>Customer Order Management</w:t>
+            </w:r>
+          </w:p>
+        </w:tc>
+        <w:tc>
+          <w:tcPr>
+            <w:tcW w:type="dxa" w:w="2059"/>
+          </w:tcPr>
+          <w:p>
+            <w:r/>
+            <w:r>
+              <w:t>Customer Order Repository Management</w:t>
+            </w:r>
+          </w:p>
+        </w:tc>
+        <w:tc>
+          <w:tcPr>
+            <w:tcW w:type="dxa" w:w="2059"/>
           </w:tcPr>
           <w:p>
             <w:r/>
             <w:r>
               <w:t>External Call Center Access provides access to call center self-empowered fulfillment function providing an internet technology driven interface for the customer to undertake a variety of fulfillment functions directly for themselves.</w:t>
-            </w:r>
-          </w:p>
-        </w:tc>
-        <w:tc>
-          <w:tcPr>
-            <w:tcW w:type="dxa" w:w="1966"/>
-          </w:tcPr>
-          <w:p>
-            <w:r/>
-            <w:r>
-              <w:t>Customer Order Management</w:t>
-            </w:r>
-          </w:p>
-        </w:tc>
-        <w:tc>
-          <w:tcPr>
-            <w:tcW w:type="dxa" w:w="1966"/>
-          </w:tcPr>
-          <w:p>
-            <w:r/>
-            <w:r>
-              <w:t>Customer Order Repository Management</w:t>
             </w:r>
           </w:p>
         </w:tc>
@@ -1877,34 +1877,34 @@
         </w:tc>
         <w:tc>
           <w:tcPr>
-            <w:tcW w:type="dxa" w:w="2153"/>
+            <w:tcW w:type="dxa" w:w="1966"/>
+          </w:tcPr>
+          <w:p>
+            <w:r/>
+            <w:r>
+              <w:t>Customer Order Management</w:t>
+            </w:r>
+          </w:p>
+        </w:tc>
+        <w:tc>
+          <w:tcPr>
+            <w:tcW w:type="dxa" w:w="2059"/>
+          </w:tcPr>
+          <w:p>
+            <w:r/>
+            <w:r>
+              <w:t>Customer Order Repository Management</w:t>
+            </w:r>
+          </w:p>
+        </w:tc>
+        <w:tc>
+          <w:tcPr>
+            <w:tcW w:type="dxa" w:w="2059"/>
           </w:tcPr>
           <w:p>
             <w:r/>
             <w:r>
               <w:t>Shopping Cart Purchasing Access function provide an internet technology driven interface to the customer to undertake self-service purchase.</w:t>
-            </w:r>
-          </w:p>
-        </w:tc>
-        <w:tc>
-          <w:tcPr>
-            <w:tcW w:type="dxa" w:w="1966"/>
-          </w:tcPr>
-          <w:p>
-            <w:r/>
-            <w:r>
-              <w:t>Customer Order Management</w:t>
-            </w:r>
-          </w:p>
-        </w:tc>
-        <w:tc>
-          <w:tcPr>
-            <w:tcW w:type="dxa" w:w="1966"/>
-          </w:tcPr>
-          <w:p>
-            <w:r/>
-            <w:r>
-              <w:t>Customer Order Repository Management</w:t>
             </w:r>
           </w:p>
         </w:tc>
@@ -1934,34 +1934,34 @@
         </w:tc>
         <w:tc>
           <w:tcPr>
-            <w:tcW w:type="dxa" w:w="2153"/>
+            <w:tcW w:type="dxa" w:w="1966"/>
+          </w:tcPr>
+          <w:p>
+            <w:r/>
+            <w:r>
+              <w:t>*(no description available)*</w:t>
+            </w:r>
+          </w:p>
+        </w:tc>
+        <w:tc>
+          <w:tcPr>
+            <w:tcW w:type="dxa" w:w="2059"/>
+          </w:tcPr>
+          <w:p>
+            <w:r/>
+            <w:r>
+              <w:t>*(no description available)*</w:t>
+            </w:r>
+          </w:p>
+        </w:tc>
+        <w:tc>
+          <w:tcPr>
+            <w:tcW w:type="dxa" w:w="2059"/>
           </w:tcPr>
           <w:p>
             <w:r/>
             <w:r>
               <w:t>*(no description available in the source document or the Functional Framework spreadsheets)*</w:t>
-            </w:r>
-          </w:p>
-        </w:tc>
-        <w:tc>
-          <w:tcPr>
-            <w:tcW w:type="dxa" w:w="1966"/>
-          </w:tcPr>
-          <w:p>
-            <w:r/>
-            <w:r>
-              <w:t>*(no description available)*</w:t>
-            </w:r>
-          </w:p>
-        </w:tc>
-        <w:tc>
-          <w:tcPr>
-            <w:tcW w:type="dxa" w:w="1966"/>
-          </w:tcPr>
-          <w:p>
-            <w:r/>
-            <w:r>
-              <w:t>*(no description available)*</w:t>
             </w:r>
           </w:p>
         </w:tc>
@@ -1991,34 +1991,34 @@
         </w:tc>
         <w:tc>
           <w:tcPr>
-            <w:tcW w:type="dxa" w:w="2153"/>
+            <w:tcW w:type="dxa" w:w="1966"/>
+          </w:tcPr>
+          <w:p>
+            <w:r/>
+            <w:r>
+              <w:t>Product Configuration &amp; Activation</w:t>
+            </w:r>
+          </w:p>
+        </w:tc>
+        <w:tc>
+          <w:tcPr>
+            <w:tcW w:type="dxa" w:w="2059"/>
+          </w:tcPr>
+          <w:p>
+            <w:r/>
+            <w:r>
+              <w:t>Offer and Product Configuration</w:t>
+            </w:r>
+          </w:p>
+        </w:tc>
+        <w:tc>
+          <w:tcPr>
+            <w:tcW w:type="dxa" w:w="2059"/>
           </w:tcPr>
           <w:p>
             <w:r/>
             <w:r>
               <w:t>Mass Transaction Ordering feed function of new orders. For bulk sales by e.g., affiliates and corporate customer self-empowered fulfillment provided e.g., by an internet technology driven interface for bulk ordering.</w:t>
-            </w:r>
-          </w:p>
-        </w:tc>
-        <w:tc>
-          <w:tcPr>
-            <w:tcW w:type="dxa" w:w="1966"/>
-          </w:tcPr>
-          <w:p>
-            <w:r/>
-            <w:r>
-              <w:t>Product Configuration &amp; Activation</w:t>
-            </w:r>
-          </w:p>
-        </w:tc>
-        <w:tc>
-          <w:tcPr>
-            <w:tcW w:type="dxa" w:w="1966"/>
-          </w:tcPr>
-          <w:p>
-            <w:r/>
-            <w:r>
-              <w:t>Offer and Product Configuration</w:t>
             </w:r>
           </w:p>
         </w:tc>
@@ -2048,34 +2048,34 @@
         </w:tc>
         <w:tc>
           <w:tcPr>
-            <w:tcW w:type="dxa" w:w="2153"/>
+            <w:tcW w:type="dxa" w:w="1966"/>
+          </w:tcPr>
+          <w:p>
+            <w:r/>
+            <w:r>
+              <w:t>Sales Management</w:t>
+            </w:r>
+          </w:p>
+        </w:tc>
+        <w:tc>
+          <w:tcPr>
+            <w:tcW w:type="dxa" w:w="2059"/>
+          </w:tcPr>
+          <w:p>
+            <w:r/>
+            <w:r>
+              <w:t>Opportunity Management</w:t>
+            </w:r>
+          </w:p>
+        </w:tc>
+        <w:tc>
+          <w:tcPr>
+            <w:tcW w:type="dxa" w:w="2059"/>
           </w:tcPr>
           <w:p>
             <w:r/>
             <w:r>
               <w:t>Product Customization Offering Management provides the necessary functionality to manage the customer personalized proposals, taking into account the customer location, needs, current products, as well as the service provider's products, sales emphasis and targets, etc.</w:t>
-            </w:r>
-          </w:p>
-        </w:tc>
-        <w:tc>
-          <w:tcPr>
-            <w:tcW w:type="dxa" w:w="1966"/>
-          </w:tcPr>
-          <w:p>
-            <w:r/>
-            <w:r>
-              <w:t>Sales Management</w:t>
-            </w:r>
-          </w:p>
-        </w:tc>
-        <w:tc>
-          <w:tcPr>
-            <w:tcW w:type="dxa" w:w="1966"/>
-          </w:tcPr>
-          <w:p>
-            <w:r/>
-            <w:r>
-              <w:t>Opportunity Management</w:t>
             </w:r>
           </w:p>
         </w:tc>
@@ -2105,34 +2105,34 @@
         </w:tc>
         <w:tc>
           <w:tcPr>
-            <w:tcW w:type="dxa" w:w="2153"/>
+            <w:tcW w:type="dxa" w:w="1966"/>
+          </w:tcPr>
+          <w:p>
+            <w:r/>
+            <w:r>
+              <w:t>Sales Reporting</w:t>
+            </w:r>
+          </w:p>
+        </w:tc>
+        <w:tc>
+          <w:tcPr>
+            <w:tcW w:type="dxa" w:w="2059"/>
+          </w:tcPr>
+          <w:p>
+            <w:r/>
+            <w:r>
+              <w:t>Sales Performance Management</w:t>
+            </w:r>
+          </w:p>
+        </w:tc>
+        <w:tc>
+          <w:tcPr>
+            <w:tcW w:type="dxa" w:w="2059"/>
           </w:tcPr>
           <w:p>
             <w:r/>
             <w:r>
               <w:t>Sales Order Reporting provides reporting of order handoff.</w:t>
-            </w:r>
-          </w:p>
-        </w:tc>
-        <w:tc>
-          <w:tcPr>
-            <w:tcW w:type="dxa" w:w="1966"/>
-          </w:tcPr>
-          <w:p>
-            <w:r/>
-            <w:r>
-              <w:t>Sales Reporting</w:t>
-            </w:r>
-          </w:p>
-        </w:tc>
-        <w:tc>
-          <w:tcPr>
-            <w:tcW w:type="dxa" w:w="1966"/>
-          </w:tcPr>
-          <w:p>
-            <w:r/>
-            <w:r>
-              <w:t>Sales Performance Management</w:t>
             </w:r>
           </w:p>
         </w:tc>
@@ -2162,34 +2162,34 @@
         </w:tc>
         <w:tc>
           <w:tcPr>
-            <w:tcW w:type="dxa" w:w="2153"/>
+            <w:tcW w:type="dxa" w:w="1966"/>
+          </w:tcPr>
+          <w:p>
+            <w:r/>
+            <w:r>
+              <w:t>Fallout Management</w:t>
+            </w:r>
+          </w:p>
+        </w:tc>
+        <w:tc>
+          <w:tcPr>
+            <w:tcW w:type="dxa" w:w="2059"/>
+          </w:tcPr>
+          <w:p>
+            <w:r/>
+            <w:r>
+              <w:t>Fallout Correction Management</w:t>
+            </w:r>
+          </w:p>
+        </w:tc>
+        <w:tc>
+          <w:tcPr>
+            <w:tcW w:type="dxa" w:w="2059"/>
           </w:tcPr>
           <w:p>
             <w:r/>
             <w:r>
               <w:t>Fallout Rule Based Error Correction function provides the capability to handle various errors or error types based on pre-defined rules. These rules can facilitate autocorrection, correction assistance, placement of errors in the appropriate queues for manual handling, as well as access to various systems via the Fallout Interface Bus.</w:t>
-            </w:r>
-          </w:p>
-        </w:tc>
-        <w:tc>
-          <w:tcPr>
-            <w:tcW w:type="dxa" w:w="1966"/>
-          </w:tcPr>
-          <w:p>
-            <w:r/>
-            <w:r>
-              <w:t>Fallout Management</w:t>
-            </w:r>
-          </w:p>
-        </w:tc>
-        <w:tc>
-          <w:tcPr>
-            <w:tcW w:type="dxa" w:w="1966"/>
-          </w:tcPr>
-          <w:p>
-            <w:r/>
-            <w:r>
-              <w:t>Fallout Correction Management</w:t>
             </w:r>
           </w:p>
         </w:tc>
@@ -2219,34 +2219,34 @@
         </w:tc>
         <w:tc>
           <w:tcPr>
-            <w:tcW w:type="dxa" w:w="2153"/>
+            <w:tcW w:type="dxa" w:w="1966"/>
+          </w:tcPr>
+          <w:p>
+            <w:r/>
+            <w:r>
+              <w:t>Sales Management</w:t>
+            </w:r>
+          </w:p>
+        </w:tc>
+        <w:tc>
+          <w:tcPr>
+            <w:tcW w:type="dxa" w:w="2059"/>
+          </w:tcPr>
+          <w:p>
+            <w:r/>
+            <w:r>
+              <w:t>Opportunity Management</w:t>
+            </w:r>
+          </w:p>
+        </w:tc>
+        <w:tc>
+          <w:tcPr>
+            <w:tcW w:type="dxa" w:w="2059"/>
           </w:tcPr>
           <w:p>
             <w:r/>
             <w:r>
               <w:t>Sales Negotiation Support provides support for negotiating the sale by providing multiple quotations as needed, taking into account the customer data, customer qualification, and offers made. Functionality includes access to products, product pricing, scheduling of appointments if a dispatch is necessary, etc. / Sales Negotiation generates A Customer order request. / Customer order request generation – send solution design details to update proposal product order in Customer Order Management systems</w:t>
-            </w:r>
-          </w:p>
-        </w:tc>
-        <w:tc>
-          <w:tcPr>
-            <w:tcW w:type="dxa" w:w="1966"/>
-          </w:tcPr>
-          <w:p>
-            <w:r/>
-            <w:r>
-              <w:t>Sales Management</w:t>
-            </w:r>
-          </w:p>
-        </w:tc>
-        <w:tc>
-          <w:tcPr>
-            <w:tcW w:type="dxa" w:w="1966"/>
-          </w:tcPr>
-          <w:p>
-            <w:r/>
-            <w:r>
-              <w:t>Opportunity Management</w:t>
             </w:r>
           </w:p>
         </w:tc>
@@ -2276,34 +2276,34 @@
         </w:tc>
         <w:tc>
           <w:tcPr>
-            <w:tcW w:type="dxa" w:w="2153"/>
+            <w:tcW w:type="dxa" w:w="1966"/>
+          </w:tcPr>
+          <w:p>
+            <w:r/>
+            <w:r>
+              <w:t>Sales Management</w:t>
+            </w:r>
+          </w:p>
+        </w:tc>
+        <w:tc>
+          <w:tcPr>
+            <w:tcW w:type="dxa" w:w="2059"/>
+          </w:tcPr>
+          <w:p>
+            <w:r/>
+            <w:r>
+              <w:t>Opportunity Management</w:t>
+            </w:r>
+          </w:p>
+        </w:tc>
+        <w:tc>
+          <w:tcPr>
+            <w:tcW w:type="dxa" w:w="2059"/>
           </w:tcPr>
           <w:p>
             <w:r/>
             <w:r>
               <w:t>Sales Quote Management creates and manages quotes, including internal approval.</w:t>
-            </w:r>
-          </w:p>
-        </w:tc>
-        <w:tc>
-          <w:tcPr>
-            <w:tcW w:type="dxa" w:w="1966"/>
-          </w:tcPr>
-          <w:p>
-            <w:r/>
-            <w:r>
-              <w:t>Sales Management</w:t>
-            </w:r>
-          </w:p>
-        </w:tc>
-        <w:tc>
-          <w:tcPr>
-            <w:tcW w:type="dxa" w:w="1966"/>
-          </w:tcPr>
-          <w:p>
-            <w:r/>
-            <w:r>
-              <w:t>Opportunity Management</w:t>
             </w:r>
           </w:p>
         </w:tc>
@@ -2430,7 +2430,7 @@
         </w:trPr>
         <w:tc>
           <w:tcPr>
-            <w:tcW w:type="dxa" w:w="1123"/>
+            <w:tcW w:type="dxa" w:w="1030"/>
           </w:tcPr>
           <w:p>
             <w:r/>
@@ -2444,7 +2444,7 @@
         </w:tc>
         <w:tc>
           <w:tcPr>
-            <w:tcW w:type="dxa" w:w="2340"/>
+            <w:tcW w:type="dxa" w:w="1966"/>
           </w:tcPr>
           <w:p>
             <w:r/>
@@ -2458,7 +2458,7 @@
         </w:tc>
         <w:tc>
           <w:tcPr>
-            <w:tcW w:type="dxa" w:w="1872"/>
+            <w:tcW w:type="dxa" w:w="1591"/>
           </w:tcPr>
           <w:p>
             <w:r/>
@@ -2472,7 +2472,7 @@
         </w:tc>
         <w:tc>
           <w:tcPr>
-            <w:tcW w:type="dxa" w:w="1404"/>
+            <w:tcW w:type="dxa" w:w="1217"/>
           </w:tcPr>
           <w:p>
             <w:r/>
@@ -2486,7 +2486,7 @@
         </w:tc>
         <w:tc>
           <w:tcPr>
-            <w:tcW w:type="dxa" w:w="1404"/>
+            <w:tcW w:type="dxa" w:w="1310"/>
           </w:tcPr>
           <w:p>
             <w:r/>
@@ -2500,7 +2500,7 @@
         </w:tc>
         <w:tc>
           <w:tcPr>
-            <w:tcW w:type="dxa" w:w="1217"/>
+            <w:tcW w:type="dxa" w:w="2246"/>
           </w:tcPr>
           <w:p>
             <w:r/>
@@ -2516,7 +2516,7 @@
       <w:tr>
         <w:tc>
           <w:tcPr>
-            <w:tcW w:type="dxa" w:w="1123"/>
+            <w:tcW w:type="dxa" w:w="1030"/>
           </w:tcPr>
           <w:p>
             <w:r/>
@@ -2527,7 +2527,7 @@
         </w:tc>
         <w:tc>
           <w:tcPr>
-            <w:tcW w:type="dxa" w:w="2340"/>
+            <w:tcW w:type="dxa" w:w="1966"/>
           </w:tcPr>
           <w:p>
             <w:r/>
@@ -2538,7 +2538,7 @@
         </w:tc>
         <w:tc>
           <w:tcPr>
-            <w:tcW w:type="dxa" w:w="1872"/>
+            <w:tcW w:type="dxa" w:w="1591"/>
           </w:tcPr>
           <w:p>
             <w:r/>
@@ -2549,7 +2549,7 @@
         </w:tc>
         <w:tc>
           <w:tcPr>
-            <w:tcW w:type="dxa" w:w="1404"/>
+            <w:tcW w:type="dxa" w:w="1217"/>
           </w:tcPr>
           <w:p>
             <w:r/>
@@ -2560,7 +2560,7 @@
         </w:tc>
         <w:tc>
           <w:tcPr>
-            <w:tcW w:type="dxa" w:w="1404"/>
+            <w:tcW w:type="dxa" w:w="1310"/>
           </w:tcPr>
           <w:p>
             <w:r/>
@@ -2571,36 +2571,12 @@
         </w:tc>
         <w:tc>
           <w:tcPr>
-            <w:tcW w:type="dxa" w:w="1217"/>
-          </w:tcPr>
-          <w:p>
-            <w:r/>
-            <w:r>
-              <w:t>POST</w:t>
-            </w:r>
-            <w:r>
-              <w:br/>
-            </w:r>
-            <w:r>
-              <w:t>GET</w:t>
-            </w:r>
-            <w:r>
-              <w:br/>
-            </w:r>
-            <w:r>
-              <w:t>GET /id</w:t>
-            </w:r>
-            <w:r>
-              <w:br/>
-            </w:r>
-            <w:r>
-              <w:t>PATCH</w:t>
-            </w:r>
-            <w:r>
-              <w:br/>
-            </w:r>
-            <w:r>
-              <w:t>DELETE</w:t>
+            <w:tcW w:type="dxa" w:w="2246"/>
+          </w:tcPr>
+          <w:p>
+            <w:r/>
+            <w:r>
+              <w:t>POST, GET, GET /id, PATCH, DELETE</w:t>
             </w:r>
           </w:p>
         </w:tc>
@@ -2608,7 +2584,7 @@
       <w:tr>
         <w:tc>
           <w:tcPr>
-            <w:tcW w:type="dxa" w:w="1123"/>
+            <w:tcW w:type="dxa" w:w="1030"/>
           </w:tcPr>
           <w:p>
             <w:r/>
@@ -2619,7 +2595,7 @@
         </w:tc>
         <w:tc>
           <w:tcPr>
-            <w:tcW w:type="dxa" w:w="2340"/>
+            <w:tcW w:type="dxa" w:w="1966"/>
           </w:tcPr>
           <w:p>
             <w:r/>
@@ -2630,7 +2606,7 @@
         </w:tc>
         <w:tc>
           <w:tcPr>
-            <w:tcW w:type="dxa" w:w="1872"/>
+            <w:tcW w:type="dxa" w:w="1591"/>
           </w:tcPr>
           <w:p>
             <w:r/>
@@ -2641,7 +2617,7 @@
         </w:tc>
         <w:tc>
           <w:tcPr>
-            <w:tcW w:type="dxa" w:w="1404"/>
+            <w:tcW w:type="dxa" w:w="1217"/>
           </w:tcPr>
           <w:p>
             <w:r/>
@@ -2652,7 +2628,7 @@
         </w:tc>
         <w:tc>
           <w:tcPr>
-            <w:tcW w:type="dxa" w:w="1404"/>
+            <w:tcW w:type="dxa" w:w="1310"/>
           </w:tcPr>
           <w:p>
             <w:r/>
@@ -2663,36 +2639,12 @@
         </w:tc>
         <w:tc>
           <w:tcPr>
-            <w:tcW w:type="dxa" w:w="1217"/>
-          </w:tcPr>
-          <w:p>
-            <w:r/>
-            <w:r>
-              <w:t>GET</w:t>
-            </w:r>
-            <w:r>
-              <w:br/>
-            </w:r>
-            <w:r>
-              <w:t>GET /id</w:t>
-            </w:r>
-            <w:r>
-              <w:br/>
-            </w:r>
-            <w:r>
-              <w:t>POST</w:t>
-            </w:r>
-            <w:r>
-              <w:br/>
-            </w:r>
-            <w:r>
-              <w:t>PATCH</w:t>
-            </w:r>
-            <w:r>
-              <w:br/>
-            </w:r>
-            <w:r>
-              <w:t>DELETE</w:t>
+            <w:tcW w:type="dxa" w:w="2246"/>
+          </w:tcPr>
+          <w:p>
+            <w:r/>
+            <w:r>
+              <w:t>GET, GET /id, POST, PATCH, DELETE</w:t>
             </w:r>
           </w:p>
         </w:tc>
@@ -2700,7 +2652,7 @@
       <w:tr>
         <w:tc>
           <w:tcPr>
-            <w:tcW w:type="dxa" w:w="1123"/>
+            <w:tcW w:type="dxa" w:w="1030"/>
           </w:tcPr>
           <w:p>
             <w:r/>
@@ -2711,7 +2663,7 @@
         </w:tc>
         <w:tc>
           <w:tcPr>
-            <w:tcW w:type="dxa" w:w="2340"/>
+            <w:tcW w:type="dxa" w:w="1966"/>
           </w:tcPr>
           <w:p>
             <w:r/>
@@ -2722,7 +2674,7 @@
         </w:tc>
         <w:tc>
           <w:tcPr>
-            <w:tcW w:type="dxa" w:w="1872"/>
+            <w:tcW w:type="dxa" w:w="1591"/>
           </w:tcPr>
           <w:p>
             <w:r/>
@@ -2733,7 +2685,7 @@
         </w:tc>
         <w:tc>
           <w:tcPr>
-            <w:tcW w:type="dxa" w:w="1404"/>
+            <w:tcW w:type="dxa" w:w="1217"/>
           </w:tcPr>
           <w:p>
             <w:r/>
@@ -2744,7 +2696,7 @@
         </w:tc>
         <w:tc>
           <w:tcPr>
-            <w:tcW w:type="dxa" w:w="1404"/>
+            <w:tcW w:type="dxa" w:w="1310"/>
           </w:tcPr>
           <w:p>
             <w:r/>
@@ -2755,36 +2707,12 @@
         </w:tc>
         <w:tc>
           <w:tcPr>
-            <w:tcW w:type="dxa" w:w="1217"/>
-          </w:tcPr>
-          <w:p>
-            <w:r/>
-            <w:r>
-              <w:t>POST</w:t>
-            </w:r>
-            <w:r>
-              <w:br/>
-            </w:r>
-            <w:r>
-              <w:t>GET</w:t>
-            </w:r>
-            <w:r>
-              <w:br/>
-            </w:r>
-            <w:r>
-              <w:t>GET /id</w:t>
-            </w:r>
-            <w:r>
-              <w:br/>
-            </w:r>
-            <w:r>
-              <w:t>PATCH</w:t>
-            </w:r>
-            <w:r>
-              <w:br/>
-            </w:r>
-            <w:r>
-              <w:t>DELETE</w:t>
+            <w:tcW w:type="dxa" w:w="2246"/>
+          </w:tcPr>
+          <w:p>
+            <w:r/>
+            <w:r>
+              <w:t>POST, GET, GET /id, PATCH, DELETE</w:t>
             </w:r>
           </w:p>
         </w:tc>
@@ -2792,7 +2720,7 @@
       <w:tr>
         <w:tc>
           <w:tcPr>
-            <w:tcW w:type="dxa" w:w="1123"/>
+            <w:tcW w:type="dxa" w:w="1030"/>
           </w:tcPr>
           <w:p>
             <w:r/>
@@ -2803,7 +2731,7 @@
         </w:tc>
         <w:tc>
           <w:tcPr>
-            <w:tcW w:type="dxa" w:w="2340"/>
+            <w:tcW w:type="dxa" w:w="1966"/>
           </w:tcPr>
           <w:p>
             <w:r/>
@@ -2814,7 +2742,7 @@
         </w:tc>
         <w:tc>
           <w:tcPr>
-            <w:tcW w:type="dxa" w:w="1872"/>
+            <w:tcW w:type="dxa" w:w="1591"/>
           </w:tcPr>
           <w:p>
             <w:r/>
@@ -2825,7 +2753,7 @@
         </w:tc>
         <w:tc>
           <w:tcPr>
-            <w:tcW w:type="dxa" w:w="1404"/>
+            <w:tcW w:type="dxa" w:w="1217"/>
           </w:tcPr>
           <w:p>
             <w:r/>
@@ -2836,16 +2764,78 @@
         </w:tc>
         <w:tc>
           <w:tcPr>
-            <w:tcW w:type="dxa" w:w="1404"/>
+            <w:tcW w:type="dxa" w:w="1310"/>
           </w:tcPr>
           <w:p>
             <w:r/>
             <w:r>
               <w:t>processFlow</w:t>
             </w:r>
-            <w:r>
-              <w:br/>
-            </w:r>
+          </w:p>
+        </w:tc>
+        <w:tc>
+          <w:tcPr>
+            <w:tcW w:type="dxa" w:w="2246"/>
+          </w:tcPr>
+          <w:p>
+            <w:r/>
+            <w:r>
+              <w:t>POST, GET, GET /id, DELETE</w:t>
+            </w:r>
+          </w:p>
+        </w:tc>
+      </w:tr>
+      <w:tr>
+        <w:tc>
+          <w:tcPr>
+            <w:tcW w:type="dxa" w:w="1030"/>
+          </w:tcPr>
+          <w:p>
+            <w:r/>
+            <w:r>
+              <w:t>TMF701</w:t>
+            </w:r>
+          </w:p>
+        </w:tc>
+        <w:tc>
+          <w:tcPr>
+            <w:tcW w:type="dxa" w:w="1966"/>
+          </w:tcPr>
+          <w:p>
+            <w:r/>
+            <w:r>
+              <w:t>UNRESOLVED-TMF701</w:t>
+            </w:r>
+          </w:p>
+        </w:tc>
+        <w:tc>
+          <w:tcPr>
+            <w:tcW w:type="dxa" w:w="1591"/>
+          </w:tcPr>
+          <w:p>
+            <w:r/>
+            <w:r>
+              <w:t>Optional</w:t>
+            </w:r>
+          </w:p>
+        </w:tc>
+        <w:tc>
+          <w:tcPr>
+            <w:tcW w:type="dxa" w:w="1217"/>
+          </w:tcPr>
+          <w:p>
+            <w:r/>
+            <w:r>
+              <w:t>4</w:t>
+            </w:r>
+          </w:p>
+        </w:tc>
+        <w:tc>
+          <w:tcPr>
+            <w:tcW w:type="dxa" w:w="1310"/>
+          </w:tcPr>
+          <w:p>
+            <w:r/>
             <w:r>
               <w:t>taskFlow</w:t>
             </w:r>
@@ -2853,36 +2843,12 @@
         </w:tc>
         <w:tc>
           <w:tcPr>
-            <w:tcW w:type="dxa" w:w="1217"/>
-          </w:tcPr>
-          <w:p>
-            <w:r/>
-            <w:r>
-              <w:t>POST</w:t>
-            </w:r>
-            <w:r>
-              <w:br/>
-            </w:r>
-            <w:r>
-              <w:t>GET</w:t>
-            </w:r>
-            <w:r>
-              <w:br/>
-            </w:r>
-            <w:r>
-              <w:t>GET /id</w:t>
-            </w:r>
-            <w:r>
-              <w:br/>
-            </w:r>
-            <w:r>
-              <w:t>DELETE</w:t>
-            </w:r>
-            <w:r>
-              <w:br/>
-            </w:r>
-            <w:r>
-              <w:t>PATCH</w:t>
+            <w:tcW w:type="dxa" w:w="2246"/>
+          </w:tcPr>
+          <w:p>
+            <w:r/>
+            <w:r>
+              <w:t>PATCH, GET, GET /id</w:t>
             </w:r>
           </w:p>
         </w:tc>
@@ -2970,7 +2936,7 @@
         </w:trPr>
         <w:tc>
           <w:tcPr>
-            <w:tcW w:type="dxa" w:w="1030"/>
+            <w:tcW w:type="dxa" w:w="936"/>
           </w:tcPr>
           <w:p>
             <w:r/>
@@ -2984,7 +2950,7 @@
         </w:tc>
         <w:tc>
           <w:tcPr>
-            <w:tcW w:type="dxa" w:w="2434"/>
+            <w:tcW w:type="dxa" w:w="2153"/>
           </w:tcPr>
           <w:p>
             <w:r/>
@@ -2998,7 +2964,7 @@
         </w:tc>
         <w:tc>
           <w:tcPr>
-            <w:tcW w:type="dxa" w:w="1217"/>
+            <w:tcW w:type="dxa" w:w="1123"/>
           </w:tcPr>
           <w:p>
             <w:r/>
@@ -3012,7 +2978,7 @@
         </w:tc>
         <w:tc>
           <w:tcPr>
-            <w:tcW w:type="dxa" w:w="1591"/>
+            <w:tcW w:type="dxa" w:w="1498"/>
           </w:tcPr>
           <w:p>
             <w:r/>
@@ -3026,7 +2992,7 @@
         </w:tc>
         <w:tc>
           <w:tcPr>
-            <w:tcW w:type="dxa" w:w="1966"/>
+            <w:tcW w:type="dxa" w:w="1778"/>
           </w:tcPr>
           <w:p>
             <w:r/>
@@ -3040,7 +3006,7 @@
         </w:tc>
         <w:tc>
           <w:tcPr>
-            <w:tcW w:type="dxa" w:w="1123"/>
+            <w:tcW w:type="dxa" w:w="1872"/>
           </w:tcPr>
           <w:p>
             <w:r/>
@@ -3056,7 +3022,7 @@
       <w:tr>
         <w:tc>
           <w:tcPr>
-            <w:tcW w:type="dxa" w:w="1030"/>
+            <w:tcW w:type="dxa" w:w="936"/>
           </w:tcPr>
           <w:p>
             <w:r/>
@@ -3067,7 +3033,7 @@
         </w:tc>
         <w:tc>
           <w:tcPr>
-            <w:tcW w:type="dxa" w:w="2434"/>
+            <w:tcW w:type="dxa" w:w="2153"/>
           </w:tcPr>
           <w:p>
             <w:r/>
@@ -3078,7 +3044,7 @@
         </w:tc>
         <w:tc>
           <w:tcPr>
-            <w:tcW w:type="dxa" w:w="1217"/>
+            <w:tcW w:type="dxa" w:w="1123"/>
           </w:tcPr>
           <w:p>
             <w:r/>
@@ -3089,7 +3055,7 @@
         </w:tc>
         <w:tc>
           <w:tcPr>
-            <w:tcW w:type="dxa" w:w="1591"/>
+            <w:tcW w:type="dxa" w:w="1498"/>
           </w:tcPr>
           <w:p>
             <w:r/>
@@ -3100,41 +3066,23 @@
         </w:tc>
         <w:tc>
           <w:tcPr>
-            <w:tcW w:type="dxa" w:w="1966"/>
+            <w:tcW w:type="dxa" w:w="1778"/>
           </w:tcPr>
           <w:p>
             <w:r/>
             <w:r>
               <w:t>productOffering</w:t>
             </w:r>
-            <w:r>
-              <w:br/>
-            </w:r>
-            <w:r>
-              <w:t>productOfferingPrice</w:t>
-            </w:r>
-            <w:r>
-              <w:br/>
-            </w:r>
-            <w:r>
-              <w:t>productSpecification</w:t>
-            </w:r>
-          </w:p>
-        </w:tc>
-        <w:tc>
-          <w:tcPr>
-            <w:tcW w:type="dxa" w:w="1123"/>
-          </w:tcPr>
-          <w:p>
-            <w:r/>
-            <w:r>
-              <w:t>GET</w:t>
-            </w:r>
-            <w:r>
-              <w:br/>
-            </w:r>
-            <w:r>
-              <w:t>GET /id</w:t>
+          </w:p>
+        </w:tc>
+        <w:tc>
+          <w:tcPr>
+            <w:tcW w:type="dxa" w:w="1872"/>
+          </w:tcPr>
+          <w:p>
+            <w:r/>
+            <w:r>
+              <w:t>GET, GET /id</w:t>
             </w:r>
           </w:p>
         </w:tc>
@@ -3142,7 +3090,7 @@
       <w:tr>
         <w:tc>
           <w:tcPr>
-            <w:tcW w:type="dxa" w:w="1030"/>
+            <w:tcW w:type="dxa" w:w="936"/>
           </w:tcPr>
           <w:p>
             <w:r/>
@@ -3153,7 +3101,7 @@
         </w:tc>
         <w:tc>
           <w:tcPr>
-            <w:tcW w:type="dxa" w:w="2434"/>
+            <w:tcW w:type="dxa" w:w="2153"/>
           </w:tcPr>
           <w:p>
             <w:r/>
@@ -3164,18 +3112,18 @@
         </w:tc>
         <w:tc>
           <w:tcPr>
-            <w:tcW w:type="dxa" w:w="1217"/>
-          </w:tcPr>
-          <w:p>
-            <w:r/>
-            <w:r>
-              <w:t>4</w:t>
-            </w:r>
-          </w:p>
-        </w:tc>
-        <w:tc>
-          <w:tcPr>
-            <w:tcW w:type="dxa" w:w="1591"/>
+            <w:tcW w:type="dxa" w:w="1123"/>
+          </w:tcPr>
+          <w:p>
+            <w:r/>
+            <w:r>
+              <w:t>5</w:t>
+            </w:r>
+          </w:p>
+        </w:tc>
+        <w:tc>
+          <w:tcPr>
+            <w:tcW w:type="dxa" w:w="1498"/>
           </w:tcPr>
           <w:p>
             <w:r/>
@@ -3186,47 +3134,23 @@
         </w:tc>
         <w:tc>
           <w:tcPr>
-            <w:tcW w:type="dxa" w:w="1966"/>
-          </w:tcPr>
-          <w:p>
-            <w:r/>
-            <w:r>
-              <w:t>productCategory</w:t>
-            </w:r>
-            <w:r>
-              <w:br/>
-            </w:r>
-            <w:r>
-              <w:t>productOffering</w:t>
-            </w:r>
-            <w:r>
-              <w:br/>
-            </w:r>
+            <w:tcW w:type="dxa" w:w="1778"/>
+          </w:tcPr>
+          <w:p>
+            <w:r/>
             <w:r>
               <w:t>productOfferingPrice</w:t>
             </w:r>
-            <w:r>
-              <w:br/>
-            </w:r>
-            <w:r>
-              <w:t>productSpecification</w:t>
-            </w:r>
-          </w:p>
-        </w:tc>
-        <w:tc>
-          <w:tcPr>
-            <w:tcW w:type="dxa" w:w="1123"/>
-          </w:tcPr>
-          <w:p>
-            <w:r/>
-            <w:r>
-              <w:t>GET</w:t>
-            </w:r>
-            <w:r>
-              <w:br/>
-            </w:r>
-            <w:r>
-              <w:t>GET /id</w:t>
+          </w:p>
+        </w:tc>
+        <w:tc>
+          <w:tcPr>
+            <w:tcW w:type="dxa" w:w="1872"/>
+          </w:tcPr>
+          <w:p>
+            <w:r/>
+            <w:r>
+              <w:t>GET, GET /id</w:t>
             </w:r>
           </w:p>
         </w:tc>
@@ -3234,29 +3158,29 @@
       <w:tr>
         <w:tc>
           <w:tcPr>
-            <w:tcW w:type="dxa" w:w="1030"/>
-          </w:tcPr>
-          <w:p>
-            <w:r/>
-            <w:r>
-              <w:t>TMF637</w:t>
-            </w:r>
-          </w:p>
-        </w:tc>
-        <w:tc>
-          <w:tcPr>
-            <w:tcW w:type="dxa" w:w="2434"/>
-          </w:tcPr>
-          <w:p>
-            <w:r/>
-            <w:r>
-              <w:t>TMF637</w:t>
-            </w:r>
-          </w:p>
-        </w:tc>
-        <w:tc>
-          <w:tcPr>
-            <w:tcW w:type="dxa" w:w="1217"/>
+            <w:tcW w:type="dxa" w:w="936"/>
+          </w:tcPr>
+          <w:p>
+            <w:r/>
+            <w:r>
+              <w:t>TMF620</w:t>
+            </w:r>
+          </w:p>
+        </w:tc>
+        <w:tc>
+          <w:tcPr>
+            <w:tcW w:type="dxa" w:w="2153"/>
+          </w:tcPr>
+          <w:p>
+            <w:r/>
+            <w:r>
+              <w:t>TMF620</w:t>
+            </w:r>
+          </w:p>
+        </w:tc>
+        <w:tc>
+          <w:tcPr>
+            <w:tcW w:type="dxa" w:w="1123"/>
           </w:tcPr>
           <w:p>
             <w:r/>
@@ -3267,7 +3191,7 @@
         </w:tc>
         <w:tc>
           <w:tcPr>
-            <w:tcW w:type="dxa" w:w="1591"/>
+            <w:tcW w:type="dxa" w:w="1498"/>
           </w:tcPr>
           <w:p>
             <w:r/>
@@ -3278,41 +3202,23 @@
         </w:tc>
         <w:tc>
           <w:tcPr>
-            <w:tcW w:type="dxa" w:w="1966"/>
-          </w:tcPr>
-          <w:p>
-            <w:r/>
-            <w:r>
-              <w:t>product</w:t>
-            </w:r>
-          </w:p>
-        </w:tc>
-        <w:tc>
-          <w:tcPr>
-            <w:tcW w:type="dxa" w:w="1123"/>
-          </w:tcPr>
-          <w:p>
-            <w:r/>
-            <w:r>
-              <w:t>GET</w:t>
-            </w:r>
-            <w:r>
-              <w:br/>
-            </w:r>
-            <w:r>
-              <w:t>GET /id</w:t>
-            </w:r>
-            <w:r>
-              <w:br/>
-            </w:r>
-            <w:r>
-              <w:t>POST</w:t>
-            </w:r>
-            <w:r>
-              <w:br/>
-            </w:r>
-            <w:r>
-              <w:t>PATCH</w:t>
+            <w:tcW w:type="dxa" w:w="1778"/>
+          </w:tcPr>
+          <w:p>
+            <w:r/>
+            <w:r>
+              <w:t>productSpecification</w:t>
+            </w:r>
+          </w:p>
+        </w:tc>
+        <w:tc>
+          <w:tcPr>
+            <w:tcW w:type="dxa" w:w="1872"/>
+          </w:tcPr>
+          <w:p>
+            <w:r/>
+            <w:r>
+              <w:t>GET, GET /id</w:t>
             </w:r>
           </w:p>
         </w:tc>
@@ -3320,29 +3226,29 @@
       <w:tr>
         <w:tc>
           <w:tcPr>
-            <w:tcW w:type="dxa" w:w="1030"/>
-          </w:tcPr>
-          <w:p>
-            <w:r/>
-            <w:r>
-              <w:t>TMF637</w:t>
-            </w:r>
-          </w:p>
-        </w:tc>
-        <w:tc>
-          <w:tcPr>
-            <w:tcW w:type="dxa" w:w="2434"/>
-          </w:tcPr>
-          <w:p>
-            <w:r/>
-            <w:r>
-              <w:t>TMF637</w:t>
-            </w:r>
-          </w:p>
-        </w:tc>
-        <w:tc>
-          <w:tcPr>
-            <w:tcW w:type="dxa" w:w="1217"/>
+            <w:tcW w:type="dxa" w:w="936"/>
+          </w:tcPr>
+          <w:p>
+            <w:r/>
+            <w:r>
+              <w:t>TMF620</w:t>
+            </w:r>
+          </w:p>
+        </w:tc>
+        <w:tc>
+          <w:tcPr>
+            <w:tcW w:type="dxa" w:w="2153"/>
+          </w:tcPr>
+          <w:p>
+            <w:r/>
+            <w:r>
+              <w:t>TMF620</w:t>
+            </w:r>
+          </w:p>
+        </w:tc>
+        <w:tc>
+          <w:tcPr>
+            <w:tcW w:type="dxa" w:w="1123"/>
           </w:tcPr>
           <w:p>
             <w:r/>
@@ -3353,7 +3259,7 @@
         </w:tc>
         <w:tc>
           <w:tcPr>
-            <w:tcW w:type="dxa" w:w="1591"/>
+            <w:tcW w:type="dxa" w:w="1498"/>
           </w:tcPr>
           <w:p>
             <w:r/>
@@ -3364,41 +3270,23 @@
         </w:tc>
         <w:tc>
           <w:tcPr>
-            <w:tcW w:type="dxa" w:w="1966"/>
-          </w:tcPr>
-          <w:p>
-            <w:r/>
-            <w:r>
-              <w:t>product</w:t>
-            </w:r>
-          </w:p>
-        </w:tc>
-        <w:tc>
-          <w:tcPr>
-            <w:tcW w:type="dxa" w:w="1123"/>
-          </w:tcPr>
-          <w:p>
-            <w:r/>
-            <w:r>
-              <w:t>GET</w:t>
-            </w:r>
-            <w:r>
-              <w:br/>
-            </w:r>
-            <w:r>
-              <w:t>GET /id</w:t>
-            </w:r>
-            <w:r>
-              <w:br/>
-            </w:r>
-            <w:r>
-              <w:t>POST</w:t>
-            </w:r>
-            <w:r>
-              <w:br/>
-            </w:r>
-            <w:r>
-              <w:t>PATCH</w:t>
+            <w:tcW w:type="dxa" w:w="1778"/>
+          </w:tcPr>
+          <w:p>
+            <w:r/>
+            <w:r>
+              <w:t>productCategory</w:t>
+            </w:r>
+          </w:p>
+        </w:tc>
+        <w:tc>
+          <w:tcPr>
+            <w:tcW w:type="dxa" w:w="1872"/>
+          </w:tcPr>
+          <w:p>
+            <w:r/>
+            <w:r>
+              <w:t>GET, GET /id</w:t>
             </w:r>
           </w:p>
         </w:tc>
@@ -3406,29 +3294,29 @@
       <w:tr>
         <w:tc>
           <w:tcPr>
-            <w:tcW w:type="dxa" w:w="1030"/>
-          </w:tcPr>
-          <w:p>
-            <w:r/>
-            <w:r>
-              <w:t>TMF679</w:t>
-            </w:r>
-          </w:p>
-        </w:tc>
-        <w:tc>
-          <w:tcPr>
-            <w:tcW w:type="dxa" w:w="2434"/>
-          </w:tcPr>
-          <w:p>
-            <w:r/>
-            <w:r>
-              <w:t>Product Offering Qualification Management API</w:t>
-            </w:r>
-          </w:p>
-        </w:tc>
-        <w:tc>
-          <w:tcPr>
-            <w:tcW w:type="dxa" w:w="1217"/>
+            <w:tcW w:type="dxa" w:w="936"/>
+          </w:tcPr>
+          <w:p>
+            <w:r/>
+            <w:r>
+              <w:t>TMF620</w:t>
+            </w:r>
+          </w:p>
+        </w:tc>
+        <w:tc>
+          <w:tcPr>
+            <w:tcW w:type="dxa" w:w="2153"/>
+          </w:tcPr>
+          <w:p>
+            <w:r/>
+            <w:r>
+              <w:t>TMF620</w:t>
+            </w:r>
+          </w:p>
+        </w:tc>
+        <w:tc>
+          <w:tcPr>
+            <w:tcW w:type="dxa" w:w="1123"/>
           </w:tcPr>
           <w:p>
             <w:r/>
@@ -3439,52 +3327,34 @@
         </w:tc>
         <w:tc>
           <w:tcPr>
-            <w:tcW w:type="dxa" w:w="1591"/>
-          </w:tcPr>
-          <w:p>
-            <w:r/>
-            <w:r>
-              <w:t>Optional</w:t>
-            </w:r>
-          </w:p>
-        </w:tc>
-        <w:tc>
-          <w:tcPr>
-            <w:tcW w:type="dxa" w:w="1966"/>
-          </w:tcPr>
-          <w:p>
-            <w:r/>
-            <w:r>
-              <w:t>productOfferingQualification</w:t>
-            </w:r>
-          </w:p>
-        </w:tc>
-        <w:tc>
-          <w:tcPr>
-            <w:tcW w:type="dxa" w:w="1123"/>
-          </w:tcPr>
-          <w:p>
-            <w:r/>
-            <w:r>
-              <w:t>GET</w:t>
-            </w:r>
-            <w:r>
-              <w:br/>
-            </w:r>
-            <w:r>
-              <w:t>GET /id</w:t>
-            </w:r>
-            <w:r>
-              <w:br/>
-            </w:r>
-            <w:r>
-              <w:t>POST</w:t>
-            </w:r>
-            <w:r>
-              <w:br/>
-            </w:r>
-            <w:r>
-              <w:t>PATCH</w:t>
+            <w:tcW w:type="dxa" w:w="1498"/>
+          </w:tcPr>
+          <w:p>
+            <w:r/>
+            <w:r>
+              <w:t>Mandatory</w:t>
+            </w:r>
+          </w:p>
+        </w:tc>
+        <w:tc>
+          <w:tcPr>
+            <w:tcW w:type="dxa" w:w="1778"/>
+          </w:tcPr>
+          <w:p>
+            <w:r/>
+            <w:r>
+              <w:t>productOffering</w:t>
+            </w:r>
+          </w:p>
+        </w:tc>
+        <w:tc>
+          <w:tcPr>
+            <w:tcW w:type="dxa" w:w="1872"/>
+          </w:tcPr>
+          <w:p>
+            <w:r/>
+            <w:r>
+              <w:t>GET, GET /id</w:t>
             </w:r>
           </w:p>
         </w:tc>
@@ -3492,29 +3362,29 @@
       <w:tr>
         <w:tc>
           <w:tcPr>
-            <w:tcW w:type="dxa" w:w="1030"/>
-          </w:tcPr>
-          <w:p>
-            <w:r/>
-            <w:r>
-              <w:t>TMF646</w:t>
-            </w:r>
-          </w:p>
-        </w:tc>
-        <w:tc>
-          <w:tcPr>
-            <w:tcW w:type="dxa" w:w="2434"/>
-          </w:tcPr>
-          <w:p>
-            <w:r/>
-            <w:r>
-              <w:t>TMF646</w:t>
-            </w:r>
-          </w:p>
-        </w:tc>
-        <w:tc>
-          <w:tcPr>
-            <w:tcW w:type="dxa" w:w="1217"/>
+            <w:tcW w:type="dxa" w:w="936"/>
+          </w:tcPr>
+          <w:p>
+            <w:r/>
+            <w:r>
+              <w:t>TMF620</w:t>
+            </w:r>
+          </w:p>
+        </w:tc>
+        <w:tc>
+          <w:tcPr>
+            <w:tcW w:type="dxa" w:w="2153"/>
+          </w:tcPr>
+          <w:p>
+            <w:r/>
+            <w:r>
+              <w:t>TMF620</w:t>
+            </w:r>
+          </w:p>
+        </w:tc>
+        <w:tc>
+          <w:tcPr>
+            <w:tcW w:type="dxa" w:w="1123"/>
           </w:tcPr>
           <w:p>
             <w:r/>
@@ -3525,64 +3395,34 @@
         </w:tc>
         <w:tc>
           <w:tcPr>
-            <w:tcW w:type="dxa" w:w="1591"/>
-          </w:tcPr>
-          <w:p>
-            <w:r/>
-            <w:r>
-              <w:t>Optional</w:t>
-            </w:r>
-          </w:p>
-        </w:tc>
-        <w:tc>
-          <w:tcPr>
-            <w:tcW w:type="dxa" w:w="1966"/>
-          </w:tcPr>
-          <w:p>
-            <w:r/>
-            <w:r>
-              <w:t>appointment</w:t>
-            </w:r>
-            <w:r>
-              <w:br/>
-            </w:r>
-            <w:r>
-              <w:t>searchTimeSlot</w:t>
-            </w:r>
-          </w:p>
-        </w:tc>
-        <w:tc>
-          <w:tcPr>
-            <w:tcW w:type="dxa" w:w="1123"/>
-          </w:tcPr>
-          <w:p>
-            <w:r/>
-            <w:r>
-              <w:t>GET</w:t>
-            </w:r>
-            <w:r>
-              <w:br/>
-            </w:r>
-            <w:r>
-              <w:t>GET /id</w:t>
-            </w:r>
-            <w:r>
-              <w:br/>
-            </w:r>
-            <w:r>
-              <w:t>POST</w:t>
-            </w:r>
-            <w:r>
-              <w:br/>
-            </w:r>
-            <w:r>
-              <w:t>PATCH</w:t>
-            </w:r>
-            <w:r>
-              <w:br/>
-            </w:r>
-            <w:r>
-              <w:t>DELETE</w:t>
+            <w:tcW w:type="dxa" w:w="1498"/>
+          </w:tcPr>
+          <w:p>
+            <w:r/>
+            <w:r>
+              <w:t>Mandatory</w:t>
+            </w:r>
+          </w:p>
+        </w:tc>
+        <w:tc>
+          <w:tcPr>
+            <w:tcW w:type="dxa" w:w="1778"/>
+          </w:tcPr>
+          <w:p>
+            <w:r/>
+            <w:r>
+              <w:t>productOfferingPrice</w:t>
+            </w:r>
+          </w:p>
+        </w:tc>
+        <w:tc>
+          <w:tcPr>
+            <w:tcW w:type="dxa" w:w="1872"/>
+          </w:tcPr>
+          <w:p>
+            <w:r/>
+            <w:r>
+              <w:t>GET, GET /id</w:t>
             </w:r>
           </w:p>
         </w:tc>
@@ -3590,29 +3430,29 @@
       <w:tr>
         <w:tc>
           <w:tcPr>
-            <w:tcW w:type="dxa" w:w="1030"/>
-          </w:tcPr>
-          <w:p>
-            <w:r/>
-            <w:r>
-              <w:t>TMF673</w:t>
-            </w:r>
-          </w:p>
-        </w:tc>
-        <w:tc>
-          <w:tcPr>
-            <w:tcW w:type="dxa" w:w="2434"/>
-          </w:tcPr>
-          <w:p>
-            <w:r/>
-            <w:r>
-              <w:t>Geographic Address Management API</w:t>
-            </w:r>
-          </w:p>
-        </w:tc>
-        <w:tc>
-          <w:tcPr>
-            <w:tcW w:type="dxa" w:w="1217"/>
+            <w:tcW w:type="dxa" w:w="936"/>
+          </w:tcPr>
+          <w:p>
+            <w:r/>
+            <w:r>
+              <w:t>TMF620</w:t>
+            </w:r>
+          </w:p>
+        </w:tc>
+        <w:tc>
+          <w:tcPr>
+            <w:tcW w:type="dxa" w:w="2153"/>
+          </w:tcPr>
+          <w:p>
+            <w:r/>
+            <w:r>
+              <w:t>TMF620</w:t>
+            </w:r>
+          </w:p>
+        </w:tc>
+        <w:tc>
+          <w:tcPr>
+            <w:tcW w:type="dxa" w:w="1123"/>
           </w:tcPr>
           <w:p>
             <w:r/>
@@ -3623,64 +3463,34 @@
         </w:tc>
         <w:tc>
           <w:tcPr>
-            <w:tcW w:type="dxa" w:w="1591"/>
-          </w:tcPr>
-          <w:p>
-            <w:r/>
-            <w:r>
-              <w:t>Optional</w:t>
-            </w:r>
-          </w:p>
-        </w:tc>
-        <w:tc>
-          <w:tcPr>
-            <w:tcW w:type="dxa" w:w="1966"/>
-          </w:tcPr>
-          <w:p>
-            <w:r/>
-            <w:r>
-              <w:t>geographicAddress</w:t>
-            </w:r>
-            <w:r>
-              <w:br/>
-            </w:r>
-            <w:r>
-              <w:t>geographicSubAddress</w:t>
-            </w:r>
-            <w:r>
-              <w:br/>
-            </w:r>
-            <w:r>
-              <w:t>geographicAddressValidation</w:t>
-            </w:r>
-          </w:p>
-        </w:tc>
-        <w:tc>
-          <w:tcPr>
-            <w:tcW w:type="dxa" w:w="1123"/>
-          </w:tcPr>
-          <w:p>
-            <w:r/>
-            <w:r>
-              <w:t>GET</w:t>
-            </w:r>
-            <w:r>
-              <w:br/>
-            </w:r>
-            <w:r>
-              <w:t>GET /id</w:t>
-            </w:r>
-            <w:r>
-              <w:br/>
-            </w:r>
-            <w:r>
-              <w:t>POST</w:t>
-            </w:r>
-            <w:r>
-              <w:br/>
-            </w:r>
-            <w:r>
-              <w:t>PATCH</w:t>
+            <w:tcW w:type="dxa" w:w="1498"/>
+          </w:tcPr>
+          <w:p>
+            <w:r/>
+            <w:r>
+              <w:t>Mandatory</w:t>
+            </w:r>
+          </w:p>
+        </w:tc>
+        <w:tc>
+          <w:tcPr>
+            <w:tcW w:type="dxa" w:w="1778"/>
+          </w:tcPr>
+          <w:p>
+            <w:r/>
+            <w:r>
+              <w:t>productSpecification</w:t>
+            </w:r>
+          </w:p>
+        </w:tc>
+        <w:tc>
+          <w:tcPr>
+            <w:tcW w:type="dxa" w:w="1872"/>
+          </w:tcPr>
+          <w:p>
+            <w:r/>
+            <w:r>
+              <w:t>GET, GET /id</w:t>
             </w:r>
           </w:p>
         </w:tc>
@@ -3688,56 +3498,23 @@
       <w:tr>
         <w:tc>
           <w:tcPr>
-            <w:tcW w:type="dxa" w:w="1030"/>
-          </w:tcPr>
-          <w:p>
-            <w:r/>
-            <w:r>
-              <w:t>TMF674</w:t>
-            </w:r>
-          </w:p>
-        </w:tc>
-        <w:tc>
-          <w:tcPr>
-            <w:tcW w:type="dxa" w:w="2434"/>
-          </w:tcPr>
-          <w:p>
-            <w:r/>
-            <w:r>
-              <w:t>TMF674</w:t>
-            </w:r>
-          </w:p>
-        </w:tc>
-        <w:tc>
-          <w:tcPr>
-            <w:tcW w:type="dxa" w:w="1217"/>
-          </w:tcPr>
-          <w:p>
-            <w:r/>
-            <w:r>
-              <w:t>4</w:t>
-            </w:r>
-          </w:p>
-        </w:tc>
-        <w:tc>
-          <w:tcPr>
-            <w:tcW w:type="dxa" w:w="1591"/>
-          </w:tcPr>
-          <w:p>
-            <w:r/>
-            <w:r>
-              <w:t>Optional</w:t>
-            </w:r>
-          </w:p>
-        </w:tc>
-        <w:tc>
-          <w:tcPr>
-            <w:tcW w:type="dxa" w:w="1966"/>
-          </w:tcPr>
-          <w:p>
-            <w:r/>
-            <w:r>
-              <w:t>geographicSite</w:t>
+            <w:tcW w:type="dxa" w:w="936"/>
+          </w:tcPr>
+          <w:p>
+            <w:r/>
+            <w:r>
+              <w:t>TMF637</w:t>
+            </w:r>
+          </w:p>
+        </w:tc>
+        <w:tc>
+          <w:tcPr>
+            <w:tcW w:type="dxa" w:w="2153"/>
+          </w:tcPr>
+          <w:p>
+            <w:r/>
+            <w:r>
+              <w:t>TMF637</w:t>
             </w:r>
           </w:p>
         </w:tc>
@@ -3748,13 +3525,40 @@
           <w:p>
             <w:r/>
             <w:r>
-              <w:t>GET</w:t>
-            </w:r>
-            <w:r>
-              <w:br/>
-            </w:r>
-            <w:r>
-              <w:t>GET /id</w:t>
+              <w:t>5</w:t>
+            </w:r>
+          </w:p>
+        </w:tc>
+        <w:tc>
+          <w:tcPr>
+            <w:tcW w:type="dxa" w:w="1498"/>
+          </w:tcPr>
+          <w:p>
+            <w:r/>
+            <w:r>
+              <w:t>Mandatory</w:t>
+            </w:r>
+          </w:p>
+        </w:tc>
+        <w:tc>
+          <w:tcPr>
+            <w:tcW w:type="dxa" w:w="1778"/>
+          </w:tcPr>
+          <w:p>
+            <w:r/>
+            <w:r>
+              <w:t>product</w:t>
+            </w:r>
+          </w:p>
+        </w:tc>
+        <w:tc>
+          <w:tcPr>
+            <w:tcW w:type="dxa" w:w="1872"/>
+          </w:tcPr>
+          <w:p>
+            <w:r/>
+            <w:r>
+              <w:t>GET, GET /id, POST, PATCH</w:t>
             </w:r>
           </w:p>
         </w:tc>
@@ -3762,29 +3566,29 @@
       <w:tr>
         <w:tc>
           <w:tcPr>
-            <w:tcW w:type="dxa" w:w="1030"/>
-          </w:tcPr>
-          <w:p>
-            <w:r/>
-            <w:r>
-              <w:t>TMF716</w:t>
-            </w:r>
-          </w:p>
-        </w:tc>
-        <w:tc>
-          <w:tcPr>
-            <w:tcW w:type="dxa" w:w="2434"/>
-          </w:tcPr>
-          <w:p>
-            <w:r/>
-            <w:r>
-              <w:t>Resource Reservation</w:t>
-            </w:r>
-          </w:p>
-        </w:tc>
-        <w:tc>
-          <w:tcPr>
-            <w:tcW w:type="dxa" w:w="1217"/>
+            <w:tcW w:type="dxa" w:w="936"/>
+          </w:tcPr>
+          <w:p>
+            <w:r/>
+            <w:r>
+              <w:t>TMF637</w:t>
+            </w:r>
+          </w:p>
+        </w:tc>
+        <w:tc>
+          <w:tcPr>
+            <w:tcW w:type="dxa" w:w="2153"/>
+          </w:tcPr>
+          <w:p>
+            <w:r/>
+            <w:r>
+              <w:t>TMF637</w:t>
+            </w:r>
+          </w:p>
+        </w:tc>
+        <w:tc>
+          <w:tcPr>
+            <w:tcW w:type="dxa" w:w="1123"/>
           </w:tcPr>
           <w:p>
             <w:r/>
@@ -3795,64 +3599,34 @@
         </w:tc>
         <w:tc>
           <w:tcPr>
-            <w:tcW w:type="dxa" w:w="1591"/>
-          </w:tcPr>
-          <w:p>
-            <w:r/>
-            <w:r>
-              <w:t>Optional</w:t>
-            </w:r>
-          </w:p>
-        </w:tc>
-        <w:tc>
-          <w:tcPr>
-            <w:tcW w:type="dxa" w:w="1966"/>
-          </w:tcPr>
-          <w:p>
-            <w:r/>
-            <w:r>
-              <w:t>resourceReservation</w:t>
-            </w:r>
-            <w:r>
-              <w:br/>
-            </w:r>
-            <w:r>
-              <w:t>cancelResourceReservation</w:t>
-            </w:r>
-          </w:p>
-        </w:tc>
-        <w:tc>
-          <w:tcPr>
-            <w:tcW w:type="dxa" w:w="1123"/>
-          </w:tcPr>
-          <w:p>
-            <w:r/>
-            <w:r>
-              <w:t>GET</w:t>
-            </w:r>
-            <w:r>
-              <w:br/>
-            </w:r>
-            <w:r>
-              <w:t>GET /id</w:t>
-            </w:r>
-            <w:r>
-              <w:br/>
-            </w:r>
-            <w:r>
-              <w:t>POST</w:t>
-            </w:r>
-            <w:r>
-              <w:br/>
-            </w:r>
-            <w:r>
-              <w:t>PATCH</w:t>
-            </w:r>
-            <w:r>
-              <w:br/>
-            </w:r>
-            <w:r>
-              <w:t>DELETE</w:t>
+            <w:tcW w:type="dxa" w:w="1498"/>
+          </w:tcPr>
+          <w:p>
+            <w:r/>
+            <w:r>
+              <w:t>Mandatory</w:t>
+            </w:r>
+          </w:p>
+        </w:tc>
+        <w:tc>
+          <w:tcPr>
+            <w:tcW w:type="dxa" w:w="1778"/>
+          </w:tcPr>
+          <w:p>
+            <w:r/>
+            <w:r>
+              <w:t>product</w:t>
+            </w:r>
+          </w:p>
+        </w:tc>
+        <w:tc>
+          <w:tcPr>
+            <w:tcW w:type="dxa" w:w="1872"/>
+          </w:tcPr>
+          <w:p>
+            <w:r/>
+            <w:r>
+              <w:t>GET, GET /id, POST, PATCH</w:t>
             </w:r>
           </w:p>
         </w:tc>
@@ -3860,29 +3634,29 @@
       <w:tr>
         <w:tc>
           <w:tcPr>
-            <w:tcW w:type="dxa" w:w="1030"/>
-          </w:tcPr>
-          <w:p>
-            <w:r/>
-            <w:r>
-              <w:t>TMF687</w:t>
-            </w:r>
-          </w:p>
-        </w:tc>
-        <w:tc>
-          <w:tcPr>
-            <w:tcW w:type="dxa" w:w="2434"/>
-          </w:tcPr>
-          <w:p>
-            <w:r/>
-            <w:r>
-              <w:t>TMF687</w:t>
-            </w:r>
-          </w:p>
-        </w:tc>
-        <w:tc>
-          <w:tcPr>
-            <w:tcW w:type="dxa" w:w="1217"/>
+            <w:tcW w:type="dxa" w:w="936"/>
+          </w:tcPr>
+          <w:p>
+            <w:r/>
+            <w:r>
+              <w:t>TMF679</w:t>
+            </w:r>
+          </w:p>
+        </w:tc>
+        <w:tc>
+          <w:tcPr>
+            <w:tcW w:type="dxa" w:w="2153"/>
+          </w:tcPr>
+          <w:p>
+            <w:r/>
+            <w:r>
+              <w:t>Product Offering Qualification Management API</w:t>
+            </w:r>
+          </w:p>
+        </w:tc>
+        <w:tc>
+          <w:tcPr>
+            <w:tcW w:type="dxa" w:w="1123"/>
           </w:tcPr>
           <w:p>
             <w:r/>
@@ -3893,7 +3667,7 @@
         </w:tc>
         <w:tc>
           <w:tcPr>
-            <w:tcW w:type="dxa" w:w="1591"/>
+            <w:tcW w:type="dxa" w:w="1498"/>
           </w:tcPr>
           <w:p>
             <w:r/>
@@ -3904,59 +3678,23 @@
         </w:tc>
         <w:tc>
           <w:tcPr>
-            <w:tcW w:type="dxa" w:w="1966"/>
-          </w:tcPr>
-          <w:p>
-            <w:r/>
-            <w:r>
-              <w:t>checkProductStock</w:t>
-            </w:r>
-            <w:r>
-              <w:br/>
-            </w:r>
-            <w:r>
-              <w:t>queryProductStock</w:t>
-            </w:r>
-            <w:r>
-              <w:br/>
-            </w:r>
-            <w:r>
-              <w:t>reserveProductStock</w:t>
-            </w:r>
-            <w:r>
-              <w:br/>
-            </w:r>
-            <w:r>
-              <w:t>productStock</w:t>
-            </w:r>
-          </w:p>
-        </w:tc>
-        <w:tc>
-          <w:tcPr>
-            <w:tcW w:type="dxa" w:w="1123"/>
-          </w:tcPr>
-          <w:p>
-            <w:r/>
-            <w:r>
-              <w:t>GET</w:t>
-            </w:r>
-            <w:r>
-              <w:br/>
-            </w:r>
-            <w:r>
-              <w:t>GET /id</w:t>
-            </w:r>
-            <w:r>
-              <w:br/>
-            </w:r>
-            <w:r>
-              <w:t>POST</w:t>
-            </w:r>
-            <w:r>
-              <w:br/>
-            </w:r>
-            <w:r>
-              <w:t>DELETE</w:t>
+            <w:tcW w:type="dxa" w:w="1778"/>
+          </w:tcPr>
+          <w:p>
+            <w:r/>
+            <w:r>
+              <w:t>productOfferingQualification</w:t>
+            </w:r>
+          </w:p>
+        </w:tc>
+        <w:tc>
+          <w:tcPr>
+            <w:tcW w:type="dxa" w:w="1872"/>
+          </w:tcPr>
+          <w:p>
+            <w:r/>
+            <w:r>
+              <w:t>GET, GET /id, POST, PATCH</w:t>
             </w:r>
           </w:p>
         </w:tc>
@@ -3964,40 +3702,40 @@
       <w:tr>
         <w:tc>
           <w:tcPr>
-            <w:tcW w:type="dxa" w:w="1030"/>
-          </w:tcPr>
-          <w:p>
-            <w:r/>
-            <w:r>
-              <w:t>TMF632</w:t>
-            </w:r>
-          </w:p>
-        </w:tc>
-        <w:tc>
-          <w:tcPr>
-            <w:tcW w:type="dxa" w:w="2434"/>
-          </w:tcPr>
-          <w:p>
-            <w:r/>
-            <w:r>
-              <w:t>TMF632</w:t>
-            </w:r>
-          </w:p>
-        </w:tc>
-        <w:tc>
-          <w:tcPr>
-            <w:tcW w:type="dxa" w:w="1217"/>
-          </w:tcPr>
-          <w:p>
-            <w:r/>
-            <w:r>
-              <w:t>5</w:t>
-            </w:r>
-          </w:p>
-        </w:tc>
-        <w:tc>
-          <w:tcPr>
-            <w:tcW w:type="dxa" w:w="1591"/>
+            <w:tcW w:type="dxa" w:w="936"/>
+          </w:tcPr>
+          <w:p>
+            <w:r/>
+            <w:r>
+              <w:t>TMF646</w:t>
+            </w:r>
+          </w:p>
+        </w:tc>
+        <w:tc>
+          <w:tcPr>
+            <w:tcW w:type="dxa" w:w="2153"/>
+          </w:tcPr>
+          <w:p>
+            <w:r/>
+            <w:r>
+              <w:t>TMF646</w:t>
+            </w:r>
+          </w:p>
+        </w:tc>
+        <w:tc>
+          <w:tcPr>
+            <w:tcW w:type="dxa" w:w="1123"/>
+          </w:tcPr>
+          <w:p>
+            <w:r/>
+            <w:r>
+              <w:t>4</w:t>
+            </w:r>
+          </w:p>
+        </w:tc>
+        <w:tc>
+          <w:tcPr>
+            <w:tcW w:type="dxa" w:w="1498"/>
           </w:tcPr>
           <w:p>
             <w:r/>
@@ -4008,35 +3746,23 @@
         </w:tc>
         <w:tc>
           <w:tcPr>
-            <w:tcW w:type="dxa" w:w="1966"/>
-          </w:tcPr>
-          <w:p>
-            <w:r/>
-            <w:r>
-              <w:t>individual</w:t>
-            </w:r>
-            <w:r>
-              <w:br/>
-            </w:r>
-            <w:r>
-              <w:t>organization</w:t>
-            </w:r>
-          </w:p>
-        </w:tc>
-        <w:tc>
-          <w:tcPr>
-            <w:tcW w:type="dxa" w:w="1123"/>
-          </w:tcPr>
-          <w:p>
-            <w:r/>
-            <w:r>
-              <w:t>GET</w:t>
-            </w:r>
-            <w:r>
-              <w:br/>
-            </w:r>
-            <w:r>
-              <w:t>GET /id</w:t>
+            <w:tcW w:type="dxa" w:w="1778"/>
+          </w:tcPr>
+          <w:p>
+            <w:r/>
+            <w:r>
+              <w:t>appointment</w:t>
+            </w:r>
+          </w:p>
+        </w:tc>
+        <w:tc>
+          <w:tcPr>
+            <w:tcW w:type="dxa" w:w="1872"/>
+          </w:tcPr>
+          <w:p>
+            <w:r/>
+            <w:r>
+              <w:t>GET, GET /id, POST, PATCH, DELETE</w:t>
             </w:r>
           </w:p>
         </w:tc>
@@ -4044,29 +3770,29 @@
       <w:tr>
         <w:tc>
           <w:tcPr>
-            <w:tcW w:type="dxa" w:w="1030"/>
-          </w:tcPr>
-          <w:p>
-            <w:r/>
-            <w:r>
-              <w:t>TMF632</w:t>
-            </w:r>
-          </w:p>
-        </w:tc>
-        <w:tc>
-          <w:tcPr>
-            <w:tcW w:type="dxa" w:w="2434"/>
-          </w:tcPr>
-          <w:p>
-            <w:r/>
-            <w:r>
-              <w:t>TMF632</w:t>
-            </w:r>
-          </w:p>
-        </w:tc>
-        <w:tc>
-          <w:tcPr>
-            <w:tcW w:type="dxa" w:w="1217"/>
+            <w:tcW w:type="dxa" w:w="936"/>
+          </w:tcPr>
+          <w:p>
+            <w:r/>
+            <w:r>
+              <w:t>TMF646</w:t>
+            </w:r>
+          </w:p>
+        </w:tc>
+        <w:tc>
+          <w:tcPr>
+            <w:tcW w:type="dxa" w:w="2153"/>
+          </w:tcPr>
+          <w:p>
+            <w:r/>
+            <w:r>
+              <w:t>TMF646</w:t>
+            </w:r>
+          </w:p>
+        </w:tc>
+        <w:tc>
+          <w:tcPr>
+            <w:tcW w:type="dxa" w:w="1123"/>
           </w:tcPr>
           <w:p>
             <w:r/>
@@ -4077,7 +3803,7 @@
         </w:tc>
         <w:tc>
           <w:tcPr>
-            <w:tcW w:type="dxa" w:w="1591"/>
+            <w:tcW w:type="dxa" w:w="1498"/>
           </w:tcPr>
           <w:p>
             <w:r/>
@@ -4088,35 +3814,23 @@
         </w:tc>
         <w:tc>
           <w:tcPr>
-            <w:tcW w:type="dxa" w:w="1966"/>
-          </w:tcPr>
-          <w:p>
-            <w:r/>
-            <w:r>
-              <w:t>individual</w:t>
-            </w:r>
-            <w:r>
-              <w:br/>
-            </w:r>
-            <w:r>
-              <w:t>organization</w:t>
-            </w:r>
-          </w:p>
-        </w:tc>
-        <w:tc>
-          <w:tcPr>
-            <w:tcW w:type="dxa" w:w="1123"/>
-          </w:tcPr>
-          <w:p>
-            <w:r/>
-            <w:r>
-              <w:t>GET</w:t>
-            </w:r>
-            <w:r>
-              <w:br/>
-            </w:r>
-            <w:r>
-              <w:t>GET /id</w:t>
+            <w:tcW w:type="dxa" w:w="1778"/>
+          </w:tcPr>
+          <w:p>
+            <w:r/>
+            <w:r>
+              <w:t>searchTimeSlot</w:t>
+            </w:r>
+          </w:p>
+        </w:tc>
+        <w:tc>
+          <w:tcPr>
+            <w:tcW w:type="dxa" w:w="1872"/>
+          </w:tcPr>
+          <w:p>
+            <w:r/>
+            <w:r>
+              <w:t>GET, GET /id, POST, PATCH, DELETE</w:t>
             </w:r>
           </w:p>
         </w:tc>
@@ -4124,40 +3838,40 @@
       <w:tr>
         <w:tc>
           <w:tcPr>
-            <w:tcW w:type="dxa" w:w="1030"/>
-          </w:tcPr>
-          <w:p>
-            <w:r/>
-            <w:r>
-              <w:t>TMF669</w:t>
-            </w:r>
-          </w:p>
-        </w:tc>
-        <w:tc>
-          <w:tcPr>
-            <w:tcW w:type="dxa" w:w="2434"/>
-          </w:tcPr>
-          <w:p>
-            <w:r/>
-            <w:r>
-              <w:t>TMF669</w:t>
-            </w:r>
-          </w:p>
-        </w:tc>
-        <w:tc>
-          <w:tcPr>
-            <w:tcW w:type="dxa" w:w="1217"/>
-          </w:tcPr>
-          <w:p>
-            <w:r/>
-            <w:r>
-              <w:t>5</w:t>
-            </w:r>
-          </w:p>
-        </w:tc>
-        <w:tc>
-          <w:tcPr>
-            <w:tcW w:type="dxa" w:w="1591"/>
+            <w:tcW w:type="dxa" w:w="936"/>
+          </w:tcPr>
+          <w:p>
+            <w:r/>
+            <w:r>
+              <w:t>TMF673</w:t>
+            </w:r>
+          </w:p>
+        </w:tc>
+        <w:tc>
+          <w:tcPr>
+            <w:tcW w:type="dxa" w:w="2153"/>
+          </w:tcPr>
+          <w:p>
+            <w:r/>
+            <w:r>
+              <w:t>Geographic Address Management API</w:t>
+            </w:r>
+          </w:p>
+        </w:tc>
+        <w:tc>
+          <w:tcPr>
+            <w:tcW w:type="dxa" w:w="1123"/>
+          </w:tcPr>
+          <w:p>
+            <w:r/>
+            <w:r>
+              <w:t>4</w:t>
+            </w:r>
+          </w:p>
+        </w:tc>
+        <w:tc>
+          <w:tcPr>
+            <w:tcW w:type="dxa" w:w="1498"/>
           </w:tcPr>
           <w:p>
             <w:r/>
@@ -4168,29 +3882,23 @@
         </w:tc>
         <w:tc>
           <w:tcPr>
-            <w:tcW w:type="dxa" w:w="1966"/>
-          </w:tcPr>
-          <w:p>
-            <w:r/>
-            <w:r>
-              <w:t>partyRole</w:t>
-            </w:r>
-          </w:p>
-        </w:tc>
-        <w:tc>
-          <w:tcPr>
-            <w:tcW w:type="dxa" w:w="1123"/>
-          </w:tcPr>
-          <w:p>
-            <w:r/>
-            <w:r>
-              <w:t>GET</w:t>
-            </w:r>
-            <w:r>
-              <w:br/>
-            </w:r>
-            <w:r>
-              <w:t>GET /id</w:t>
+            <w:tcW w:type="dxa" w:w="1778"/>
+          </w:tcPr>
+          <w:p>
+            <w:r/>
+            <w:r>
+              <w:t>geographicAddress</w:t>
+            </w:r>
+          </w:p>
+        </w:tc>
+        <w:tc>
+          <w:tcPr>
+            <w:tcW w:type="dxa" w:w="1872"/>
+          </w:tcPr>
+          <w:p>
+            <w:r/>
+            <w:r>
+              <w:t>GET, GET /id</w:t>
             </w:r>
           </w:p>
         </w:tc>
@@ -4198,29 +3906,29 @@
       <w:tr>
         <w:tc>
           <w:tcPr>
-            <w:tcW w:type="dxa" w:w="1030"/>
-          </w:tcPr>
-          <w:p>
-            <w:r/>
-            <w:r>
-              <w:t>TMF669</w:t>
-            </w:r>
-          </w:p>
-        </w:tc>
-        <w:tc>
-          <w:tcPr>
-            <w:tcW w:type="dxa" w:w="2434"/>
-          </w:tcPr>
-          <w:p>
-            <w:r/>
-            <w:r>
-              <w:t>TMF669</w:t>
-            </w:r>
-          </w:p>
-        </w:tc>
-        <w:tc>
-          <w:tcPr>
-            <w:tcW w:type="dxa" w:w="1217"/>
+            <w:tcW w:type="dxa" w:w="936"/>
+          </w:tcPr>
+          <w:p>
+            <w:r/>
+            <w:r>
+              <w:t>TMF673</w:t>
+            </w:r>
+          </w:p>
+        </w:tc>
+        <w:tc>
+          <w:tcPr>
+            <w:tcW w:type="dxa" w:w="2153"/>
+          </w:tcPr>
+          <w:p>
+            <w:r/>
+            <w:r>
+              <w:t>Geographic Address Management API</w:t>
+            </w:r>
+          </w:p>
+        </w:tc>
+        <w:tc>
+          <w:tcPr>
+            <w:tcW w:type="dxa" w:w="1123"/>
           </w:tcPr>
           <w:p>
             <w:r/>
@@ -4231,7 +3939,7 @@
         </w:tc>
         <w:tc>
           <w:tcPr>
-            <w:tcW w:type="dxa" w:w="1591"/>
+            <w:tcW w:type="dxa" w:w="1498"/>
           </w:tcPr>
           <w:p>
             <w:r/>
@@ -4242,29 +3950,23 @@
         </w:tc>
         <w:tc>
           <w:tcPr>
-            <w:tcW w:type="dxa" w:w="1966"/>
-          </w:tcPr>
-          <w:p>
-            <w:r/>
-            <w:r>
-              <w:t>partyRole</w:t>
-            </w:r>
-          </w:p>
-        </w:tc>
-        <w:tc>
-          <w:tcPr>
-            <w:tcW w:type="dxa" w:w="1123"/>
-          </w:tcPr>
-          <w:p>
-            <w:r/>
-            <w:r>
-              <w:t>GET</w:t>
-            </w:r>
-            <w:r>
-              <w:br/>
-            </w:r>
-            <w:r>
-              <w:t>GET /id</w:t>
+            <w:tcW w:type="dxa" w:w="1778"/>
+          </w:tcPr>
+          <w:p>
+            <w:r/>
+            <w:r>
+              <w:t>geographicSubAddress</w:t>
+            </w:r>
+          </w:p>
+        </w:tc>
+        <w:tc>
+          <w:tcPr>
+            <w:tcW w:type="dxa" w:w="1872"/>
+          </w:tcPr>
+          <w:p>
+            <w:r/>
+            <w:r>
+              <w:t>GET, GET /id</w:t>
             </w:r>
           </w:p>
         </w:tc>
@@ -4272,40 +3974,40 @@
       <w:tr>
         <w:tc>
           <w:tcPr>
-            <w:tcW w:type="dxa" w:w="1030"/>
-          </w:tcPr>
-          <w:p>
-            <w:r/>
-            <w:r>
-              <w:t>TMF666</w:t>
-            </w:r>
-          </w:p>
-        </w:tc>
-        <w:tc>
-          <w:tcPr>
-            <w:tcW w:type="dxa" w:w="2434"/>
-          </w:tcPr>
-          <w:p>
-            <w:r/>
-            <w:r>
-              <w:t>TMF666</w:t>
-            </w:r>
-          </w:p>
-        </w:tc>
-        <w:tc>
-          <w:tcPr>
-            <w:tcW w:type="dxa" w:w="1217"/>
-          </w:tcPr>
-          <w:p>
-            <w:r/>
-            <w:r>
-              <w:t>5</w:t>
-            </w:r>
-          </w:p>
-        </w:tc>
-        <w:tc>
-          <w:tcPr>
-            <w:tcW w:type="dxa" w:w="1591"/>
+            <w:tcW w:type="dxa" w:w="936"/>
+          </w:tcPr>
+          <w:p>
+            <w:r/>
+            <w:r>
+              <w:t>TMF673</w:t>
+            </w:r>
+          </w:p>
+        </w:tc>
+        <w:tc>
+          <w:tcPr>
+            <w:tcW w:type="dxa" w:w="2153"/>
+          </w:tcPr>
+          <w:p>
+            <w:r/>
+            <w:r>
+              <w:t>Geographic Address Management API</w:t>
+            </w:r>
+          </w:p>
+        </w:tc>
+        <w:tc>
+          <w:tcPr>
+            <w:tcW w:type="dxa" w:w="1123"/>
+          </w:tcPr>
+          <w:p>
+            <w:r/>
+            <w:r>
+              <w:t>4</w:t>
+            </w:r>
+          </w:p>
+        </w:tc>
+        <w:tc>
+          <w:tcPr>
+            <w:tcW w:type="dxa" w:w="1498"/>
           </w:tcPr>
           <w:p>
             <w:r/>
@@ -4316,29 +4018,23 @@
         </w:tc>
         <w:tc>
           <w:tcPr>
-            <w:tcW w:type="dxa" w:w="1966"/>
-          </w:tcPr>
-          <w:p>
-            <w:r/>
-            <w:r>
-              <w:t>billingAccount</w:t>
-            </w:r>
-          </w:p>
-        </w:tc>
-        <w:tc>
-          <w:tcPr>
-            <w:tcW w:type="dxa" w:w="1123"/>
-          </w:tcPr>
-          <w:p>
-            <w:r/>
-            <w:r>
-              <w:t>GET</w:t>
-            </w:r>
-            <w:r>
-              <w:br/>
-            </w:r>
-            <w:r>
-              <w:t>GET /id</w:t>
+            <w:tcW w:type="dxa" w:w="1778"/>
+          </w:tcPr>
+          <w:p>
+            <w:r/>
+            <w:r>
+              <w:t>geographicAddressValidation</w:t>
+            </w:r>
+          </w:p>
+        </w:tc>
+        <w:tc>
+          <w:tcPr>
+            <w:tcW w:type="dxa" w:w="1872"/>
+          </w:tcPr>
+          <w:p>
+            <w:r/>
+            <w:r>
+              <w:t>GET, GET /id, POST, PATCH</w:t>
             </w:r>
           </w:p>
         </w:tc>
@@ -4346,29 +4042,29 @@
       <w:tr>
         <w:tc>
           <w:tcPr>
-            <w:tcW w:type="dxa" w:w="1030"/>
-          </w:tcPr>
-          <w:p>
-            <w:r/>
-            <w:r>
-              <w:t>TMF666</w:t>
-            </w:r>
-          </w:p>
-        </w:tc>
-        <w:tc>
-          <w:tcPr>
-            <w:tcW w:type="dxa" w:w="2434"/>
-          </w:tcPr>
-          <w:p>
-            <w:r/>
-            <w:r>
-              <w:t>TMF666</w:t>
-            </w:r>
-          </w:p>
-        </w:tc>
-        <w:tc>
-          <w:tcPr>
-            <w:tcW w:type="dxa" w:w="1217"/>
+            <w:tcW w:type="dxa" w:w="936"/>
+          </w:tcPr>
+          <w:p>
+            <w:r/>
+            <w:r>
+              <w:t>TMF674</w:t>
+            </w:r>
+          </w:p>
+        </w:tc>
+        <w:tc>
+          <w:tcPr>
+            <w:tcW w:type="dxa" w:w="2153"/>
+          </w:tcPr>
+          <w:p>
+            <w:r/>
+            <w:r>
+              <w:t>TMF674</w:t>
+            </w:r>
+          </w:p>
+        </w:tc>
+        <w:tc>
+          <w:tcPr>
+            <w:tcW w:type="dxa" w:w="1123"/>
           </w:tcPr>
           <w:p>
             <w:r/>
@@ -4379,7 +4075,7 @@
         </w:tc>
         <w:tc>
           <w:tcPr>
-            <w:tcW w:type="dxa" w:w="1591"/>
+            <w:tcW w:type="dxa" w:w="1498"/>
           </w:tcPr>
           <w:p>
             <w:r/>
@@ -4390,29 +4086,23 @@
         </w:tc>
         <w:tc>
           <w:tcPr>
-            <w:tcW w:type="dxa" w:w="1966"/>
-          </w:tcPr>
-          <w:p>
-            <w:r/>
-            <w:r>
-              <w:t>billingAccount</w:t>
-            </w:r>
-          </w:p>
-        </w:tc>
-        <w:tc>
-          <w:tcPr>
-            <w:tcW w:type="dxa" w:w="1123"/>
-          </w:tcPr>
-          <w:p>
-            <w:r/>
-            <w:r>
-              <w:t>GET /id</w:t>
-            </w:r>
-            <w:r>
-              <w:br/>
-            </w:r>
-            <w:r>
-              <w:t>GET</w:t>
+            <w:tcW w:type="dxa" w:w="1778"/>
+          </w:tcPr>
+          <w:p>
+            <w:r/>
+            <w:r>
+              <w:t>geographicSite</w:t>
+            </w:r>
+          </w:p>
+        </w:tc>
+        <w:tc>
+          <w:tcPr>
+            <w:tcW w:type="dxa" w:w="1872"/>
+          </w:tcPr>
+          <w:p>
+            <w:r/>
+            <w:r>
+              <w:t>GET, GET /id</w:t>
             </w:r>
           </w:p>
         </w:tc>
@@ -4420,29 +4110,29 @@
       <w:tr>
         <w:tc>
           <w:tcPr>
-            <w:tcW w:type="dxa" w:w="1030"/>
-          </w:tcPr>
-          <w:p>
-            <w:r/>
-            <w:r>
-              <w:t>TMF676</w:t>
-            </w:r>
-          </w:p>
-        </w:tc>
-        <w:tc>
-          <w:tcPr>
-            <w:tcW w:type="dxa" w:w="2434"/>
-          </w:tcPr>
-          <w:p>
-            <w:r/>
-            <w:r>
-              <w:t>Payment Management API</w:t>
-            </w:r>
-          </w:p>
-        </w:tc>
-        <w:tc>
-          <w:tcPr>
-            <w:tcW w:type="dxa" w:w="1217"/>
+            <w:tcW w:type="dxa" w:w="936"/>
+          </w:tcPr>
+          <w:p>
+            <w:r/>
+            <w:r>
+              <w:t>TMF716</w:t>
+            </w:r>
+          </w:p>
+        </w:tc>
+        <w:tc>
+          <w:tcPr>
+            <w:tcW w:type="dxa" w:w="2153"/>
+          </w:tcPr>
+          <w:p>
+            <w:r/>
+            <w:r>
+              <w:t>Resource Reservation</w:t>
+            </w:r>
+          </w:p>
+        </w:tc>
+        <w:tc>
+          <w:tcPr>
+            <w:tcW w:type="dxa" w:w="1123"/>
           </w:tcPr>
           <w:p>
             <w:r/>
@@ -4453,7 +4143,7 @@
         </w:tc>
         <w:tc>
           <w:tcPr>
-            <w:tcW w:type="dxa" w:w="1591"/>
+            <w:tcW w:type="dxa" w:w="1498"/>
           </w:tcPr>
           <w:p>
             <w:r/>
@@ -4464,29 +4154,23 @@
         </w:tc>
         <w:tc>
           <w:tcPr>
-            <w:tcW w:type="dxa" w:w="1966"/>
-          </w:tcPr>
-          <w:p>
-            <w:r/>
-            <w:r>
-              <w:t>payment</w:t>
-            </w:r>
-          </w:p>
-        </w:tc>
-        <w:tc>
-          <w:tcPr>
-            <w:tcW w:type="dxa" w:w="1123"/>
-          </w:tcPr>
-          <w:p>
-            <w:r/>
-            <w:r>
-              <w:t>GET /id</w:t>
-            </w:r>
-            <w:r>
-              <w:br/>
-            </w:r>
-            <w:r>
-              <w:t>GET</w:t>
+            <w:tcW w:type="dxa" w:w="1778"/>
+          </w:tcPr>
+          <w:p>
+            <w:r/>
+            <w:r>
+              <w:t>resourceReservation</w:t>
+            </w:r>
+          </w:p>
+        </w:tc>
+        <w:tc>
+          <w:tcPr>
+            <w:tcW w:type="dxa" w:w="1872"/>
+          </w:tcPr>
+          <w:p>
+            <w:r/>
+            <w:r>
+              <w:t>GET, GET /id, POST, PATCH, DELETE</w:t>
             </w:r>
           </w:p>
         </w:tc>
@@ -4494,40 +4178,40 @@
       <w:tr>
         <w:tc>
           <w:tcPr>
-            <w:tcW w:type="dxa" w:w="1030"/>
-          </w:tcPr>
-          <w:p>
-            <w:r/>
-            <w:r>
-              <w:t>TMF683</w:t>
-            </w:r>
-          </w:p>
-        </w:tc>
-        <w:tc>
-          <w:tcPr>
-            <w:tcW w:type="dxa" w:w="2434"/>
-          </w:tcPr>
-          <w:p>
-            <w:r/>
-            <w:r>
-              <w:t>TMF683</w:t>
-            </w:r>
-          </w:p>
-        </w:tc>
-        <w:tc>
-          <w:tcPr>
-            <w:tcW w:type="dxa" w:w="1217"/>
-          </w:tcPr>
-          <w:p>
-            <w:r/>
-            <w:r>
-              <w:t>5</w:t>
-            </w:r>
-          </w:p>
-        </w:tc>
-        <w:tc>
-          <w:tcPr>
-            <w:tcW w:type="dxa" w:w="1591"/>
+            <w:tcW w:type="dxa" w:w="936"/>
+          </w:tcPr>
+          <w:p>
+            <w:r/>
+            <w:r>
+              <w:t>TMF716</w:t>
+            </w:r>
+          </w:p>
+        </w:tc>
+        <w:tc>
+          <w:tcPr>
+            <w:tcW w:type="dxa" w:w="2153"/>
+          </w:tcPr>
+          <w:p>
+            <w:r/>
+            <w:r>
+              <w:t>Resource Reservation</w:t>
+            </w:r>
+          </w:p>
+        </w:tc>
+        <w:tc>
+          <w:tcPr>
+            <w:tcW w:type="dxa" w:w="1123"/>
+          </w:tcPr>
+          <w:p>
+            <w:r/>
+            <w:r>
+              <w:t>4</w:t>
+            </w:r>
+          </w:p>
+        </w:tc>
+        <w:tc>
+          <w:tcPr>
+            <w:tcW w:type="dxa" w:w="1498"/>
           </w:tcPr>
           <w:p>
             <w:r/>
@@ -4538,29 +4222,23 @@
         </w:tc>
         <w:tc>
           <w:tcPr>
-            <w:tcW w:type="dxa" w:w="1966"/>
-          </w:tcPr>
-          <w:p>
-            <w:r/>
-            <w:r>
-              <w:t>partyInteraction</w:t>
-            </w:r>
-          </w:p>
-        </w:tc>
-        <w:tc>
-          <w:tcPr>
-            <w:tcW w:type="dxa" w:w="1123"/>
-          </w:tcPr>
-          <w:p>
-            <w:r/>
-            <w:r>
-              <w:t>GET</w:t>
-            </w:r>
-            <w:r>
-              <w:br/>
-            </w:r>
-            <w:r>
-              <w:t>GET /id</w:t>
+            <w:tcW w:type="dxa" w:w="1778"/>
+          </w:tcPr>
+          <w:p>
+            <w:r/>
+            <w:r>
+              <w:t>cancelResourceReservation</w:t>
+            </w:r>
+          </w:p>
+        </w:tc>
+        <w:tc>
+          <w:tcPr>
+            <w:tcW w:type="dxa" w:w="1872"/>
+          </w:tcPr>
+          <w:p>
+            <w:r/>
+            <w:r>
+              <w:t>GET, GET /id, POST</w:t>
             </w:r>
           </w:p>
         </w:tc>
@@ -4568,29 +4246,29 @@
       <w:tr>
         <w:tc>
           <w:tcPr>
-            <w:tcW w:type="dxa" w:w="1030"/>
-          </w:tcPr>
-          <w:p>
-            <w:r/>
-            <w:r>
-              <w:t>TMF683</w:t>
-            </w:r>
-          </w:p>
-        </w:tc>
-        <w:tc>
-          <w:tcPr>
-            <w:tcW w:type="dxa" w:w="2434"/>
-          </w:tcPr>
-          <w:p>
-            <w:r/>
-            <w:r>
-              <w:t>TMF683</w:t>
-            </w:r>
-          </w:p>
-        </w:tc>
-        <w:tc>
-          <w:tcPr>
-            <w:tcW w:type="dxa" w:w="1217"/>
+            <w:tcW w:type="dxa" w:w="936"/>
+          </w:tcPr>
+          <w:p>
+            <w:r/>
+            <w:r>
+              <w:t>TMF687</w:t>
+            </w:r>
+          </w:p>
+        </w:tc>
+        <w:tc>
+          <w:tcPr>
+            <w:tcW w:type="dxa" w:w="2153"/>
+          </w:tcPr>
+          <w:p>
+            <w:r/>
+            <w:r>
+              <w:t>TMF687</w:t>
+            </w:r>
+          </w:p>
+        </w:tc>
+        <w:tc>
+          <w:tcPr>
+            <w:tcW w:type="dxa" w:w="1123"/>
           </w:tcPr>
           <w:p>
             <w:r/>
@@ -4601,7 +4279,7 @@
         </w:tc>
         <w:tc>
           <w:tcPr>
-            <w:tcW w:type="dxa" w:w="1591"/>
+            <w:tcW w:type="dxa" w:w="1498"/>
           </w:tcPr>
           <w:p>
             <w:r/>
@@ -4612,29 +4290,23 @@
         </w:tc>
         <w:tc>
           <w:tcPr>
-            <w:tcW w:type="dxa" w:w="1966"/>
-          </w:tcPr>
-          <w:p>
-            <w:r/>
-            <w:r>
-              <w:t>partyInteraction</w:t>
-            </w:r>
-          </w:p>
-        </w:tc>
-        <w:tc>
-          <w:tcPr>
-            <w:tcW w:type="dxa" w:w="1123"/>
-          </w:tcPr>
-          <w:p>
-            <w:r/>
-            <w:r>
-              <w:t>GET /id</w:t>
-            </w:r>
-            <w:r>
-              <w:br/>
-            </w:r>
-            <w:r>
-              <w:t>GET</w:t>
+            <w:tcW w:type="dxa" w:w="1778"/>
+          </w:tcPr>
+          <w:p>
+            <w:r/>
+            <w:r>
+              <w:t>checkProductStock</w:t>
+            </w:r>
+          </w:p>
+        </w:tc>
+        <w:tc>
+          <w:tcPr>
+            <w:tcW w:type="dxa" w:w="1872"/>
+          </w:tcPr>
+          <w:p>
+            <w:r/>
+            <w:r>
+              <w:t>GET, GET /id, POST, DELETE</w:t>
             </w:r>
           </w:p>
         </w:tc>
@@ -4642,40 +4314,40 @@
       <w:tr>
         <w:tc>
           <w:tcPr>
-            <w:tcW w:type="dxa" w:w="1030"/>
-          </w:tcPr>
-          <w:p>
-            <w:r/>
-            <w:r>
-              <w:t>TMF638</w:t>
-            </w:r>
-          </w:p>
-        </w:tc>
-        <w:tc>
-          <w:tcPr>
-            <w:tcW w:type="dxa" w:w="2434"/>
-          </w:tcPr>
-          <w:p>
-            <w:r/>
-            <w:r>
-              <w:t>TMF638</w:t>
-            </w:r>
-          </w:p>
-        </w:tc>
-        <w:tc>
-          <w:tcPr>
-            <w:tcW w:type="dxa" w:w="1217"/>
-          </w:tcPr>
-          <w:p>
-            <w:r/>
-            <w:r>
-              <w:t>5</w:t>
-            </w:r>
-          </w:p>
-        </w:tc>
-        <w:tc>
-          <w:tcPr>
-            <w:tcW w:type="dxa" w:w="1591"/>
+            <w:tcW w:type="dxa" w:w="936"/>
+          </w:tcPr>
+          <w:p>
+            <w:r/>
+            <w:r>
+              <w:t>TMF687</w:t>
+            </w:r>
+          </w:p>
+        </w:tc>
+        <w:tc>
+          <w:tcPr>
+            <w:tcW w:type="dxa" w:w="2153"/>
+          </w:tcPr>
+          <w:p>
+            <w:r/>
+            <w:r>
+              <w:t>TMF687</w:t>
+            </w:r>
+          </w:p>
+        </w:tc>
+        <w:tc>
+          <w:tcPr>
+            <w:tcW w:type="dxa" w:w="1123"/>
+          </w:tcPr>
+          <w:p>
+            <w:r/>
+            <w:r>
+              <w:t>4</w:t>
+            </w:r>
+          </w:p>
+        </w:tc>
+        <w:tc>
+          <w:tcPr>
+            <w:tcW w:type="dxa" w:w="1498"/>
           </w:tcPr>
           <w:p>
             <w:r/>
@@ -4686,29 +4358,23 @@
         </w:tc>
         <w:tc>
           <w:tcPr>
-            <w:tcW w:type="dxa" w:w="1966"/>
-          </w:tcPr>
-          <w:p>
-            <w:r/>
-            <w:r>
-              <w:t>service</w:t>
-            </w:r>
-          </w:p>
-        </w:tc>
-        <w:tc>
-          <w:tcPr>
-            <w:tcW w:type="dxa" w:w="1123"/>
-          </w:tcPr>
-          <w:p>
-            <w:r/>
-            <w:r>
-              <w:t>GET</w:t>
-            </w:r>
-            <w:r>
-              <w:br/>
-            </w:r>
-            <w:r>
-              <w:t>GET /id</w:t>
+            <w:tcW w:type="dxa" w:w="1778"/>
+          </w:tcPr>
+          <w:p>
+            <w:r/>
+            <w:r>
+              <w:t>queryProductStock</w:t>
+            </w:r>
+          </w:p>
+        </w:tc>
+        <w:tc>
+          <w:tcPr>
+            <w:tcW w:type="dxa" w:w="1872"/>
+          </w:tcPr>
+          <w:p>
+            <w:r/>
+            <w:r>
+              <w:t>GET, GET /id, POST, DELETE</w:t>
             </w:r>
           </w:p>
         </w:tc>
@@ -4716,29 +4382,29 @@
       <w:tr>
         <w:tc>
           <w:tcPr>
-            <w:tcW w:type="dxa" w:w="1030"/>
-          </w:tcPr>
-          <w:p>
-            <w:r/>
-            <w:r>
-              <w:t>TMF638</w:t>
-            </w:r>
-          </w:p>
-        </w:tc>
-        <w:tc>
-          <w:tcPr>
-            <w:tcW w:type="dxa" w:w="2434"/>
-          </w:tcPr>
-          <w:p>
-            <w:r/>
-            <w:r>
-              <w:t>TMF638</w:t>
-            </w:r>
-          </w:p>
-        </w:tc>
-        <w:tc>
-          <w:tcPr>
-            <w:tcW w:type="dxa" w:w="1217"/>
+            <w:tcW w:type="dxa" w:w="936"/>
+          </w:tcPr>
+          <w:p>
+            <w:r/>
+            <w:r>
+              <w:t>TMF687</w:t>
+            </w:r>
+          </w:p>
+        </w:tc>
+        <w:tc>
+          <w:tcPr>
+            <w:tcW w:type="dxa" w:w="2153"/>
+          </w:tcPr>
+          <w:p>
+            <w:r/>
+            <w:r>
+              <w:t>TMF687</w:t>
+            </w:r>
+          </w:p>
+        </w:tc>
+        <w:tc>
+          <w:tcPr>
+            <w:tcW w:type="dxa" w:w="1123"/>
           </w:tcPr>
           <w:p>
             <w:r/>
@@ -4749,7 +4415,7 @@
         </w:tc>
         <w:tc>
           <w:tcPr>
-            <w:tcW w:type="dxa" w:w="1591"/>
+            <w:tcW w:type="dxa" w:w="1498"/>
           </w:tcPr>
           <w:p>
             <w:r/>
@@ -4760,29 +4426,23 @@
         </w:tc>
         <w:tc>
           <w:tcPr>
-            <w:tcW w:type="dxa" w:w="1966"/>
-          </w:tcPr>
-          <w:p>
-            <w:r/>
-            <w:r>
-              <w:t>service</w:t>
-            </w:r>
-          </w:p>
-        </w:tc>
-        <w:tc>
-          <w:tcPr>
-            <w:tcW w:type="dxa" w:w="1123"/>
-          </w:tcPr>
-          <w:p>
-            <w:r/>
-            <w:r>
-              <w:t>GET /id</w:t>
-            </w:r>
-            <w:r>
-              <w:br/>
-            </w:r>
-            <w:r>
-              <w:t>GET</w:t>
+            <w:tcW w:type="dxa" w:w="1778"/>
+          </w:tcPr>
+          <w:p>
+            <w:r/>
+            <w:r>
+              <w:t>reserveProductStock</w:t>
+            </w:r>
+          </w:p>
+        </w:tc>
+        <w:tc>
+          <w:tcPr>
+            <w:tcW w:type="dxa" w:w="1872"/>
+          </w:tcPr>
+          <w:p>
+            <w:r/>
+            <w:r>
+              <w:t>GET, GET /id, POST, DELETE</w:t>
             </w:r>
           </w:p>
         </w:tc>
@@ -4790,29 +4450,29 @@
       <w:tr>
         <w:tc>
           <w:tcPr>
-            <w:tcW w:type="dxa" w:w="1030"/>
-          </w:tcPr>
-          <w:p>
-            <w:r/>
-            <w:r>
-              <w:t>TMF639</w:t>
-            </w:r>
-          </w:p>
-        </w:tc>
-        <w:tc>
-          <w:tcPr>
-            <w:tcW w:type="dxa" w:w="2434"/>
-          </w:tcPr>
-          <w:p>
-            <w:r/>
-            <w:r>
-              <w:t>TMF639</w:t>
-            </w:r>
-          </w:p>
-        </w:tc>
-        <w:tc>
-          <w:tcPr>
-            <w:tcW w:type="dxa" w:w="1217"/>
+            <w:tcW w:type="dxa" w:w="936"/>
+          </w:tcPr>
+          <w:p>
+            <w:r/>
+            <w:r>
+              <w:t>TMF687</w:t>
+            </w:r>
+          </w:p>
+        </w:tc>
+        <w:tc>
+          <w:tcPr>
+            <w:tcW w:type="dxa" w:w="2153"/>
+          </w:tcPr>
+          <w:p>
+            <w:r/>
+            <w:r>
+              <w:t>TMF687</w:t>
+            </w:r>
+          </w:p>
+        </w:tc>
+        <w:tc>
+          <w:tcPr>
+            <w:tcW w:type="dxa" w:w="1123"/>
           </w:tcPr>
           <w:p>
             <w:r/>
@@ -4823,7 +4483,7 @@
         </w:tc>
         <w:tc>
           <w:tcPr>
-            <w:tcW w:type="dxa" w:w="1591"/>
+            <w:tcW w:type="dxa" w:w="1498"/>
           </w:tcPr>
           <w:p>
             <w:r/>
@@ -4834,29 +4494,23 @@
         </w:tc>
         <w:tc>
           <w:tcPr>
-            <w:tcW w:type="dxa" w:w="1966"/>
-          </w:tcPr>
-          <w:p>
-            <w:r/>
-            <w:r>
-              <w:t>resource</w:t>
-            </w:r>
-          </w:p>
-        </w:tc>
-        <w:tc>
-          <w:tcPr>
-            <w:tcW w:type="dxa" w:w="1123"/>
-          </w:tcPr>
-          <w:p>
-            <w:r/>
-            <w:r>
-              <w:t>GET /id</w:t>
-            </w:r>
-            <w:r>
-              <w:br/>
-            </w:r>
-            <w:r>
-              <w:t>GET</w:t>
+            <w:tcW w:type="dxa" w:w="1778"/>
+          </w:tcPr>
+          <w:p>
+            <w:r/>
+            <w:r>
+              <w:t>productStock</w:t>
+            </w:r>
+          </w:p>
+        </w:tc>
+        <w:tc>
+          <w:tcPr>
+            <w:tcW w:type="dxa" w:w="1872"/>
+          </w:tcPr>
+          <w:p>
+            <w:r/>
+            <w:r>
+              <w:t>GET, GET /id</w:t>
             </w:r>
           </w:p>
         </w:tc>
@@ -4864,40 +4518,40 @@
       <w:tr>
         <w:tc>
           <w:tcPr>
-            <w:tcW w:type="dxa" w:w="1030"/>
-          </w:tcPr>
-          <w:p>
-            <w:r/>
-            <w:r>
-              <w:t>TMF701</w:t>
-            </w:r>
-          </w:p>
-        </w:tc>
-        <w:tc>
-          <w:tcPr>
-            <w:tcW w:type="dxa" w:w="2434"/>
-          </w:tcPr>
-          <w:p>
-            <w:r/>
-            <w:r>
-              <w:t>UNRESOLVED-TMF701</w:t>
-            </w:r>
-          </w:p>
-        </w:tc>
-        <w:tc>
-          <w:tcPr>
-            <w:tcW w:type="dxa" w:w="1217"/>
-          </w:tcPr>
-          <w:p>
-            <w:r/>
-            <w:r>
-              <w:t>4</w:t>
-            </w:r>
-          </w:p>
-        </w:tc>
-        <w:tc>
-          <w:tcPr>
-            <w:tcW w:type="dxa" w:w="1591"/>
+            <w:tcW w:type="dxa" w:w="936"/>
+          </w:tcPr>
+          <w:p>
+            <w:r/>
+            <w:r>
+              <w:t>TMF632</w:t>
+            </w:r>
+          </w:p>
+        </w:tc>
+        <w:tc>
+          <w:tcPr>
+            <w:tcW w:type="dxa" w:w="2153"/>
+          </w:tcPr>
+          <w:p>
+            <w:r/>
+            <w:r>
+              <w:t>TMF632</w:t>
+            </w:r>
+          </w:p>
+        </w:tc>
+        <w:tc>
+          <w:tcPr>
+            <w:tcW w:type="dxa" w:w="1123"/>
+          </w:tcPr>
+          <w:p>
+            <w:r/>
+            <w:r>
+              <w:t>5</w:t>
+            </w:r>
+          </w:p>
+        </w:tc>
+        <w:tc>
+          <w:tcPr>
+            <w:tcW w:type="dxa" w:w="1498"/>
           </w:tcPr>
           <w:p>
             <w:r/>
@@ -4908,47 +4562,23 @@
         </w:tc>
         <w:tc>
           <w:tcPr>
-            <w:tcW w:type="dxa" w:w="1966"/>
-          </w:tcPr>
-          <w:p>
-            <w:r/>
-            <w:r>
-              <w:t>processFlow</w:t>
-            </w:r>
-            <w:r>
-              <w:br/>
-            </w:r>
-            <w:r>
-              <w:t>taskFlow</w:t>
-            </w:r>
-          </w:p>
-        </w:tc>
-        <w:tc>
-          <w:tcPr>
-            <w:tcW w:type="dxa" w:w="1123"/>
-          </w:tcPr>
-          <w:p>
-            <w:r/>
-            <w:r>
-              <w:t>POST</w:t>
-            </w:r>
-            <w:r>
-              <w:br/>
-            </w:r>
-            <w:r>
-              <w:t>PATCH</w:t>
-            </w:r>
-            <w:r>
-              <w:br/>
-            </w:r>
-            <w:r>
-              <w:t>GET</w:t>
-            </w:r>
-            <w:r>
-              <w:br/>
-            </w:r>
-            <w:r>
-              <w:t>GET /id</w:t>
+            <w:tcW w:type="dxa" w:w="1778"/>
+          </w:tcPr>
+          <w:p>
+            <w:r/>
+            <w:r>
+              <w:t>individual</w:t>
+            </w:r>
+          </w:p>
+        </w:tc>
+        <w:tc>
+          <w:tcPr>
+            <w:tcW w:type="dxa" w:w="1872"/>
+          </w:tcPr>
+          <w:p>
+            <w:r/>
+            <w:r>
+              <w:t>GET, GET /id</w:t>
             </w:r>
           </w:p>
         </w:tc>
@@ -4956,29 +4586,29 @@
       <w:tr>
         <w:tc>
           <w:tcPr>
-            <w:tcW w:type="dxa" w:w="1030"/>
-          </w:tcPr>
-          <w:p>
-            <w:r/>
-            <w:r>
-              <w:t>TMF760</w:t>
-            </w:r>
-          </w:p>
-        </w:tc>
-        <w:tc>
-          <w:tcPr>
-            <w:tcW w:type="dxa" w:w="2434"/>
-          </w:tcPr>
-          <w:p>
-            <w:r/>
-            <w:r>
-              <w:t>TMF760</w:t>
-            </w:r>
-          </w:p>
-        </w:tc>
-        <w:tc>
-          <w:tcPr>
-            <w:tcW w:type="dxa" w:w="1217"/>
+            <w:tcW w:type="dxa" w:w="936"/>
+          </w:tcPr>
+          <w:p>
+            <w:r/>
+            <w:r>
+              <w:t>TMF632</w:t>
+            </w:r>
+          </w:p>
+        </w:tc>
+        <w:tc>
+          <w:tcPr>
+            <w:tcW w:type="dxa" w:w="2153"/>
+          </w:tcPr>
+          <w:p>
+            <w:r/>
+            <w:r>
+              <w:t>TMF632</w:t>
+            </w:r>
+          </w:p>
+        </w:tc>
+        <w:tc>
+          <w:tcPr>
+            <w:tcW w:type="dxa" w:w="1123"/>
           </w:tcPr>
           <w:p>
             <w:r/>
@@ -4989,7 +4619,7 @@
         </w:tc>
         <w:tc>
           <w:tcPr>
-            <w:tcW w:type="dxa" w:w="1591"/>
+            <w:tcW w:type="dxa" w:w="1498"/>
           </w:tcPr>
           <w:p>
             <w:r/>
@@ -5000,41 +4630,23 @@
         </w:tc>
         <w:tc>
           <w:tcPr>
-            <w:tcW w:type="dxa" w:w="1966"/>
-          </w:tcPr>
-          <w:p>
-            <w:r/>
-            <w:r>
-              <w:t>checkProductConfiguration</w:t>
-            </w:r>
-            <w:r>
-              <w:br/>
-            </w:r>
-            <w:r>
-              <w:t>queryProductConfiguration</w:t>
-            </w:r>
-          </w:p>
-        </w:tc>
-        <w:tc>
-          <w:tcPr>
-            <w:tcW w:type="dxa" w:w="1123"/>
-          </w:tcPr>
-          <w:p>
-            <w:r/>
-            <w:r>
-              <w:t>GET</w:t>
-            </w:r>
-            <w:r>
-              <w:br/>
-            </w:r>
-            <w:r>
-              <w:t>GET /id</w:t>
-            </w:r>
-            <w:r>
-              <w:br/>
-            </w:r>
-            <w:r>
-              <w:t>POST</w:t>
+            <w:tcW w:type="dxa" w:w="1778"/>
+          </w:tcPr>
+          <w:p>
+            <w:r/>
+            <w:r>
+              <w:t>organization</w:t>
+            </w:r>
+          </w:p>
+        </w:tc>
+        <w:tc>
+          <w:tcPr>
+            <w:tcW w:type="dxa" w:w="1872"/>
+          </w:tcPr>
+          <w:p>
+            <w:r/>
+            <w:r>
+              <w:t>GET, GET /id</w:t>
             </w:r>
           </w:p>
         </w:tc>
@@ -5042,7 +4654,1095 @@
       <w:tr>
         <w:tc>
           <w:tcPr>
-            <w:tcW w:type="dxa" w:w="1030"/>
+            <w:tcW w:type="dxa" w:w="936"/>
+          </w:tcPr>
+          <w:p>
+            <w:r/>
+            <w:r>
+              <w:t>TMF632</w:t>
+            </w:r>
+          </w:p>
+        </w:tc>
+        <w:tc>
+          <w:tcPr>
+            <w:tcW w:type="dxa" w:w="2153"/>
+          </w:tcPr>
+          <w:p>
+            <w:r/>
+            <w:r>
+              <w:t>TMF632</w:t>
+            </w:r>
+          </w:p>
+        </w:tc>
+        <w:tc>
+          <w:tcPr>
+            <w:tcW w:type="dxa" w:w="1123"/>
+          </w:tcPr>
+          <w:p>
+            <w:r/>
+            <w:r>
+              <w:t>4</w:t>
+            </w:r>
+          </w:p>
+        </w:tc>
+        <w:tc>
+          <w:tcPr>
+            <w:tcW w:type="dxa" w:w="1498"/>
+          </w:tcPr>
+          <w:p>
+            <w:r/>
+            <w:r>
+              <w:t>Optional</w:t>
+            </w:r>
+          </w:p>
+        </w:tc>
+        <w:tc>
+          <w:tcPr>
+            <w:tcW w:type="dxa" w:w="1778"/>
+          </w:tcPr>
+          <w:p>
+            <w:r/>
+            <w:r>
+              <w:t>individual</w:t>
+            </w:r>
+          </w:p>
+        </w:tc>
+        <w:tc>
+          <w:tcPr>
+            <w:tcW w:type="dxa" w:w="1872"/>
+          </w:tcPr>
+          <w:p>
+            <w:r/>
+            <w:r>
+              <w:t>GET, GET /id</w:t>
+            </w:r>
+          </w:p>
+        </w:tc>
+      </w:tr>
+      <w:tr>
+        <w:tc>
+          <w:tcPr>
+            <w:tcW w:type="dxa" w:w="936"/>
+          </w:tcPr>
+          <w:p>
+            <w:r/>
+            <w:r>
+              <w:t>TMF632</w:t>
+            </w:r>
+          </w:p>
+        </w:tc>
+        <w:tc>
+          <w:tcPr>
+            <w:tcW w:type="dxa" w:w="2153"/>
+          </w:tcPr>
+          <w:p>
+            <w:r/>
+            <w:r>
+              <w:t>TMF632</w:t>
+            </w:r>
+          </w:p>
+        </w:tc>
+        <w:tc>
+          <w:tcPr>
+            <w:tcW w:type="dxa" w:w="1123"/>
+          </w:tcPr>
+          <w:p>
+            <w:r/>
+            <w:r>
+              <w:t>4</w:t>
+            </w:r>
+          </w:p>
+        </w:tc>
+        <w:tc>
+          <w:tcPr>
+            <w:tcW w:type="dxa" w:w="1498"/>
+          </w:tcPr>
+          <w:p>
+            <w:r/>
+            <w:r>
+              <w:t>Optional</w:t>
+            </w:r>
+          </w:p>
+        </w:tc>
+        <w:tc>
+          <w:tcPr>
+            <w:tcW w:type="dxa" w:w="1778"/>
+          </w:tcPr>
+          <w:p>
+            <w:r/>
+            <w:r>
+              <w:t>organization</w:t>
+            </w:r>
+          </w:p>
+        </w:tc>
+        <w:tc>
+          <w:tcPr>
+            <w:tcW w:type="dxa" w:w="1872"/>
+          </w:tcPr>
+          <w:p>
+            <w:r/>
+            <w:r>
+              <w:t>GET, GET /id</w:t>
+            </w:r>
+          </w:p>
+        </w:tc>
+      </w:tr>
+      <w:tr>
+        <w:tc>
+          <w:tcPr>
+            <w:tcW w:type="dxa" w:w="936"/>
+          </w:tcPr>
+          <w:p>
+            <w:r/>
+            <w:r>
+              <w:t>TMF669</w:t>
+            </w:r>
+          </w:p>
+        </w:tc>
+        <w:tc>
+          <w:tcPr>
+            <w:tcW w:type="dxa" w:w="2153"/>
+          </w:tcPr>
+          <w:p>
+            <w:r/>
+            <w:r>
+              <w:t>TMF669</w:t>
+            </w:r>
+          </w:p>
+        </w:tc>
+        <w:tc>
+          <w:tcPr>
+            <w:tcW w:type="dxa" w:w="1123"/>
+          </w:tcPr>
+          <w:p>
+            <w:r/>
+            <w:r>
+              <w:t>5</w:t>
+            </w:r>
+          </w:p>
+        </w:tc>
+        <w:tc>
+          <w:tcPr>
+            <w:tcW w:type="dxa" w:w="1498"/>
+          </w:tcPr>
+          <w:p>
+            <w:r/>
+            <w:r>
+              <w:t>Optional</w:t>
+            </w:r>
+          </w:p>
+        </w:tc>
+        <w:tc>
+          <w:tcPr>
+            <w:tcW w:type="dxa" w:w="1778"/>
+          </w:tcPr>
+          <w:p>
+            <w:r/>
+            <w:r>
+              <w:t>partyRole</w:t>
+            </w:r>
+          </w:p>
+        </w:tc>
+        <w:tc>
+          <w:tcPr>
+            <w:tcW w:type="dxa" w:w="1872"/>
+          </w:tcPr>
+          <w:p>
+            <w:r/>
+            <w:r>
+              <w:t>GET, GET /id</w:t>
+            </w:r>
+          </w:p>
+        </w:tc>
+      </w:tr>
+      <w:tr>
+        <w:tc>
+          <w:tcPr>
+            <w:tcW w:type="dxa" w:w="936"/>
+          </w:tcPr>
+          <w:p>
+            <w:r/>
+            <w:r>
+              <w:t>TMF669</w:t>
+            </w:r>
+          </w:p>
+        </w:tc>
+        <w:tc>
+          <w:tcPr>
+            <w:tcW w:type="dxa" w:w="2153"/>
+          </w:tcPr>
+          <w:p>
+            <w:r/>
+            <w:r>
+              <w:t>TMF669</w:t>
+            </w:r>
+          </w:p>
+        </w:tc>
+        <w:tc>
+          <w:tcPr>
+            <w:tcW w:type="dxa" w:w="1123"/>
+          </w:tcPr>
+          <w:p>
+            <w:r/>
+            <w:r>
+              <w:t>4</w:t>
+            </w:r>
+          </w:p>
+        </w:tc>
+        <w:tc>
+          <w:tcPr>
+            <w:tcW w:type="dxa" w:w="1498"/>
+          </w:tcPr>
+          <w:p>
+            <w:r/>
+            <w:r>
+              <w:t>Optional</w:t>
+            </w:r>
+          </w:p>
+        </w:tc>
+        <w:tc>
+          <w:tcPr>
+            <w:tcW w:type="dxa" w:w="1778"/>
+          </w:tcPr>
+          <w:p>
+            <w:r/>
+            <w:r>
+              <w:t>partyRole</w:t>
+            </w:r>
+          </w:p>
+        </w:tc>
+        <w:tc>
+          <w:tcPr>
+            <w:tcW w:type="dxa" w:w="1872"/>
+          </w:tcPr>
+          <w:p>
+            <w:r/>
+            <w:r>
+              <w:t>GET, GET /id</w:t>
+            </w:r>
+          </w:p>
+        </w:tc>
+      </w:tr>
+      <w:tr>
+        <w:tc>
+          <w:tcPr>
+            <w:tcW w:type="dxa" w:w="936"/>
+          </w:tcPr>
+          <w:p>
+            <w:r/>
+            <w:r>
+              <w:t>TMF666</w:t>
+            </w:r>
+          </w:p>
+        </w:tc>
+        <w:tc>
+          <w:tcPr>
+            <w:tcW w:type="dxa" w:w="2153"/>
+          </w:tcPr>
+          <w:p>
+            <w:r/>
+            <w:r>
+              <w:t>TMF666</w:t>
+            </w:r>
+          </w:p>
+        </w:tc>
+        <w:tc>
+          <w:tcPr>
+            <w:tcW w:type="dxa" w:w="1123"/>
+          </w:tcPr>
+          <w:p>
+            <w:r/>
+            <w:r>
+              <w:t>5</w:t>
+            </w:r>
+          </w:p>
+        </w:tc>
+        <w:tc>
+          <w:tcPr>
+            <w:tcW w:type="dxa" w:w="1498"/>
+          </w:tcPr>
+          <w:p>
+            <w:r/>
+            <w:r>
+              <w:t>Optional</w:t>
+            </w:r>
+          </w:p>
+        </w:tc>
+        <w:tc>
+          <w:tcPr>
+            <w:tcW w:type="dxa" w:w="1778"/>
+          </w:tcPr>
+          <w:p>
+            <w:r/>
+            <w:r>
+              <w:t>billingAccount</w:t>
+            </w:r>
+          </w:p>
+        </w:tc>
+        <w:tc>
+          <w:tcPr>
+            <w:tcW w:type="dxa" w:w="1872"/>
+          </w:tcPr>
+          <w:p>
+            <w:r/>
+            <w:r>
+              <w:t>GET, GET /id</w:t>
+            </w:r>
+          </w:p>
+        </w:tc>
+      </w:tr>
+      <w:tr>
+        <w:tc>
+          <w:tcPr>
+            <w:tcW w:type="dxa" w:w="936"/>
+          </w:tcPr>
+          <w:p>
+            <w:r/>
+            <w:r>
+              <w:t>TMF666</w:t>
+            </w:r>
+          </w:p>
+        </w:tc>
+        <w:tc>
+          <w:tcPr>
+            <w:tcW w:type="dxa" w:w="2153"/>
+          </w:tcPr>
+          <w:p>
+            <w:r/>
+            <w:r>
+              <w:t>TMF666</w:t>
+            </w:r>
+          </w:p>
+        </w:tc>
+        <w:tc>
+          <w:tcPr>
+            <w:tcW w:type="dxa" w:w="1123"/>
+          </w:tcPr>
+          <w:p>
+            <w:r/>
+            <w:r>
+              <w:t>4</w:t>
+            </w:r>
+          </w:p>
+        </w:tc>
+        <w:tc>
+          <w:tcPr>
+            <w:tcW w:type="dxa" w:w="1498"/>
+          </w:tcPr>
+          <w:p>
+            <w:r/>
+            <w:r>
+              <w:t>Optional</w:t>
+            </w:r>
+          </w:p>
+        </w:tc>
+        <w:tc>
+          <w:tcPr>
+            <w:tcW w:type="dxa" w:w="1778"/>
+          </w:tcPr>
+          <w:p>
+            <w:r/>
+            <w:r>
+              <w:t>billingAccount</w:t>
+            </w:r>
+          </w:p>
+        </w:tc>
+        <w:tc>
+          <w:tcPr>
+            <w:tcW w:type="dxa" w:w="1872"/>
+          </w:tcPr>
+          <w:p>
+            <w:r/>
+            <w:r>
+              <w:t>GET /id, GET</w:t>
+            </w:r>
+          </w:p>
+        </w:tc>
+      </w:tr>
+      <w:tr>
+        <w:tc>
+          <w:tcPr>
+            <w:tcW w:type="dxa" w:w="936"/>
+          </w:tcPr>
+          <w:p>
+            <w:r/>
+            <w:r>
+              <w:t>TMF676</w:t>
+            </w:r>
+          </w:p>
+        </w:tc>
+        <w:tc>
+          <w:tcPr>
+            <w:tcW w:type="dxa" w:w="2153"/>
+          </w:tcPr>
+          <w:p>
+            <w:r/>
+            <w:r>
+              <w:t>Payment Management API</w:t>
+            </w:r>
+          </w:p>
+        </w:tc>
+        <w:tc>
+          <w:tcPr>
+            <w:tcW w:type="dxa" w:w="1123"/>
+          </w:tcPr>
+          <w:p>
+            <w:r/>
+            <w:r>
+              <w:t>4</w:t>
+            </w:r>
+          </w:p>
+        </w:tc>
+        <w:tc>
+          <w:tcPr>
+            <w:tcW w:type="dxa" w:w="1498"/>
+          </w:tcPr>
+          <w:p>
+            <w:r/>
+            <w:r>
+              <w:t>Optional</w:t>
+            </w:r>
+          </w:p>
+        </w:tc>
+        <w:tc>
+          <w:tcPr>
+            <w:tcW w:type="dxa" w:w="1778"/>
+          </w:tcPr>
+          <w:p>
+            <w:r/>
+            <w:r>
+              <w:t>payment</w:t>
+            </w:r>
+          </w:p>
+        </w:tc>
+        <w:tc>
+          <w:tcPr>
+            <w:tcW w:type="dxa" w:w="1872"/>
+          </w:tcPr>
+          <w:p>
+            <w:r/>
+            <w:r>
+              <w:t>GET /id, GET</w:t>
+            </w:r>
+          </w:p>
+        </w:tc>
+      </w:tr>
+      <w:tr>
+        <w:tc>
+          <w:tcPr>
+            <w:tcW w:type="dxa" w:w="936"/>
+          </w:tcPr>
+          <w:p>
+            <w:r/>
+            <w:r>
+              <w:t>TMF683</w:t>
+            </w:r>
+          </w:p>
+        </w:tc>
+        <w:tc>
+          <w:tcPr>
+            <w:tcW w:type="dxa" w:w="2153"/>
+          </w:tcPr>
+          <w:p>
+            <w:r/>
+            <w:r>
+              <w:t>TMF683</w:t>
+            </w:r>
+          </w:p>
+        </w:tc>
+        <w:tc>
+          <w:tcPr>
+            <w:tcW w:type="dxa" w:w="1123"/>
+          </w:tcPr>
+          <w:p>
+            <w:r/>
+            <w:r>
+              <w:t>5</w:t>
+            </w:r>
+          </w:p>
+        </w:tc>
+        <w:tc>
+          <w:tcPr>
+            <w:tcW w:type="dxa" w:w="1498"/>
+          </w:tcPr>
+          <w:p>
+            <w:r/>
+            <w:r>
+              <w:t>Optional</w:t>
+            </w:r>
+          </w:p>
+        </w:tc>
+        <w:tc>
+          <w:tcPr>
+            <w:tcW w:type="dxa" w:w="1778"/>
+          </w:tcPr>
+          <w:p>
+            <w:r/>
+            <w:r>
+              <w:t>partyInteraction</w:t>
+            </w:r>
+          </w:p>
+        </w:tc>
+        <w:tc>
+          <w:tcPr>
+            <w:tcW w:type="dxa" w:w="1872"/>
+          </w:tcPr>
+          <w:p>
+            <w:r/>
+            <w:r>
+              <w:t>GET, GET /id</w:t>
+            </w:r>
+          </w:p>
+        </w:tc>
+      </w:tr>
+      <w:tr>
+        <w:tc>
+          <w:tcPr>
+            <w:tcW w:type="dxa" w:w="936"/>
+          </w:tcPr>
+          <w:p>
+            <w:r/>
+            <w:r>
+              <w:t>TMF683</w:t>
+            </w:r>
+          </w:p>
+        </w:tc>
+        <w:tc>
+          <w:tcPr>
+            <w:tcW w:type="dxa" w:w="2153"/>
+          </w:tcPr>
+          <w:p>
+            <w:r/>
+            <w:r>
+              <w:t>TMF683</w:t>
+            </w:r>
+          </w:p>
+        </w:tc>
+        <w:tc>
+          <w:tcPr>
+            <w:tcW w:type="dxa" w:w="1123"/>
+          </w:tcPr>
+          <w:p>
+            <w:r/>
+            <w:r>
+              <w:t>4</w:t>
+            </w:r>
+          </w:p>
+        </w:tc>
+        <w:tc>
+          <w:tcPr>
+            <w:tcW w:type="dxa" w:w="1498"/>
+          </w:tcPr>
+          <w:p>
+            <w:r/>
+            <w:r>
+              <w:t>Optional</w:t>
+            </w:r>
+          </w:p>
+        </w:tc>
+        <w:tc>
+          <w:tcPr>
+            <w:tcW w:type="dxa" w:w="1778"/>
+          </w:tcPr>
+          <w:p>
+            <w:r/>
+            <w:r>
+              <w:t>partyInteraction</w:t>
+            </w:r>
+          </w:p>
+        </w:tc>
+        <w:tc>
+          <w:tcPr>
+            <w:tcW w:type="dxa" w:w="1872"/>
+          </w:tcPr>
+          <w:p>
+            <w:r/>
+            <w:r>
+              <w:t>GET /id, GET</w:t>
+            </w:r>
+          </w:p>
+        </w:tc>
+      </w:tr>
+      <w:tr>
+        <w:tc>
+          <w:tcPr>
+            <w:tcW w:type="dxa" w:w="936"/>
+          </w:tcPr>
+          <w:p>
+            <w:r/>
+            <w:r>
+              <w:t>TMF638</w:t>
+            </w:r>
+          </w:p>
+        </w:tc>
+        <w:tc>
+          <w:tcPr>
+            <w:tcW w:type="dxa" w:w="2153"/>
+          </w:tcPr>
+          <w:p>
+            <w:r/>
+            <w:r>
+              <w:t>TMF638</w:t>
+            </w:r>
+          </w:p>
+        </w:tc>
+        <w:tc>
+          <w:tcPr>
+            <w:tcW w:type="dxa" w:w="1123"/>
+          </w:tcPr>
+          <w:p>
+            <w:r/>
+            <w:r>
+              <w:t>5</w:t>
+            </w:r>
+          </w:p>
+        </w:tc>
+        <w:tc>
+          <w:tcPr>
+            <w:tcW w:type="dxa" w:w="1498"/>
+          </w:tcPr>
+          <w:p>
+            <w:r/>
+            <w:r>
+              <w:t>Optional</w:t>
+            </w:r>
+          </w:p>
+        </w:tc>
+        <w:tc>
+          <w:tcPr>
+            <w:tcW w:type="dxa" w:w="1778"/>
+          </w:tcPr>
+          <w:p>
+            <w:r/>
+            <w:r>
+              <w:t>service</w:t>
+            </w:r>
+          </w:p>
+        </w:tc>
+        <w:tc>
+          <w:tcPr>
+            <w:tcW w:type="dxa" w:w="1872"/>
+          </w:tcPr>
+          <w:p>
+            <w:r/>
+            <w:r>
+              <w:t>GET, GET /id</w:t>
+            </w:r>
+          </w:p>
+        </w:tc>
+      </w:tr>
+      <w:tr>
+        <w:tc>
+          <w:tcPr>
+            <w:tcW w:type="dxa" w:w="936"/>
+          </w:tcPr>
+          <w:p>
+            <w:r/>
+            <w:r>
+              <w:t>TMF638</w:t>
+            </w:r>
+          </w:p>
+        </w:tc>
+        <w:tc>
+          <w:tcPr>
+            <w:tcW w:type="dxa" w:w="2153"/>
+          </w:tcPr>
+          <w:p>
+            <w:r/>
+            <w:r>
+              <w:t>TMF638</w:t>
+            </w:r>
+          </w:p>
+        </w:tc>
+        <w:tc>
+          <w:tcPr>
+            <w:tcW w:type="dxa" w:w="1123"/>
+          </w:tcPr>
+          <w:p>
+            <w:r/>
+            <w:r>
+              <w:t>4</w:t>
+            </w:r>
+          </w:p>
+        </w:tc>
+        <w:tc>
+          <w:tcPr>
+            <w:tcW w:type="dxa" w:w="1498"/>
+          </w:tcPr>
+          <w:p>
+            <w:r/>
+            <w:r>
+              <w:t>Optional</w:t>
+            </w:r>
+          </w:p>
+        </w:tc>
+        <w:tc>
+          <w:tcPr>
+            <w:tcW w:type="dxa" w:w="1778"/>
+          </w:tcPr>
+          <w:p>
+            <w:r/>
+            <w:r>
+              <w:t>service</w:t>
+            </w:r>
+          </w:p>
+        </w:tc>
+        <w:tc>
+          <w:tcPr>
+            <w:tcW w:type="dxa" w:w="1872"/>
+          </w:tcPr>
+          <w:p>
+            <w:r/>
+            <w:r>
+              <w:t>GET /id, GET</w:t>
+            </w:r>
+          </w:p>
+        </w:tc>
+      </w:tr>
+      <w:tr>
+        <w:tc>
+          <w:tcPr>
+            <w:tcW w:type="dxa" w:w="936"/>
+          </w:tcPr>
+          <w:p>
+            <w:r/>
+            <w:r>
+              <w:t>TMF639</w:t>
+            </w:r>
+          </w:p>
+        </w:tc>
+        <w:tc>
+          <w:tcPr>
+            <w:tcW w:type="dxa" w:w="2153"/>
+          </w:tcPr>
+          <w:p>
+            <w:r/>
+            <w:r>
+              <w:t>TMF639</w:t>
+            </w:r>
+          </w:p>
+        </w:tc>
+        <w:tc>
+          <w:tcPr>
+            <w:tcW w:type="dxa" w:w="1123"/>
+          </w:tcPr>
+          <w:p>
+            <w:r/>
+            <w:r>
+              <w:t>4</w:t>
+            </w:r>
+          </w:p>
+        </w:tc>
+        <w:tc>
+          <w:tcPr>
+            <w:tcW w:type="dxa" w:w="1498"/>
+          </w:tcPr>
+          <w:p>
+            <w:r/>
+            <w:r>
+              <w:t>Optional</w:t>
+            </w:r>
+          </w:p>
+        </w:tc>
+        <w:tc>
+          <w:tcPr>
+            <w:tcW w:type="dxa" w:w="1778"/>
+          </w:tcPr>
+          <w:p>
+            <w:r/>
+            <w:r>
+              <w:t>resource</w:t>
+            </w:r>
+          </w:p>
+        </w:tc>
+        <w:tc>
+          <w:tcPr>
+            <w:tcW w:type="dxa" w:w="1872"/>
+          </w:tcPr>
+          <w:p>
+            <w:r/>
+            <w:r>
+              <w:t>GET /id, GET</w:t>
+            </w:r>
+          </w:p>
+        </w:tc>
+      </w:tr>
+      <w:tr>
+        <w:tc>
+          <w:tcPr>
+            <w:tcW w:type="dxa" w:w="936"/>
+          </w:tcPr>
+          <w:p>
+            <w:r/>
+            <w:r>
+              <w:t>TMF701</w:t>
+            </w:r>
+          </w:p>
+        </w:tc>
+        <w:tc>
+          <w:tcPr>
+            <w:tcW w:type="dxa" w:w="2153"/>
+          </w:tcPr>
+          <w:p>
+            <w:r/>
+            <w:r>
+              <w:t>UNRESOLVED-TMF701</w:t>
+            </w:r>
+          </w:p>
+        </w:tc>
+        <w:tc>
+          <w:tcPr>
+            <w:tcW w:type="dxa" w:w="1123"/>
+          </w:tcPr>
+          <w:p>
+            <w:r/>
+            <w:r>
+              <w:t>4</w:t>
+            </w:r>
+          </w:p>
+        </w:tc>
+        <w:tc>
+          <w:tcPr>
+            <w:tcW w:type="dxa" w:w="1498"/>
+          </w:tcPr>
+          <w:p>
+            <w:r/>
+            <w:r>
+              <w:t>Optional</w:t>
+            </w:r>
+          </w:p>
+        </w:tc>
+        <w:tc>
+          <w:tcPr>
+            <w:tcW w:type="dxa" w:w="1778"/>
+          </w:tcPr>
+          <w:p>
+            <w:r/>
+            <w:r>
+              <w:t>processFlow</w:t>
+            </w:r>
+          </w:p>
+        </w:tc>
+        <w:tc>
+          <w:tcPr>
+            <w:tcW w:type="dxa" w:w="1872"/>
+          </w:tcPr>
+          <w:p>
+            <w:r/>
+            <w:r>
+              <w:t>POST, PATCH, GET, GET /id</w:t>
+            </w:r>
+          </w:p>
+        </w:tc>
+      </w:tr>
+      <w:tr>
+        <w:tc>
+          <w:tcPr>
+            <w:tcW w:type="dxa" w:w="936"/>
+          </w:tcPr>
+          <w:p>
+            <w:r/>
+            <w:r>
+              <w:t>TMF701</w:t>
+            </w:r>
+          </w:p>
+        </w:tc>
+        <w:tc>
+          <w:tcPr>
+            <w:tcW w:type="dxa" w:w="2153"/>
+          </w:tcPr>
+          <w:p>
+            <w:r/>
+            <w:r>
+              <w:t>UNRESOLVED-TMF701</w:t>
+            </w:r>
+          </w:p>
+        </w:tc>
+        <w:tc>
+          <w:tcPr>
+            <w:tcW w:type="dxa" w:w="1123"/>
+          </w:tcPr>
+          <w:p>
+            <w:r/>
+            <w:r>
+              <w:t>4</w:t>
+            </w:r>
+          </w:p>
+        </w:tc>
+        <w:tc>
+          <w:tcPr>
+            <w:tcW w:type="dxa" w:w="1498"/>
+          </w:tcPr>
+          <w:p>
+            <w:r/>
+            <w:r>
+              <w:t>Optional</w:t>
+            </w:r>
+          </w:p>
+        </w:tc>
+        <w:tc>
+          <w:tcPr>
+            <w:tcW w:type="dxa" w:w="1778"/>
+          </w:tcPr>
+          <w:p>
+            <w:r/>
+            <w:r>
+              <w:t>taskFlow</w:t>
+            </w:r>
+          </w:p>
+        </w:tc>
+        <w:tc>
+          <w:tcPr>
+            <w:tcW w:type="dxa" w:w="1872"/>
+          </w:tcPr>
+          <w:p>
+            <w:r/>
+            <w:r>
+              <w:t>POST, PATCH, GET, GET /id</w:t>
+            </w:r>
+          </w:p>
+        </w:tc>
+      </w:tr>
+      <w:tr>
+        <w:tc>
+          <w:tcPr>
+            <w:tcW w:type="dxa" w:w="936"/>
+          </w:tcPr>
+          <w:p>
+            <w:r/>
+            <w:r>
+              <w:t>TMF760</w:t>
+            </w:r>
+          </w:p>
+        </w:tc>
+        <w:tc>
+          <w:tcPr>
+            <w:tcW w:type="dxa" w:w="2153"/>
+          </w:tcPr>
+          <w:p>
+            <w:r/>
+            <w:r>
+              <w:t>TMF760</w:t>
+            </w:r>
+          </w:p>
+        </w:tc>
+        <w:tc>
+          <w:tcPr>
+            <w:tcW w:type="dxa" w:w="1123"/>
+          </w:tcPr>
+          <w:p>
+            <w:r/>
+            <w:r>
+              <w:t>5</w:t>
+            </w:r>
+          </w:p>
+        </w:tc>
+        <w:tc>
+          <w:tcPr>
+            <w:tcW w:type="dxa" w:w="1498"/>
+          </w:tcPr>
+          <w:p>
+            <w:r/>
+            <w:r>
+              <w:t>Optional</w:t>
+            </w:r>
+          </w:p>
+        </w:tc>
+        <w:tc>
+          <w:tcPr>
+            <w:tcW w:type="dxa" w:w="1778"/>
+          </w:tcPr>
+          <w:p>
+            <w:r/>
+            <w:r>
+              <w:t>checkProductConfiguration</w:t>
+            </w:r>
+          </w:p>
+        </w:tc>
+        <w:tc>
+          <w:tcPr>
+            <w:tcW w:type="dxa" w:w="1872"/>
+          </w:tcPr>
+          <w:p>
+            <w:r/>
+            <w:r>
+              <w:t>GET, GET /id, POST</w:t>
+            </w:r>
+          </w:p>
+        </w:tc>
+      </w:tr>
+      <w:tr>
+        <w:tc>
+          <w:tcPr>
+            <w:tcW w:type="dxa" w:w="936"/>
+          </w:tcPr>
+          <w:p>
+            <w:r/>
+            <w:r>
+              <w:t>TMF760</w:t>
+            </w:r>
+          </w:p>
+        </w:tc>
+        <w:tc>
+          <w:tcPr>
+            <w:tcW w:type="dxa" w:w="2153"/>
+          </w:tcPr>
+          <w:p>
+            <w:r/>
+            <w:r>
+              <w:t>TMF760</w:t>
+            </w:r>
+          </w:p>
+        </w:tc>
+        <w:tc>
+          <w:tcPr>
+            <w:tcW w:type="dxa" w:w="1123"/>
+          </w:tcPr>
+          <w:p>
+            <w:r/>
+            <w:r>
+              <w:t>5</w:t>
+            </w:r>
+          </w:p>
+        </w:tc>
+        <w:tc>
+          <w:tcPr>
+            <w:tcW w:type="dxa" w:w="1498"/>
+          </w:tcPr>
+          <w:p>
+            <w:r/>
+            <w:r>
+              <w:t>Optional</w:t>
+            </w:r>
+          </w:p>
+        </w:tc>
+        <w:tc>
+          <w:tcPr>
+            <w:tcW w:type="dxa" w:w="1778"/>
+          </w:tcPr>
+          <w:p>
+            <w:r/>
+            <w:r>
+              <w:t>queryProductConfiguration</w:t>
+            </w:r>
+          </w:p>
+        </w:tc>
+        <w:tc>
+          <w:tcPr>
+            <w:tcW w:type="dxa" w:w="1872"/>
+          </w:tcPr>
+          <w:p>
+            <w:r/>
+            <w:r>
+              <w:t>GET, GET /id, POST</w:t>
+            </w:r>
+          </w:p>
+        </w:tc>
+      </w:tr>
+      <w:tr>
+        <w:tc>
+          <w:tcPr>
+            <w:tcW w:type="dxa" w:w="936"/>
           </w:tcPr>
           <w:p>
             <w:r/>
@@ -5053,7 +5753,7 @@
         </w:tc>
         <w:tc>
           <w:tcPr>
-            <w:tcW w:type="dxa" w:w="2434"/>
+            <w:tcW w:type="dxa" w:w="2153"/>
           </w:tcPr>
           <w:p>
             <w:r/>
@@ -5064,7 +5764,7 @@
         </w:tc>
         <w:tc>
           <w:tcPr>
-            <w:tcW w:type="dxa" w:w="1217"/>
+            <w:tcW w:type="dxa" w:w="1123"/>
           </w:tcPr>
           <w:p>
             <w:r/>
@@ -5075,7 +5775,7 @@
         </w:tc>
         <w:tc>
           <w:tcPr>
-            <w:tcW w:type="dxa" w:w="1591"/>
+            <w:tcW w:type="dxa" w:w="1498"/>
           </w:tcPr>
           <w:p>
             <w:r/>
@@ -5086,7 +5786,7 @@
         </w:tc>
         <w:tc>
           <w:tcPr>
-            <w:tcW w:type="dxa" w:w="1966"/>
+            <w:tcW w:type="dxa" w:w="1778"/>
           </w:tcPr>
           <w:p>
             <w:r/>
@@ -5097,18 +5797,12 @@
         </w:tc>
         <w:tc>
           <w:tcPr>
-            <w:tcW w:type="dxa" w:w="1123"/>
-          </w:tcPr>
-          <w:p>
-            <w:r/>
-            <w:r>
-              <w:t>GET</w:t>
-            </w:r>
-            <w:r>
-              <w:br/>
-            </w:r>
-            <w:r>
-              <w:t>GET /id</w:t>
+            <w:tcW w:type="dxa" w:w="1872"/>
+          </w:tcPr>
+          <w:p>
+            <w:r/>
+            <w:r>
+              <w:t>GET, GET /id</w:t>
             </w:r>
           </w:p>
         </w:tc>

--- a/specifications/TMFC002-ProductOrderCaptureAndValidation/Diagrams/TMFC002_Product_Order_Capture_Validation.docx
+++ b/specifications/TMFC002-ProductOrderCaptureAndValidation/Diagrams/TMFC002_Product_Order_Capture_Validation.docx
@@ -2353,7 +2353,7 @@
       <w:r>
         <w:drawing>
           <wp:inline xmlns:a="http://schemas.openxmlformats.org/drawingml/2006/main" xmlns:pic="http://schemas.openxmlformats.org/drawingml/2006/picture">
-            <wp:extent cx="5394960" cy="5046988"/>
+            <wp:extent cx="5394960" cy="5308663"/>
             <wp:docPr id="2" name="Picture 2"/>
             <wp:cNvGraphicFramePr>
               <a:graphicFrameLocks noChangeAspect="1"/>
@@ -2374,7 +2374,7 @@
                   <pic:spPr>
                     <a:xfrm>
                       <a:off x="0" y="0"/>
-                      <a:ext cx="5394960" cy="5046988"/>
+                      <a:ext cx="5394960" cy="5308663"/>
                     </a:xfrm>
                     <a:prstGeom prst="rect"/>
                   </pic:spPr>
@@ -3503,6 +3503,142 @@
           <w:p>
             <w:r/>
             <w:r>
+              <w:t>TMF622</w:t>
+            </w:r>
+          </w:p>
+        </w:tc>
+        <w:tc>
+          <w:tcPr>
+            <w:tcW w:type="dxa" w:w="2153"/>
+          </w:tcPr>
+          <w:p>
+            <w:r/>
+            <w:r>
+              <w:t>TMF622</w:t>
+            </w:r>
+          </w:p>
+        </w:tc>
+        <w:tc>
+          <w:tcPr>
+            <w:tcW w:type="dxa" w:w="1123"/>
+          </w:tcPr>
+          <w:p>
+            <w:r/>
+            <w:r>
+              <w:t>5</w:t>
+            </w:r>
+          </w:p>
+        </w:tc>
+        <w:tc>
+          <w:tcPr>
+            <w:tcW w:type="dxa" w:w="1498"/>
+          </w:tcPr>
+          <w:p>
+            <w:r/>
+            <w:r>
+              <w:t>Mandatory</w:t>
+            </w:r>
+          </w:p>
+        </w:tc>
+        <w:tc>
+          <w:tcPr>
+            <w:tcW w:type="dxa" w:w="1778"/>
+          </w:tcPr>
+          <w:p>
+            <w:r/>
+            <w:r>
+              <w:t>productOrder</w:t>
+            </w:r>
+          </w:p>
+        </w:tc>
+        <w:tc>
+          <w:tcPr>
+            <w:tcW w:type="dxa" w:w="1872"/>
+          </w:tcPr>
+          <w:p>
+            <w:r/>
+            <w:r>
+              <w:t>GET, GET /id, POST</w:t>
+            </w:r>
+          </w:p>
+        </w:tc>
+      </w:tr>
+      <w:tr>
+        <w:tc>
+          <w:tcPr>
+            <w:tcW w:type="dxa" w:w="936"/>
+          </w:tcPr>
+          <w:p>
+            <w:r/>
+            <w:r>
+              <w:t>TMF622</w:t>
+            </w:r>
+          </w:p>
+        </w:tc>
+        <w:tc>
+          <w:tcPr>
+            <w:tcW w:type="dxa" w:w="2153"/>
+          </w:tcPr>
+          <w:p>
+            <w:r/>
+            <w:r>
+              <w:t>TMF622</w:t>
+            </w:r>
+          </w:p>
+        </w:tc>
+        <w:tc>
+          <w:tcPr>
+            <w:tcW w:type="dxa" w:w="1123"/>
+          </w:tcPr>
+          <w:p>
+            <w:r/>
+            <w:r>
+              <w:t>4</w:t>
+            </w:r>
+          </w:p>
+        </w:tc>
+        <w:tc>
+          <w:tcPr>
+            <w:tcW w:type="dxa" w:w="1498"/>
+          </w:tcPr>
+          <w:p>
+            <w:r/>
+            <w:r>
+              <w:t>Mandatory</w:t>
+            </w:r>
+          </w:p>
+        </w:tc>
+        <w:tc>
+          <w:tcPr>
+            <w:tcW w:type="dxa" w:w="1778"/>
+          </w:tcPr>
+          <w:p>
+            <w:r/>
+            <w:r>
+              <w:t>productOrder</w:t>
+            </w:r>
+          </w:p>
+        </w:tc>
+        <w:tc>
+          <w:tcPr>
+            <w:tcW w:type="dxa" w:w="1872"/>
+          </w:tcPr>
+          <w:p>
+            <w:r/>
+            <w:r>
+              <w:t>GET, GET /id, POST</w:t>
+            </w:r>
+          </w:p>
+        </w:tc>
+      </w:tr>
+      <w:tr>
+        <w:tc>
+          <w:tcPr>
+            <w:tcW w:type="dxa" w:w="936"/>
+          </w:tcPr>
+          <w:p>
+            <w:r/>
+            <w:r>
               <w:t>TMF637</w:t>
             </w:r>
           </w:p>
@@ -5813,7 +5949,7 @@
       <w:r>
         <w:drawing>
           <wp:inline xmlns:a="http://schemas.openxmlformats.org/drawingml/2006/main" xmlns:pic="http://schemas.openxmlformats.org/drawingml/2006/picture">
-            <wp:extent cx="5394960" cy="5511064"/>
+            <wp:extent cx="5394960" cy="6122544"/>
             <wp:docPr id="4" name="Picture 4"/>
             <wp:cNvGraphicFramePr>
               <a:graphicFrameLocks noChangeAspect="1"/>
@@ -5834,7 +5970,7 @@
                   <pic:spPr>
                     <a:xfrm>
                       <a:off x="0" y="0"/>
-                      <a:ext cx="5394960" cy="5511064"/>
+                      <a:ext cx="5394960" cy="6122544"/>
                     </a:xfrm>
                     <a:prstGeom prst="rect"/>
                   </pic:spPr>

--- a/specifications/TMFC002-ProductOrderCaptureAndValidation/Diagrams/TMFC002_Product_Order_Capture_Validation.docx
+++ b/specifications/TMFC002-ProductOrderCaptureAndValidation/Diagrams/TMFC002_Product_Order_Capture_Validation.docx
@@ -6316,7 +6316,7 @@
       <w:r>
         <w:drawing>
           <wp:inline xmlns:a="http://schemas.openxmlformats.org/drawingml/2006/main" xmlns:pic="http://schemas.openxmlformats.org/drawingml/2006/picture">
-            <wp:extent cx="5394960" cy="2367572"/>
+            <wp:extent cx="5394960" cy="2237207"/>
             <wp:docPr id="6" name="Picture 6"/>
             <wp:cNvGraphicFramePr>
               <a:graphicFrameLocks noChangeAspect="1"/>
@@ -6337,7 +6337,7 @@
                   <pic:spPr>
                     <a:xfrm>
                       <a:off x="0" y="0"/>
-                      <a:ext cx="5394960" cy="2367572"/>
+                      <a:ext cx="5394960" cy="2237207"/>
                     </a:xfrm>
                     <a:prstGeom prst="rect"/>
                   </pic:spPr>
@@ -6625,7 +6625,7 @@
       <w:r>
         <w:drawing>
           <wp:inline xmlns:a="http://schemas.openxmlformats.org/drawingml/2006/main" xmlns:pic="http://schemas.openxmlformats.org/drawingml/2006/picture">
-            <wp:extent cx="5394960" cy="1577264"/>
+            <wp:extent cx="5394960" cy="1721294"/>
             <wp:docPr id="7" name="Picture 7"/>
             <wp:cNvGraphicFramePr>
               <a:graphicFrameLocks noChangeAspect="1"/>
@@ -6646,7 +6646,7 @@
                   <pic:spPr>
                     <a:xfrm>
                       <a:off x="0" y="0"/>
-                      <a:ext cx="5394960" cy="1577264"/>
+                      <a:ext cx="5394960" cy="1721294"/>
                     </a:xfrm>
                     <a:prstGeom prst="rect"/>
                   </pic:spPr>

--- a/specifications/TMFC002-ProductOrderCaptureAndValidation/Diagrams/TMFC002_Product_Order_Capture_Validation.docx
+++ b/specifications/TMFC002-ProductOrderCaptureAndValidation/Diagrams/TMFC002_Product_Order_Capture_Validation.docx
@@ -155,6 +155,9 @@
         </w:tc>
       </w:tr>
       <w:tr>
+        <w:trPr>
+          <w:cantSplit/>
+        </w:trPr>
         <w:tc>
           <w:tcPr>
             <w:tcW w:type="dxa" w:w="2995"/>
@@ -358,6 +361,9 @@
         </w:tc>
       </w:tr>
       <w:tr>
+        <w:trPr>
+          <w:cantSplit/>
+        </w:trPr>
         <w:tc>
           <w:tcPr>
             <w:tcW w:type="dxa" w:w="1498"/>
@@ -404,6 +410,9 @@
         </w:tc>
       </w:tr>
       <w:tr>
+        <w:trPr>
+          <w:cantSplit/>
+        </w:trPr>
         <w:tc>
           <w:tcPr>
             <w:tcW w:type="dxa" w:w="1498"/>
@@ -450,6 +459,9 @@
         </w:tc>
       </w:tr>
       <w:tr>
+        <w:trPr>
+          <w:cantSplit/>
+        </w:trPr>
         <w:tc>
           <w:tcPr>
             <w:tcW w:type="dxa" w:w="1498"/>
@@ -496,6 +508,9 @@
         </w:tc>
       </w:tr>
       <w:tr>
+        <w:trPr>
+          <w:cantSplit/>
+        </w:trPr>
         <w:tc>
           <w:tcPr>
             <w:tcW w:type="dxa" w:w="1498"/>
@@ -542,6 +557,9 @@
         </w:tc>
       </w:tr>
       <w:tr>
+        <w:trPr>
+          <w:cantSplit/>
+        </w:trPr>
         <w:tc>
           <w:tcPr>
             <w:tcW w:type="dxa" w:w="1498"/>
@@ -629,7 +647,7 @@
         </w:trPr>
         <w:tc>
           <w:tcPr>
-            <w:tcW w:type="dxa" w:w="1872"/>
+            <w:tcW w:type="dxa" w:w="1966"/>
           </w:tcPr>
           <w:p>
             <w:r/>
@@ -657,7 +675,7 @@
         </w:tc>
         <w:tc>
           <w:tcPr>
-            <w:tcW w:type="dxa" w:w="2059"/>
+            <w:tcW w:type="dxa" w:w="1966"/>
           </w:tcPr>
           <w:p>
             <w:r/>
@@ -685,14 +703,17 @@
         </w:tc>
       </w:tr>
       <w:tr>
-        <w:tc>
-          <w:tcPr>
-            <w:tcW w:type="dxa" w:w="1872"/>
-          </w:tcPr>
-          <w:p>
-            <w:r/>
-            <w:r>
-              <w:t>Customer Product Order</w:t>
+        <w:trPr>
+          <w:cantSplit/>
+        </w:trPr>
+        <w:tc>
+          <w:tcPr>
+            <w:tcW w:type="dxa" w:w="1966"/>
+          </w:tcPr>
+          <w:p>
+            <w:r/>
+            <w:r>
+              <w:t>Customer Product Order ABE</w:t>
             </w:r>
           </w:p>
         </w:tc>
@@ -709,12 +730,12 @@
         </w:tc>
         <w:tc>
           <w:tcPr>
-            <w:tcW w:type="dxa" w:w="2059"/>
-          </w:tcPr>
-          <w:p>
-            <w:r/>
-            <w:r>
-              <w:t>SalesQuote</w:t>
+            <w:tcW w:type="dxa" w:w="1966"/>
+          </w:tcPr>
+          <w:p>
+            <w:r/>
+            <w:r>
+              <w:t>SalesQuote BE</w:t>
             </w:r>
           </w:p>
         </w:tc>
@@ -731,14 +752,17 @@
         </w:tc>
       </w:tr>
       <w:tr>
-        <w:tc>
-          <w:tcPr>
-            <w:tcW w:type="dxa" w:w="1872"/>
-          </w:tcPr>
-          <w:p>
-            <w:r/>
-            <w:r>
-              <w:t>Customer Product Order</w:t>
+        <w:trPr>
+          <w:cantSplit/>
+        </w:trPr>
+        <w:tc>
+          <w:tcPr>
+            <w:tcW w:type="dxa" w:w="1966"/>
+          </w:tcPr>
+          <w:p>
+            <w:r/>
+            <w:r>
+              <w:t>Customer Product Order ABE</w:t>
             </w:r>
           </w:p>
         </w:tc>
@@ -755,12 +779,12 @@
         </w:tc>
         <w:tc>
           <w:tcPr>
-            <w:tcW w:type="dxa" w:w="2059"/>
-          </w:tcPr>
-          <w:p>
-            <w:r/>
-            <w:r>
-              <w:t>ShoppingCart</w:t>
+            <w:tcW w:type="dxa" w:w="1966"/>
+          </w:tcPr>
+          <w:p>
+            <w:r/>
+            <w:r>
+              <w:t>ShoppingCart BE</w:t>
             </w:r>
           </w:p>
         </w:tc>
@@ -850,7 +874,7 @@
               <w:rPr>
                 <w:b/>
               </w:rPr>
-              <w:t>Aggregate Function Level 1</w:t>
+              <w:t>Aggregate Function L1</w:t>
             </w:r>
           </w:p>
         </w:tc>
@@ -864,7 +888,7 @@
               <w:rPr>
                 <w:b/>
               </w:rPr>
-              <w:t>Aggregate Function Level 2</w:t>
+              <w:t>Aggregate Function L2</w:t>
             </w:r>
           </w:p>
         </w:tc>
@@ -884,6 +908,9 @@
         </w:tc>
       </w:tr>
       <w:tr>
+        <w:trPr>
+          <w:cantSplit/>
+        </w:trPr>
         <w:tc>
           <w:tcPr>
             <w:tcW w:type="dxa" w:w="1123"/>
@@ -941,6 +968,9 @@
         </w:tc>
       </w:tr>
       <w:tr>
+        <w:trPr>
+          <w:cantSplit/>
+        </w:trPr>
         <w:tc>
           <w:tcPr>
             <w:tcW w:type="dxa" w:w="1123"/>
@@ -998,6 +1028,9 @@
         </w:tc>
       </w:tr>
       <w:tr>
+        <w:trPr>
+          <w:cantSplit/>
+        </w:trPr>
         <w:tc>
           <w:tcPr>
             <w:tcW w:type="dxa" w:w="1123"/>
@@ -1055,6 +1088,9 @@
         </w:tc>
       </w:tr>
       <w:tr>
+        <w:trPr>
+          <w:cantSplit/>
+        </w:trPr>
         <w:tc>
           <w:tcPr>
             <w:tcW w:type="dxa" w:w="1123"/>
@@ -1112,6 +1148,9 @@
         </w:tc>
       </w:tr>
       <w:tr>
+        <w:trPr>
+          <w:cantSplit/>
+        </w:trPr>
         <w:tc>
           <w:tcPr>
             <w:tcW w:type="dxa" w:w="1123"/>
@@ -1169,6 +1208,9 @@
         </w:tc>
       </w:tr>
       <w:tr>
+        <w:trPr>
+          <w:cantSplit/>
+        </w:trPr>
         <w:tc>
           <w:tcPr>
             <w:tcW w:type="dxa" w:w="1123"/>
@@ -1226,6 +1268,9 @@
         </w:tc>
       </w:tr>
       <w:tr>
+        <w:trPr>
+          <w:cantSplit/>
+        </w:trPr>
         <w:tc>
           <w:tcPr>
             <w:tcW w:type="dxa" w:w="1123"/>
@@ -1283,6 +1328,9 @@
         </w:tc>
       </w:tr>
       <w:tr>
+        <w:trPr>
+          <w:cantSplit/>
+        </w:trPr>
         <w:tc>
           <w:tcPr>
             <w:tcW w:type="dxa" w:w="1123"/>
@@ -1340,6 +1388,9 @@
         </w:tc>
       </w:tr>
       <w:tr>
+        <w:trPr>
+          <w:cantSplit/>
+        </w:trPr>
         <w:tc>
           <w:tcPr>
             <w:tcW w:type="dxa" w:w="1123"/>
@@ -1397,6 +1448,9 @@
         </w:tc>
       </w:tr>
       <w:tr>
+        <w:trPr>
+          <w:cantSplit/>
+        </w:trPr>
         <w:tc>
           <w:tcPr>
             <w:tcW w:type="dxa" w:w="1123"/>
@@ -1454,6 +1508,9 @@
         </w:tc>
       </w:tr>
       <w:tr>
+        <w:trPr>
+          <w:cantSplit/>
+        </w:trPr>
         <w:tc>
           <w:tcPr>
             <w:tcW w:type="dxa" w:w="1123"/>
@@ -1511,6 +1568,9 @@
         </w:tc>
       </w:tr>
       <w:tr>
+        <w:trPr>
+          <w:cantSplit/>
+        </w:trPr>
         <w:tc>
           <w:tcPr>
             <w:tcW w:type="dxa" w:w="1123"/>
@@ -1568,6 +1628,9 @@
         </w:tc>
       </w:tr>
       <w:tr>
+        <w:trPr>
+          <w:cantSplit/>
+        </w:trPr>
         <w:tc>
           <w:tcPr>
             <w:tcW w:type="dxa" w:w="1123"/>
@@ -1625,6 +1688,9 @@
         </w:tc>
       </w:tr>
       <w:tr>
+        <w:trPr>
+          <w:cantSplit/>
+        </w:trPr>
         <w:tc>
           <w:tcPr>
             <w:tcW w:type="dxa" w:w="1123"/>
@@ -1682,6 +1748,9 @@
         </w:tc>
       </w:tr>
       <w:tr>
+        <w:trPr>
+          <w:cantSplit/>
+        </w:trPr>
         <w:tc>
           <w:tcPr>
             <w:tcW w:type="dxa" w:w="1123"/>
@@ -1739,6 +1808,9 @@
         </w:tc>
       </w:tr>
       <w:tr>
+        <w:trPr>
+          <w:cantSplit/>
+        </w:trPr>
         <w:tc>
           <w:tcPr>
             <w:tcW w:type="dxa" w:w="1123"/>
@@ -1796,6 +1868,9 @@
         </w:tc>
       </w:tr>
       <w:tr>
+        <w:trPr>
+          <w:cantSplit/>
+        </w:trPr>
         <w:tc>
           <w:tcPr>
             <w:tcW w:type="dxa" w:w="1123"/>
@@ -1853,6 +1928,9 @@
         </w:tc>
       </w:tr>
       <w:tr>
+        <w:trPr>
+          <w:cantSplit/>
+        </w:trPr>
         <w:tc>
           <w:tcPr>
             <w:tcW w:type="dxa" w:w="1123"/>
@@ -1910,6 +1988,9 @@
         </w:tc>
       </w:tr>
       <w:tr>
+        <w:trPr>
+          <w:cantSplit/>
+        </w:trPr>
         <w:tc>
           <w:tcPr>
             <w:tcW w:type="dxa" w:w="1123"/>
@@ -1967,6 +2048,9 @@
         </w:tc>
       </w:tr>
       <w:tr>
+        <w:trPr>
+          <w:cantSplit/>
+        </w:trPr>
         <w:tc>
           <w:tcPr>
             <w:tcW w:type="dxa" w:w="1123"/>
@@ -2024,6 +2108,9 @@
         </w:tc>
       </w:tr>
       <w:tr>
+        <w:trPr>
+          <w:cantSplit/>
+        </w:trPr>
         <w:tc>
           <w:tcPr>
             <w:tcW w:type="dxa" w:w="1123"/>
@@ -2081,6 +2168,9 @@
         </w:tc>
       </w:tr>
       <w:tr>
+        <w:trPr>
+          <w:cantSplit/>
+        </w:trPr>
         <w:tc>
           <w:tcPr>
             <w:tcW w:type="dxa" w:w="1123"/>
@@ -2138,6 +2228,9 @@
         </w:tc>
       </w:tr>
       <w:tr>
+        <w:trPr>
+          <w:cantSplit/>
+        </w:trPr>
         <w:tc>
           <w:tcPr>
             <w:tcW w:type="dxa" w:w="1123"/>
@@ -2195,6 +2288,9 @@
         </w:tc>
       </w:tr>
       <w:tr>
+        <w:trPr>
+          <w:cantSplit/>
+        </w:trPr>
         <w:tc>
           <w:tcPr>
             <w:tcW w:type="dxa" w:w="1123"/>
@@ -2252,6 +2348,9 @@
         </w:tc>
       </w:tr>
       <w:tr>
+        <w:trPr>
+          <w:cantSplit/>
+        </w:trPr>
         <w:tc>
           <w:tcPr>
             <w:tcW w:type="dxa" w:w="1123"/>
@@ -2514,6 +2613,9 @@
         </w:tc>
       </w:tr>
       <w:tr>
+        <w:trPr>
+          <w:cantSplit/>
+        </w:trPr>
         <w:tc>
           <w:tcPr>
             <w:tcW w:type="dxa" w:w="1030"/>
@@ -2582,6 +2684,9 @@
         </w:tc>
       </w:tr>
       <w:tr>
+        <w:trPr>
+          <w:cantSplit/>
+        </w:trPr>
         <w:tc>
           <w:tcPr>
             <w:tcW w:type="dxa" w:w="1030"/>
@@ -2650,6 +2755,9 @@
         </w:tc>
       </w:tr>
       <w:tr>
+        <w:trPr>
+          <w:cantSplit/>
+        </w:trPr>
         <w:tc>
           <w:tcPr>
             <w:tcW w:type="dxa" w:w="1030"/>
@@ -2718,6 +2826,9 @@
         </w:tc>
       </w:tr>
       <w:tr>
+        <w:trPr>
+          <w:cantSplit/>
+        </w:trPr>
         <w:tc>
           <w:tcPr>
             <w:tcW w:type="dxa" w:w="1030"/>
@@ -2786,6 +2897,9 @@
         </w:tc>
       </w:tr>
       <w:tr>
+        <w:trPr>
+          <w:cantSplit/>
+        </w:trPr>
         <w:tc>
           <w:tcPr>
             <w:tcW w:type="dxa" w:w="1030"/>
@@ -3020,6 +3134,9 @@
         </w:tc>
       </w:tr>
       <w:tr>
+        <w:trPr>
+          <w:cantSplit/>
+        </w:trPr>
         <w:tc>
           <w:tcPr>
             <w:tcW w:type="dxa" w:w="936"/>
@@ -3088,6 +3205,9 @@
         </w:tc>
       </w:tr>
       <w:tr>
+        <w:trPr>
+          <w:cantSplit/>
+        </w:trPr>
         <w:tc>
           <w:tcPr>
             <w:tcW w:type="dxa" w:w="936"/>
@@ -3156,6 +3276,9 @@
         </w:tc>
       </w:tr>
       <w:tr>
+        <w:trPr>
+          <w:cantSplit/>
+        </w:trPr>
         <w:tc>
           <w:tcPr>
             <w:tcW w:type="dxa" w:w="936"/>
@@ -3224,6 +3347,9 @@
         </w:tc>
       </w:tr>
       <w:tr>
+        <w:trPr>
+          <w:cantSplit/>
+        </w:trPr>
         <w:tc>
           <w:tcPr>
             <w:tcW w:type="dxa" w:w="936"/>
@@ -3292,6 +3418,9 @@
         </w:tc>
       </w:tr>
       <w:tr>
+        <w:trPr>
+          <w:cantSplit/>
+        </w:trPr>
         <w:tc>
           <w:tcPr>
             <w:tcW w:type="dxa" w:w="936"/>
@@ -3360,6 +3489,9 @@
         </w:tc>
       </w:tr>
       <w:tr>
+        <w:trPr>
+          <w:cantSplit/>
+        </w:trPr>
         <w:tc>
           <w:tcPr>
             <w:tcW w:type="dxa" w:w="936"/>
@@ -3428,6 +3560,9 @@
         </w:tc>
       </w:tr>
       <w:tr>
+        <w:trPr>
+          <w:cantSplit/>
+        </w:trPr>
         <w:tc>
           <w:tcPr>
             <w:tcW w:type="dxa" w:w="936"/>
@@ -3496,6 +3631,9 @@
         </w:tc>
       </w:tr>
       <w:tr>
+        <w:trPr>
+          <w:cantSplit/>
+        </w:trPr>
         <w:tc>
           <w:tcPr>
             <w:tcW w:type="dxa" w:w="936"/>
@@ -3564,6 +3702,9 @@
         </w:tc>
       </w:tr>
       <w:tr>
+        <w:trPr>
+          <w:cantSplit/>
+        </w:trPr>
         <w:tc>
           <w:tcPr>
             <w:tcW w:type="dxa" w:w="936"/>
@@ -3632,6 +3773,9 @@
         </w:tc>
       </w:tr>
       <w:tr>
+        <w:trPr>
+          <w:cantSplit/>
+        </w:trPr>
         <w:tc>
           <w:tcPr>
             <w:tcW w:type="dxa" w:w="936"/>
@@ -3700,6 +3844,9 @@
         </w:tc>
       </w:tr>
       <w:tr>
+        <w:trPr>
+          <w:cantSplit/>
+        </w:trPr>
         <w:tc>
           <w:tcPr>
             <w:tcW w:type="dxa" w:w="936"/>
@@ -3768,6 +3915,9 @@
         </w:tc>
       </w:tr>
       <w:tr>
+        <w:trPr>
+          <w:cantSplit/>
+        </w:trPr>
         <w:tc>
           <w:tcPr>
             <w:tcW w:type="dxa" w:w="936"/>
@@ -3836,6 +3986,9 @@
         </w:tc>
       </w:tr>
       <w:tr>
+        <w:trPr>
+          <w:cantSplit/>
+        </w:trPr>
         <w:tc>
           <w:tcPr>
             <w:tcW w:type="dxa" w:w="936"/>
@@ -3904,6 +4057,9 @@
         </w:tc>
       </w:tr>
       <w:tr>
+        <w:trPr>
+          <w:cantSplit/>
+        </w:trPr>
         <w:tc>
           <w:tcPr>
             <w:tcW w:type="dxa" w:w="936"/>
@@ -3972,6 +4128,9 @@
         </w:tc>
       </w:tr>
       <w:tr>
+        <w:trPr>
+          <w:cantSplit/>
+        </w:trPr>
         <w:tc>
           <w:tcPr>
             <w:tcW w:type="dxa" w:w="936"/>
@@ -4040,6 +4199,9 @@
         </w:tc>
       </w:tr>
       <w:tr>
+        <w:trPr>
+          <w:cantSplit/>
+        </w:trPr>
         <w:tc>
           <w:tcPr>
             <w:tcW w:type="dxa" w:w="936"/>
@@ -4108,6 +4270,9 @@
         </w:tc>
       </w:tr>
       <w:tr>
+        <w:trPr>
+          <w:cantSplit/>
+        </w:trPr>
         <w:tc>
           <w:tcPr>
             <w:tcW w:type="dxa" w:w="936"/>
@@ -4176,6 +4341,9 @@
         </w:tc>
       </w:tr>
       <w:tr>
+        <w:trPr>
+          <w:cantSplit/>
+        </w:trPr>
         <w:tc>
           <w:tcPr>
             <w:tcW w:type="dxa" w:w="936"/>
@@ -4244,6 +4412,9 @@
         </w:tc>
       </w:tr>
       <w:tr>
+        <w:trPr>
+          <w:cantSplit/>
+        </w:trPr>
         <w:tc>
           <w:tcPr>
             <w:tcW w:type="dxa" w:w="936"/>
@@ -4312,6 +4483,9 @@
         </w:tc>
       </w:tr>
       <w:tr>
+        <w:trPr>
+          <w:cantSplit/>
+        </w:trPr>
         <w:tc>
           <w:tcPr>
             <w:tcW w:type="dxa" w:w="936"/>
@@ -4380,6 +4554,9 @@
         </w:tc>
       </w:tr>
       <w:tr>
+        <w:trPr>
+          <w:cantSplit/>
+        </w:trPr>
         <w:tc>
           <w:tcPr>
             <w:tcW w:type="dxa" w:w="936"/>
@@ -4448,6 +4625,9 @@
         </w:tc>
       </w:tr>
       <w:tr>
+        <w:trPr>
+          <w:cantSplit/>
+        </w:trPr>
         <w:tc>
           <w:tcPr>
             <w:tcW w:type="dxa" w:w="936"/>
@@ -4516,6 +4696,9 @@
         </w:tc>
       </w:tr>
       <w:tr>
+        <w:trPr>
+          <w:cantSplit/>
+        </w:trPr>
         <w:tc>
           <w:tcPr>
             <w:tcW w:type="dxa" w:w="936"/>
@@ -4584,6 +4767,9 @@
         </w:tc>
       </w:tr>
       <w:tr>
+        <w:trPr>
+          <w:cantSplit/>
+        </w:trPr>
         <w:tc>
           <w:tcPr>
             <w:tcW w:type="dxa" w:w="936"/>
@@ -4652,6 +4838,9 @@
         </w:tc>
       </w:tr>
       <w:tr>
+        <w:trPr>
+          <w:cantSplit/>
+        </w:trPr>
         <w:tc>
           <w:tcPr>
             <w:tcW w:type="dxa" w:w="936"/>
@@ -4720,6 +4909,9 @@
         </w:tc>
       </w:tr>
       <w:tr>
+        <w:trPr>
+          <w:cantSplit/>
+        </w:trPr>
         <w:tc>
           <w:tcPr>
             <w:tcW w:type="dxa" w:w="936"/>
@@ -4788,6 +4980,9 @@
         </w:tc>
       </w:tr>
       <w:tr>
+        <w:trPr>
+          <w:cantSplit/>
+        </w:trPr>
         <w:tc>
           <w:tcPr>
             <w:tcW w:type="dxa" w:w="936"/>
@@ -4856,6 +5051,9 @@
         </w:tc>
       </w:tr>
       <w:tr>
+        <w:trPr>
+          <w:cantSplit/>
+        </w:trPr>
         <w:tc>
           <w:tcPr>
             <w:tcW w:type="dxa" w:w="936"/>
@@ -4924,6 +5122,9 @@
         </w:tc>
       </w:tr>
       <w:tr>
+        <w:trPr>
+          <w:cantSplit/>
+        </w:trPr>
         <w:tc>
           <w:tcPr>
             <w:tcW w:type="dxa" w:w="936"/>
@@ -4992,6 +5193,9 @@
         </w:tc>
       </w:tr>
       <w:tr>
+        <w:trPr>
+          <w:cantSplit/>
+        </w:trPr>
         <w:tc>
           <w:tcPr>
             <w:tcW w:type="dxa" w:w="936"/>
@@ -5060,6 +5264,9 @@
         </w:tc>
       </w:tr>
       <w:tr>
+        <w:trPr>
+          <w:cantSplit/>
+        </w:trPr>
         <w:tc>
           <w:tcPr>
             <w:tcW w:type="dxa" w:w="936"/>
@@ -5128,6 +5335,9 @@
         </w:tc>
       </w:tr>
       <w:tr>
+        <w:trPr>
+          <w:cantSplit/>
+        </w:trPr>
         <w:tc>
           <w:tcPr>
             <w:tcW w:type="dxa" w:w="936"/>
@@ -5196,6 +5406,9 @@
         </w:tc>
       </w:tr>
       <w:tr>
+        <w:trPr>
+          <w:cantSplit/>
+        </w:trPr>
         <w:tc>
           <w:tcPr>
             <w:tcW w:type="dxa" w:w="936"/>
@@ -5264,6 +5477,9 @@
         </w:tc>
       </w:tr>
       <w:tr>
+        <w:trPr>
+          <w:cantSplit/>
+        </w:trPr>
         <w:tc>
           <w:tcPr>
             <w:tcW w:type="dxa" w:w="936"/>
@@ -5332,6 +5548,9 @@
         </w:tc>
       </w:tr>
       <w:tr>
+        <w:trPr>
+          <w:cantSplit/>
+        </w:trPr>
         <w:tc>
           <w:tcPr>
             <w:tcW w:type="dxa" w:w="936"/>
@@ -5400,6 +5619,9 @@
         </w:tc>
       </w:tr>
       <w:tr>
+        <w:trPr>
+          <w:cantSplit/>
+        </w:trPr>
         <w:tc>
           <w:tcPr>
             <w:tcW w:type="dxa" w:w="936"/>
@@ -5468,6 +5690,9 @@
         </w:tc>
       </w:tr>
       <w:tr>
+        <w:trPr>
+          <w:cantSplit/>
+        </w:trPr>
         <w:tc>
           <w:tcPr>
             <w:tcW w:type="dxa" w:w="936"/>
@@ -5536,6 +5761,9 @@
         </w:tc>
       </w:tr>
       <w:tr>
+        <w:trPr>
+          <w:cantSplit/>
+        </w:trPr>
         <w:tc>
           <w:tcPr>
             <w:tcW w:type="dxa" w:w="936"/>
@@ -5604,6 +5832,9 @@
         </w:tc>
       </w:tr>
       <w:tr>
+        <w:trPr>
+          <w:cantSplit/>
+        </w:trPr>
         <w:tc>
           <w:tcPr>
             <w:tcW w:type="dxa" w:w="936"/>
@@ -5672,6 +5903,9 @@
         </w:tc>
       </w:tr>
       <w:tr>
+        <w:trPr>
+          <w:cantSplit/>
+        </w:trPr>
         <w:tc>
           <w:tcPr>
             <w:tcW w:type="dxa" w:w="936"/>
@@ -5740,6 +5974,9 @@
         </w:tc>
       </w:tr>
       <w:tr>
+        <w:trPr>
+          <w:cantSplit/>
+        </w:trPr>
         <w:tc>
           <w:tcPr>
             <w:tcW w:type="dxa" w:w="936"/>
@@ -5808,6 +6045,9 @@
         </w:tc>
       </w:tr>
       <w:tr>
+        <w:trPr>
+          <w:cantSplit/>
+        </w:trPr>
         <w:tc>
           <w:tcPr>
             <w:tcW w:type="dxa" w:w="936"/>
@@ -5876,6 +6116,9 @@
         </w:tc>
       </w:tr>
       <w:tr>
+        <w:trPr>
+          <w:cantSplit/>
+        </w:trPr>
         <w:tc>
           <w:tcPr>
             <w:tcW w:type="dxa" w:w="936"/>
@@ -6122,6 +6365,9 @@
         </w:tc>
       </w:tr>
       <w:tr>
+        <w:trPr>
+          <w:cantSplit/>
+        </w:trPr>
         <w:tc>
           <w:tcPr>
             <w:tcW w:type="dxa" w:w="1310"/>
@@ -6181,6 +6427,9 @@
         </w:tc>
       </w:tr>
       <w:tr>
+        <w:trPr>
+          <w:cantSplit/>
+        </w:trPr>
         <w:tc>
           <w:tcPr>
             <w:tcW w:type="dxa" w:w="1310"/>
@@ -6228,6 +6477,9 @@
         </w:tc>
       </w:tr>
       <w:tr>
+        <w:trPr>
+          <w:cantSplit/>
+        </w:trPr>
         <w:tc>
           <w:tcPr>
             <w:tcW w:type="dxa" w:w="1310"/>
@@ -6432,6 +6684,9 @@
         </w:tc>
       </w:tr>
       <w:tr>
+        <w:trPr>
+          <w:cantSplit/>
+        </w:trPr>
         <w:tc>
           <w:tcPr>
             <w:tcW w:type="dxa" w:w="1217"/>
@@ -6467,6 +6722,9 @@
         </w:tc>
       </w:tr>
       <w:tr>
+        <w:trPr>
+          <w:cantSplit/>
+        </w:trPr>
         <w:tc>
           <w:tcPr>
             <w:tcW w:type="dxa" w:w="1217"/>
@@ -6502,6 +6760,9 @@
         </w:tc>
       </w:tr>
       <w:tr>
+        <w:trPr>
+          <w:cantSplit/>
+        </w:trPr>
         <w:tc>
           <w:tcPr>
             <w:tcW w:type="dxa" w:w="1217"/>
@@ -6543,6 +6804,9 @@
         </w:tc>
       </w:tr>
       <w:tr>
+        <w:trPr>
+          <w:cantSplit/>
+        </w:trPr>
         <w:tc>
           <w:tcPr>
             <w:tcW w:type="dxa" w:w="1217"/>
@@ -6747,6 +7011,9 @@
         </w:tc>
       </w:tr>
       <w:tr>
+        <w:trPr>
+          <w:cantSplit/>
+        </w:trPr>
         <w:tc>
           <w:tcPr>
             <w:tcW w:type="dxa" w:w="5990"/>
@@ -6771,6 +7038,9 @@
         </w:tc>
       </w:tr>
       <w:tr>
+        <w:trPr>
+          <w:cantSplit/>
+        </w:trPr>
         <w:tc>
           <w:tcPr>
             <w:tcW w:type="dxa" w:w="5990"/>
@@ -6795,6 +7065,9 @@
         </w:tc>
       </w:tr>
       <w:tr>
+        <w:trPr>
+          <w:cantSplit/>
+        </w:trPr>
         <w:tc>
           <w:tcPr>
             <w:tcW w:type="dxa" w:w="5990"/>
@@ -7058,6 +7331,9 @@
         </w:tc>
       </w:tr>
       <w:tr>
+        <w:trPr>
+          <w:cantSplit/>
+        </w:trPr>
         <w:tc>
           <w:tcPr>
             <w:tcW w:type="dxa" w:w="1591"/>
@@ -7104,6 +7380,9 @@
         </w:tc>
       </w:tr>
       <w:tr>
+        <w:trPr>
+          <w:cantSplit/>
+        </w:trPr>
         <w:tc>
           <w:tcPr>
             <w:tcW w:type="dxa" w:w="1591"/>
@@ -7150,6 +7429,9 @@
         </w:tc>
       </w:tr>
       <w:tr>
+        <w:trPr>
+          <w:cantSplit/>
+        </w:trPr>
         <w:tc>
           <w:tcPr>
             <w:tcW w:type="dxa" w:w="1591"/>
@@ -7196,6 +7478,9 @@
         </w:tc>
       </w:tr>
       <w:tr>
+        <w:trPr>
+          <w:cantSplit/>
+        </w:trPr>
         <w:tc>
           <w:tcPr>
             <w:tcW w:type="dxa" w:w="1591"/>
@@ -7242,6 +7527,9 @@
         </w:tc>
       </w:tr>
       <w:tr>
+        <w:trPr>
+          <w:cantSplit/>
+        </w:trPr>
         <w:tc>
           <w:tcPr>
             <w:tcW w:type="dxa" w:w="1591"/>
@@ -7288,6 +7576,9 @@
         </w:tc>
       </w:tr>
       <w:tr>
+        <w:trPr>
+          <w:cantSplit/>
+        </w:trPr>
         <w:tc>
           <w:tcPr>
             <w:tcW w:type="dxa" w:w="1591"/>
@@ -7334,6 +7625,9 @@
         </w:tc>
       </w:tr>
       <w:tr>
+        <w:trPr>
+          <w:cantSplit/>
+        </w:trPr>
         <w:tc>
           <w:tcPr>
             <w:tcW w:type="dxa" w:w="1591"/>
@@ -7472,6 +7766,9 @@
         </w:tc>
       </w:tr>
       <w:tr>
+        <w:trPr>
+          <w:cantSplit/>
+        </w:trPr>
         <w:tc>
           <w:tcPr>
             <w:tcW w:type="dxa" w:w="1778"/>
@@ -7518,6 +7815,9 @@
         </w:tc>
       </w:tr>
       <w:tr>
+        <w:trPr>
+          <w:cantSplit/>
+        </w:trPr>
         <w:tc>
           <w:tcPr>
             <w:tcW w:type="dxa" w:w="1778"/>
@@ -7564,6 +7864,9 @@
         </w:tc>
       </w:tr>
       <w:tr>
+        <w:trPr>
+          <w:cantSplit/>
+        </w:trPr>
         <w:tc>
           <w:tcPr>
             <w:tcW w:type="dxa" w:w="1778"/>
@@ -7610,6 +7913,9 @@
         </w:tc>
       </w:tr>
       <w:tr>
+        <w:trPr>
+          <w:cantSplit/>
+        </w:trPr>
         <w:tc>
           <w:tcPr>
             <w:tcW w:type="dxa" w:w="1778"/>
@@ -7656,6 +7962,9 @@
         </w:tc>
       </w:tr>
       <w:tr>
+        <w:trPr>
+          <w:cantSplit/>
+        </w:trPr>
         <w:tc>
           <w:tcPr>
             <w:tcW w:type="dxa" w:w="1778"/>
@@ -7702,6 +8011,9 @@
         </w:tc>
       </w:tr>
       <w:tr>
+        <w:trPr>
+          <w:cantSplit/>
+        </w:trPr>
         <w:tc>
           <w:tcPr>
             <w:tcW w:type="dxa" w:w="1778"/>
@@ -7748,6 +8060,9 @@
         </w:tc>
       </w:tr>
       <w:tr>
+        <w:trPr>
+          <w:cantSplit/>
+        </w:trPr>
         <w:tc>
           <w:tcPr>
             <w:tcW w:type="dxa" w:w="1778"/>
@@ -7794,6 +8109,9 @@
         </w:tc>
       </w:tr>
       <w:tr>
+        <w:trPr>
+          <w:cantSplit/>
+        </w:trPr>
         <w:tc>
           <w:tcPr>
             <w:tcW w:type="dxa" w:w="1778"/>
@@ -7840,6 +8158,9 @@
         </w:tc>
       </w:tr>
       <w:tr>
+        <w:trPr>
+          <w:cantSplit/>
+        </w:trPr>
         <w:tc>
           <w:tcPr>
             <w:tcW w:type="dxa" w:w="1778"/>
@@ -7963,6 +8284,9 @@
         </w:tc>
       </w:tr>
       <w:tr>
+        <w:trPr>
+          <w:cantSplit/>
+        </w:trPr>
         <w:tc>
           <w:tcPr>
             <w:tcW w:type="dxa" w:w="4118"/>
@@ -7998,6 +8322,9 @@
         </w:tc>
       </w:tr>
       <w:tr>
+        <w:trPr>
+          <w:cantSplit/>
+        </w:trPr>
         <w:tc>
           <w:tcPr>
             <w:tcW w:type="dxa" w:w="4118"/>
@@ -8033,6 +8360,9 @@
         </w:tc>
       </w:tr>
       <w:tr>
+        <w:trPr>
+          <w:cantSplit/>
+        </w:trPr>
         <w:tc>
           <w:tcPr>
             <w:tcW w:type="dxa" w:w="4118"/>
@@ -8068,6 +8398,9 @@
         </w:tc>
       </w:tr>
       <w:tr>
+        <w:trPr>
+          <w:cantSplit/>
+        </w:trPr>
         <w:tc>
           <w:tcPr>
             <w:tcW w:type="dxa" w:w="4118"/>
@@ -8103,6 +8436,9 @@
         </w:tc>
       </w:tr>
       <w:tr>
+        <w:trPr>
+          <w:cantSplit/>
+        </w:trPr>
         <w:tc>
           <w:tcPr>
             <w:tcW w:type="dxa" w:w="4118"/>
@@ -8138,6 +8474,9 @@
         </w:tc>
       </w:tr>
       <w:tr>
+        <w:trPr>
+          <w:cantSplit/>
+        </w:trPr>
         <w:tc>
           <w:tcPr>
             <w:tcW w:type="dxa" w:w="4118"/>
@@ -8173,6 +8512,9 @@
         </w:tc>
       </w:tr>
       <w:tr>
+        <w:trPr>
+          <w:cantSplit/>
+        </w:trPr>
         <w:tc>
           <w:tcPr>
             <w:tcW w:type="dxa" w:w="4118"/>
@@ -8208,6 +8550,9 @@
         </w:tc>
       </w:tr>
       <w:tr>
+        <w:trPr>
+          <w:cantSplit/>
+        </w:trPr>
         <w:tc>
           <w:tcPr>
             <w:tcW w:type="dxa" w:w="4118"/>
@@ -8243,6 +8588,9 @@
         </w:tc>
       </w:tr>
       <w:tr>
+        <w:trPr>
+          <w:cantSplit/>
+        </w:trPr>
         <w:tc>
           <w:tcPr>
             <w:tcW w:type="dxa" w:w="4118"/>
@@ -8278,6 +8626,9 @@
         </w:tc>
       </w:tr>
       <w:tr>
+        <w:trPr>
+          <w:cantSplit/>
+        </w:trPr>
         <w:tc>
           <w:tcPr>
             <w:tcW w:type="dxa" w:w="4118"/>
@@ -8313,6 +8664,9 @@
         </w:tc>
       </w:tr>
       <w:tr>
+        <w:trPr>
+          <w:cantSplit/>
+        </w:trPr>
         <w:tc>
           <w:tcPr>
             <w:tcW w:type="dxa" w:w="4118"/>
@@ -8348,6 +8702,9 @@
         </w:tc>
       </w:tr>
       <w:tr>
+        <w:trPr>
+          <w:cantSplit/>
+        </w:trPr>
         <w:tc>
           <w:tcPr>
             <w:tcW w:type="dxa" w:w="4118"/>
@@ -8383,6 +8740,9 @@
         </w:tc>
       </w:tr>
       <w:tr>
+        <w:trPr>
+          <w:cantSplit/>
+        </w:trPr>
         <w:tc>
           <w:tcPr>
             <w:tcW w:type="dxa" w:w="4118"/>
@@ -8418,6 +8778,9 @@
         </w:tc>
       </w:tr>
       <w:tr>
+        <w:trPr>
+          <w:cantSplit/>
+        </w:trPr>
         <w:tc>
           <w:tcPr>
             <w:tcW w:type="dxa" w:w="4118"/>
